--- a/Plantilla_Trabajo_Final_Ciclo.docx
+++ b/Plantilla_Trabajo_Final_Ciclo.docx
@@ -1,6 +1,6 @@
 
 <file path=word/document.xml><?xml version="1.0" encoding="utf-8"?>
-<w:document xmlns:wpc="http://schemas.microsoft.com/office/word/2010/wordprocessingCanvas" xmlns:cx="http://schemas.microsoft.com/office/drawing/2014/chartex" xmlns:cx1="http://schemas.microsoft.com/office/drawing/2015/9/8/chartex" xmlns:cx2="http://schemas.microsoft.com/office/drawing/2015/10/21/chartex" xmlns:cx3="http://schemas.microsoft.com/office/drawing/2016/5/9/chartex" xmlns:cx4="http://schemas.microsoft.com/office/drawing/2016/5/10/chartex" xmlns:cx5="http://schemas.microsoft.com/office/drawing/2016/5/11/chartex" xmlns:cx6="http://schemas.microsoft.com/office/drawing/2016/5/12/chartex" xmlns:cx7="http://schemas.microsoft.com/office/drawing/2016/5/13/chartex" xmlns:cx8="http://schemas.microsoft.com/office/drawing/2016/5/14/chartex" xmlns:mc="http://schemas.openxmlformats.org/markup-compatibility/2006" xmlns:aink="http://schemas.microsoft.com/office/drawing/2016/ink" xmlns:am3d="http://schemas.microsoft.com/office/drawing/2017/model3d" xmlns:o="urn:schemas-microsoft-com:office:office" xmlns:oel="http://schemas.microsoft.com/office/2019/extlst" xmlns:r="http://schemas.openxmlformats.org/officeDocument/2006/relationships" xmlns:m="http://schemas.openxmlformats.org/officeDocument/2006/math" xmlns:v="urn:schemas-microsoft-com:vml" xmlns:wp14="http://schemas.microsoft.com/office/word/2010/wordprocessingDrawing" xmlns:wp="http://schemas.openxmlformats.org/drawingml/2006/wordprocessingDrawing" xmlns:w10="urn:schemas-microsoft-com:office:word" xmlns:w="http://schemas.openxmlformats.org/wordprocessingml/2006/main" xmlns:w14="http://schemas.microsoft.com/office/word/2010/wordml" xmlns:w15="http://schemas.microsoft.com/office/word/2012/wordml" xmlns:w16cex="http://schemas.microsoft.com/office/word/2018/wordml/cex" xmlns:w16cid="http://schemas.microsoft.com/office/word/2016/wordml/cid" xmlns:w16="http://schemas.microsoft.com/office/word/2018/wordml" xmlns:w16du="http://schemas.microsoft.com/office/word/2023/wordml/word16du" xmlns:w16sdtdh="http://schemas.microsoft.com/office/word/2020/wordml/sdtdatahash" xmlns:w16sdtfl="http://schemas.microsoft.com/office/word/2024/wordml/sdtformatlock" xmlns:w16se="http://schemas.microsoft.com/office/word/2015/wordml/symex" xmlns:wpg="http://schemas.microsoft.com/office/word/2010/wordprocessingGroup" xmlns:wpi="http://schemas.microsoft.com/office/word/2010/wordprocessingInk" xmlns:wne="http://schemas.microsoft.com/office/word/2006/wordml" xmlns:wps="http://schemas.microsoft.com/office/word/2010/wordprocessingShape" mc:Ignorable="w14 w15 w16se w16cid w16 w16cex w16sdtdh w16sdtfl w16du wp14">
+<w:document xmlns:wpc="http://schemas.microsoft.com/office/word/2010/wordprocessingCanvas" xmlns:cx="http://schemas.microsoft.com/office/drawing/2014/chartex" xmlns:mc="http://schemas.openxmlformats.org/markup-compatibility/2006" xmlns:o="urn:schemas-microsoft-com:office:office" xmlns:r="http://schemas.openxmlformats.org/officeDocument/2006/relationships" xmlns:m="http://schemas.openxmlformats.org/officeDocument/2006/math" xmlns:v="urn:schemas-microsoft-com:vml" xmlns:wp14="http://schemas.microsoft.com/office/word/2010/wordprocessingDrawing" xmlns:wp="http://schemas.openxmlformats.org/drawingml/2006/wordprocessingDrawing" xmlns:w10="urn:schemas-microsoft-com:office:word" xmlns:w="http://schemas.openxmlformats.org/wordprocessingml/2006/main" xmlns:w14="http://schemas.microsoft.com/office/word/2010/wordml" xmlns:w15="http://schemas.microsoft.com/office/word/2012/wordml" xmlns:w16se="http://schemas.microsoft.com/office/word/2015/wordml/symex" xmlns:wpg="http://schemas.microsoft.com/office/word/2010/wordprocessingGroup" xmlns:wpi="http://schemas.microsoft.com/office/word/2010/wordprocessingInk" xmlns:wne="http://schemas.microsoft.com/office/word/2006/wordml" xmlns:wps="http://schemas.microsoft.com/office/word/2010/wordprocessingShape" mc:Ignorable="w14 w15 w16se wp14">
   <w:body>
     <w:p/>
     <w:p/>
@@ -145,21 +145,7 @@
           <w:sz w:val="36"/>
           <w:szCs w:val="36"/>
         </w:rPr>
-        <w:t xml:space="preserve">TÍTULO DEL </w:t>
-      </w:r>
-      <w:r>
-        <w:rPr>
-          <w:sz w:val="36"/>
-          <w:szCs w:val="36"/>
-        </w:rPr>
-        <w:t>PROYECTO</w:t>
-      </w:r>
-      <w:r>
-        <w:rPr>
-          <w:sz w:val="36"/>
-          <w:szCs w:val="36"/>
-        </w:rPr>
-        <w:t xml:space="preserve"> REALIZADO</w:t>
+        <w:t>Proyecto HogwartsWeb</w:t>
       </w:r>
     </w:p>
     <w:p>
@@ -220,7 +206,7 @@
           <w:sz w:val="28"/>
           <w:szCs w:val="28"/>
         </w:rPr>
-        <w:t>Nombre y apellidos del autor</w:t>
+        <w:t>Carlos Chacón Cazallas</w:t>
       </w:r>
     </w:p>
     <w:p>
@@ -255,39 +241,7 @@
           <w:sz w:val="28"/>
           <w:szCs w:val="28"/>
         </w:rPr>
-        <w:t>Nombre y Apellidos del tutor</w:t>
-      </w:r>
-    </w:p>
-    <w:p>
-      <w:pPr>
-        <w:jc w:val="center"/>
-        <w:rPr>
-          <w:sz w:val="28"/>
-          <w:szCs w:val="28"/>
-        </w:rPr>
-      </w:pPr>
-      <w:r>
-        <w:rPr>
-          <w:sz w:val="28"/>
-          <w:szCs w:val="28"/>
-        </w:rPr>
-        <w:t xml:space="preserve">     </w:t>
-      </w:r>
-    </w:p>
-    <w:p>
-      <w:pPr>
-        <w:jc w:val="right"/>
-        <w:rPr>
-          <w:sz w:val="28"/>
-          <w:szCs w:val="28"/>
-        </w:rPr>
-      </w:pPr>
-      <w:r>
-        <w:rPr>
-          <w:sz w:val="28"/>
-          <w:szCs w:val="28"/>
-        </w:rPr>
-        <w:t xml:space="preserve">     Año: </w:t>
+        <w:t>Jesús</w:t>
       </w:r>
       <w:r>
         <w:rPr>
@@ -296,7 +250,57 @@
           <w:sz w:val="28"/>
           <w:szCs w:val="28"/>
         </w:rPr>
-        <w:t>20XX</w:t>
+        <w:t xml:space="preserve"> Santiago</w:t>
+      </w:r>
+      <w:r>
+        <w:rPr>
+          <w:b/>
+          <w:bCs/>
+          <w:sz w:val="28"/>
+          <w:szCs w:val="28"/>
+        </w:rPr>
+        <w:t xml:space="preserve"> Rico</w:t>
+      </w:r>
+    </w:p>
+    <w:p>
+      <w:pPr>
+        <w:jc w:val="center"/>
+        <w:rPr>
+          <w:sz w:val="28"/>
+          <w:szCs w:val="28"/>
+        </w:rPr>
+      </w:pPr>
+      <w:r>
+        <w:rPr>
+          <w:sz w:val="28"/>
+          <w:szCs w:val="28"/>
+        </w:rPr>
+        <w:t xml:space="preserve">     </w:t>
+      </w:r>
+    </w:p>
+    <w:p>
+      <w:pPr>
+        <w:jc w:val="right"/>
+        <w:rPr>
+          <w:sz w:val="28"/>
+          <w:szCs w:val="28"/>
+        </w:rPr>
+      </w:pPr>
+      <w:r>
+        <w:rPr>
+          <w:sz w:val="28"/>
+          <w:szCs w:val="28"/>
+        </w:rPr>
+        <w:t xml:space="preserve">     Año: </w:t>
+      </w:r>
+      <w:r>
+        <w:rPr>
+          <w:b/>
+          <w:bCs/>
+          <w:sz w:val="28"/>
+          <w:szCs w:val="28"/>
+        </w:rPr>
+        <w:t>2026</w:t>
       </w:r>
     </w:p>
     <w:p>
@@ -932,29 +936,671 @@
         </w:sectPr>
       </w:pPr>
     </w:p>
-    <w:p>
-      <w:pPr>
-        <w:rPr>
+    <w:sdt>
+      <w:sdtPr>
+        <w:id w:val="1564682387"/>
+        <w:docPartObj>
+          <w:docPartGallery w:val="Table of Contents"/>
+          <w:docPartUnique/>
+        </w:docPartObj>
+      </w:sdtPr>
+      <w:sdtEndPr>
+        <w:rPr>
+          <w:rFonts w:asciiTheme="minorHAnsi" w:eastAsiaTheme="minorEastAsia" w:hAnsiTheme="minorHAnsi"/>
           <w:b/>
-          <w:sz w:val="28"/>
-          <w:szCs w:val="28"/>
-        </w:rPr>
-      </w:pPr>
-      <w:r>
-        <w:rPr>
-          <w:b/>
-          <w:sz w:val="28"/>
-          <w:szCs w:val="28"/>
-        </w:rPr>
-        <w:lastRenderedPageBreak/>
-        <w:t>ÍNDICE</w:t>
-      </w:r>
-    </w:p>
-    <w:p>
-      <w:pPr>
-        <w:spacing w:line="240" w:lineRule="auto"/>
-      </w:pPr>
-    </w:p>
+          <w:sz w:val="22"/>
+          <w:szCs w:val="22"/>
+          <w:lang w:val="es-ES"/>
+        </w:rPr>
+      </w:sdtEndPr>
+      <w:sdtContent>
+        <w:p>
+          <w:pPr>
+            <w:rPr>
+              <w:b/>
+              <w:sz w:val="28"/>
+              <w:szCs w:val="28"/>
+            </w:rPr>
+          </w:pPr>
+          <w:r>
+            <w:rPr>
+              <w:b/>
+              <w:sz w:val="28"/>
+              <w:szCs w:val="28"/>
+            </w:rPr>
+            <w:t>ÍNDICE</w:t>
+          </w:r>
+        </w:p>
+        <w:p>
+          <w:pPr>
+            <w:pStyle w:val="TDC1"/>
+          </w:pPr>
+          <w:r>
+            <w:t>Introducción</w:t>
+          </w:r>
+          <w:r>
+            <w:ptab w:relativeTo="margin" w:alignment="right" w:leader="dot"/>
+          </w:r>
+        </w:p>
+        <w:p>
+          <w:pPr>
+            <w:pStyle w:val="TDC2"/>
+            <w:ind w:left="216"/>
+          </w:pPr>
+          <w:r>
+            <w:t>Planteamiento del Problema</w:t>
+          </w:r>
+          <w:r>
+            <w:ptab w:relativeTo="margin" w:alignment="right" w:leader="dot"/>
+          </w:r>
+        </w:p>
+        <w:p>
+          <w:pPr>
+            <w:pStyle w:val="TDC3"/>
+            <w:ind w:left="446"/>
+          </w:pPr>
+          <w:r>
+            <w:t>Objetivos</w:t>
+          </w:r>
+          <w:r>
+            <w:ptab w:relativeTo="margin" w:alignment="right" w:leader="dot"/>
+          </w:r>
+        </w:p>
+        <w:p>
+          <w:pPr>
+            <w:pStyle w:val="TDC3"/>
+            <w:ind w:left="446"/>
+          </w:pPr>
+          <w:r>
+            <w:t>Metodología</w:t>
+          </w:r>
+          <w:r>
+            <w:ptab w:relativeTo="margin" w:alignment="right" w:leader="dot"/>
+          </w:r>
+        </w:p>
+        <w:p>
+          <w:pPr>
+            <w:pStyle w:val="TDC1"/>
+          </w:pPr>
+          <w:r>
+            <w:t>Descripción del Problema</w:t>
+          </w:r>
+          <w:r>
+            <w:ptab w:relativeTo="margin" w:alignment="right" w:leader="dot"/>
+          </w:r>
+        </w:p>
+        <w:p>
+          <w:pPr>
+            <w:pStyle w:val="TDC1"/>
+          </w:pPr>
+          <w:r>
+            <w:t>El Proyecto Software</w:t>
+          </w:r>
+          <w:r>
+            <w:ptab w:relativeTo="margin" w:alignment="right" w:leader="dot"/>
+          </w:r>
+        </w:p>
+        <w:p>
+          <w:pPr>
+            <w:pStyle w:val="TDC1"/>
+          </w:pPr>
+          <w:r>
+            <w:t>Solución</w:t>
+          </w:r>
+          <w:r>
+            <w:ptab w:relativeTo="margin" w:alignment="right" w:leader="dot"/>
+          </w:r>
+        </w:p>
+        <w:p>
+          <w:pPr>
+            <w:pStyle w:val="TDC1"/>
+          </w:pPr>
+          <w:r>
+            <w:t>Evaluación</w:t>
+          </w:r>
+          <w:r>
+            <w:ptab w:relativeTo="margin" w:alignment="right" w:leader="dot"/>
+          </w:r>
+        </w:p>
+        <w:p>
+          <w:pPr>
+            <w:pStyle w:val="TDC1"/>
+          </w:pPr>
+          <w:r>
+            <w:rPr>
+              <w:noProof/>
+              <w:sz w:val="28"/>
+              <w:szCs w:val="28"/>
+            </w:rPr>
+            <mc:AlternateContent>
+              <mc:Choice Requires="wps">
+                <w:drawing>
+                  <wp:anchor distT="0" distB="0" distL="114300" distR="114300" simplePos="0" relativeHeight="251661312" behindDoc="0" locked="0" layoutInCell="1" allowOverlap="1" wp14:anchorId="1F1C0C1C" wp14:editId="3C1D0D63">
+                    <wp:simplePos x="0" y="0"/>
+                    <wp:positionH relativeFrom="margin">
+                      <wp:align>right</wp:align>
+                    </wp:positionH>
+                    <wp:positionV relativeFrom="paragraph">
+                      <wp:posOffset>246034</wp:posOffset>
+                    </wp:positionV>
+                    <wp:extent cx="5680364" cy="4724400"/>
+                    <wp:effectExtent l="0" t="0" r="0" b="0"/>
+                    <wp:wrapNone/>
+                    <wp:docPr id="16" name="Cuadro de texto 16"/>
+                    <wp:cNvGraphicFramePr/>
+                    <a:graphic xmlns:a="http://schemas.openxmlformats.org/drawingml/2006/main">
+                      <a:graphicData uri="http://schemas.microsoft.com/office/word/2010/wordprocessingShape">
+                        <wps:wsp>
+                          <wps:cNvSpPr txBox="1"/>
+                          <wps:spPr>
+                            <a:xfrm>
+                              <a:off x="0" y="0"/>
+                              <a:ext cx="5680364" cy="4724400"/>
+                            </a:xfrm>
+                            <a:prstGeom prst="rect">
+                              <a:avLst/>
+                            </a:prstGeom>
+                            <a:noFill/>
+                            <a:ln w="6350">
+                              <a:noFill/>
+                            </a:ln>
+                          </wps:spPr>
+                          <wps:txbx>
+                            <w:txbxContent>
+                              <w:p>
+                                <w:pPr>
+                                  <w:rPr>
+                                    <w:b/>
+                                    <w:sz w:val="28"/>
+                                  </w:rPr>
+                                </w:pPr>
+                                <w:r>
+                                  <w:rPr>
+                                    <w:b/>
+                                    <w:sz w:val="28"/>
+                                  </w:rPr>
+                                  <w:t>Resumen:</w:t>
+                                </w:r>
+                              </w:p>
+                              <w:p>
+                                <w:pPr>
+                                  <w:jc w:val="both"/>
+                                  <w:rPr>
+                                    <w:rFonts w:asciiTheme="minorHAnsi" w:hAnsiTheme="minorHAnsi" w:cstheme="minorHAnsi"/>
+                                  </w:rPr>
+                                </w:pPr>
+                                <w:r>
+                                  <w:rPr>
+                                    <w:rFonts w:asciiTheme="minorHAnsi" w:hAnsiTheme="minorHAnsi" w:cstheme="minorHAnsi"/>
+                                  </w:rPr>
+                                  <w:t xml:space="preserve">Mi Proyecto para este Trabajo de Fin de Grado/Curso de mi ciclo formativo de Desarrollo de Aplicaciones Web, se trata de una Pagina web ambientada y desarrollada bajo la famosa saga de películas de Harry Potter, apodado </w:t>
+                                </w:r>
+                                <w:r>
+                                  <w:rPr>
+                                    <w:rFonts w:asciiTheme="minorHAnsi" w:hAnsiTheme="minorHAnsi" w:cstheme="minorHAnsi"/>
+                                  </w:rPr>
+                                  <w:t>como “HogwartsWeb” (Una web más guiada a lo personal, que a lo profesiona</w:t>
+                                </w:r>
+                                <w:r>
+                                  <w:rPr>
+                                    <w:rFonts w:asciiTheme="minorHAnsi" w:hAnsiTheme="minorHAnsi" w:cstheme="minorHAnsi"/>
+                                  </w:rPr>
+                                  <w:t xml:space="preserve">l). </w:t>
+                                </w:r>
+                              </w:p>
+                              <w:p>
+                                <w:pPr>
+                                  <w:jc w:val="both"/>
+                                  <w:rPr>
+                                    <w:rFonts w:asciiTheme="minorHAnsi" w:hAnsiTheme="minorHAnsi" w:cstheme="minorHAnsi"/>
+                                  </w:rPr>
+                                </w:pPr>
+                                <w:r>
+                                  <w:rPr>
+                                    <w:rFonts w:asciiTheme="minorHAnsi" w:hAnsiTheme="minorHAnsi" w:cstheme="minorHAnsi"/>
+                                  </w:rPr>
+                                  <w:t>Esta idea surge por la falta/carencia de páginas web con esta temática y tiene como objet</w:t>
+                                </w:r>
+                                <w:r>
+                                  <w:rPr>
+                                    <w:rFonts w:asciiTheme="minorHAnsi" w:hAnsiTheme="minorHAnsi" w:cstheme="minorHAnsi"/>
+                                  </w:rPr>
+                                  <w:t>ivo</w:t>
+                                </w:r>
+                                <w:r>
+                                  <w:rPr>
+                                    <w:rFonts w:asciiTheme="minorHAnsi" w:hAnsiTheme="minorHAnsi" w:cstheme="minorHAnsi"/>
+                                  </w:rPr>
+                                  <w:t xml:space="preserve"> </w:t>
+                                </w:r>
+                                <w:r>
+                                  <w:rPr>
+                                    <w:rFonts w:asciiTheme="minorHAnsi" w:hAnsiTheme="minorHAnsi" w:cstheme="minorHAnsi"/>
+                                  </w:rPr>
+                                  <w:t>ser una</w:t>
+                                </w:r>
+                                <w:r>
+                                  <w:rPr>
+                                    <w:rFonts w:asciiTheme="minorHAnsi" w:hAnsiTheme="minorHAnsi" w:cstheme="minorHAnsi"/>
+                                  </w:rPr>
+                                  <w:t xml:space="preserve"> página web más orientada al ocio, contando con</w:t>
+                                </w:r>
+                                <w:r>
+                                  <w:rPr>
+                                    <w:rFonts w:asciiTheme="minorHAnsi" w:hAnsiTheme="minorHAnsi" w:cstheme="minorHAnsi"/>
+                                  </w:rPr>
+                                  <w:t xml:space="preserve"> </w:t>
+                                </w:r>
+                                <w:r>
+                                  <w:rPr>
+                                    <w:rFonts w:asciiTheme="minorHAnsi" w:hAnsiTheme="minorHAnsi" w:cstheme="minorHAnsi"/>
+                                  </w:rPr>
+                                  <w:t>apartados para que todo usuario, ya sea nuevo o veterano de la saga, pueda pasar un buen rato</w:t>
+                                </w:r>
+                                <w:r>
+                                  <w:rPr>
+                                    <w:rFonts w:asciiTheme="minorHAnsi" w:hAnsiTheme="minorHAnsi" w:cstheme="minorHAnsi"/>
+                                  </w:rPr>
+                                  <w:t>. Entre ellas, destacamos las siguientes;</w:t>
+                                </w:r>
+                              </w:p>
+                              <w:p>
+                                <w:pPr>
+                                  <w:pStyle w:val="Prrafodelista"/>
+                                  <w:numPr>
+                                    <w:ilvl w:val="0"/>
+                                    <w:numId w:val="5"/>
+                                  </w:numPr>
+                                  <w:ind w:left="714" w:hanging="357"/>
+                                  <w:contextualSpacing w:val="0"/>
+                                  <w:jc w:val="both"/>
+                                  <w:rPr>
+                                    <w:rFonts w:asciiTheme="minorHAnsi" w:hAnsiTheme="minorHAnsi" w:cstheme="minorHAnsi"/>
+                                  </w:rPr>
+                                </w:pPr>
+                                <w:r>
+                                  <w:rPr>
+                                    <w:rFonts w:asciiTheme="minorHAnsi" w:hAnsiTheme="minorHAnsi" w:cstheme="minorHAnsi"/>
+                                  </w:rPr>
+                                  <w:t>Una serie de preguntas, que dependiendo de las respuestas que seleccione el usuario, pertenecerá a una casa o a otra.</w:t>
+                                </w:r>
+                              </w:p>
+                              <w:p>
+                                <w:pPr>
+                                  <w:pStyle w:val="Prrafodelista"/>
+                                  <w:numPr>
+                                    <w:ilvl w:val="0"/>
+                                    <w:numId w:val="5"/>
+                                  </w:numPr>
+                                  <w:ind w:left="714" w:hanging="357"/>
+                                  <w:contextualSpacing w:val="0"/>
+                                  <w:jc w:val="both"/>
+                                  <w:rPr>
+                                    <w:rFonts w:asciiTheme="minorHAnsi" w:hAnsiTheme="minorHAnsi" w:cstheme="minorHAnsi"/>
+                                  </w:rPr>
+                                </w:pPr>
+                                <w:r>
+                                  <w:rPr>
+                                    <w:rFonts w:asciiTheme="minorHAnsi" w:hAnsiTheme="minorHAnsi" w:cstheme="minorHAnsi"/>
+                                  </w:rPr>
+                                  <w:t xml:space="preserve">Una colección de tres </w:t>
+                                </w:r>
+                                <w:r>
+                                  <w:rPr>
+                                    <w:rFonts w:asciiTheme="minorHAnsi" w:hAnsiTheme="minorHAnsi" w:cstheme="minorHAnsi"/>
+                                  </w:rPr>
+                                  <w:t>mini juegos para obtener puntos. (Atrapa a la Snitch, Cartas Mágicas o Duelo de Magos).</w:t>
+                                </w:r>
+                              </w:p>
+                              <w:p>
+                                <w:pPr>
+                                  <w:pStyle w:val="Prrafodelista"/>
+                                  <w:numPr>
+                                    <w:ilvl w:val="0"/>
+                                    <w:numId w:val="5"/>
+                                  </w:numPr>
+                                  <w:ind w:left="714" w:hanging="357"/>
+                                  <w:contextualSpacing w:val="0"/>
+                                  <w:jc w:val="both"/>
+                                  <w:rPr>
+                                    <w:rFonts w:asciiTheme="minorHAnsi" w:hAnsiTheme="minorHAnsi" w:cstheme="minorHAnsi"/>
+                                  </w:rPr>
+                                </w:pPr>
+                                <w:r>
+                                  <w:rPr>
+                                    <w:rFonts w:asciiTheme="minorHAnsi" w:hAnsiTheme="minorHAnsi" w:cstheme="minorHAnsi"/>
+                                  </w:rPr>
+                                  <w:t>Una</w:t>
+                                </w:r>
+                                <w:r>
+                                  <w:rPr>
+                                    <w:rFonts w:asciiTheme="minorHAnsi" w:hAnsiTheme="minorHAnsi" w:cstheme="minorHAnsi"/>
+                                  </w:rPr>
+                                  <w:t xml:space="preserve"> Tienda para canjear tus puntos y comprar objetos</w:t>
+                                </w:r>
+                                <w:r>
+                                  <w:rPr>
+                                    <w:rFonts w:asciiTheme="minorHAnsi" w:hAnsiTheme="minorHAnsi" w:cstheme="minorHAnsi"/>
+                                  </w:rPr>
+                                  <w:t xml:space="preserve"> de la saga y así enganchar más al usuario para conseguir todos los objetos de la saga.</w:t>
+                                </w:r>
+                              </w:p>
+                              <w:p>
+                                <w:pPr>
+                                  <w:jc w:val="both"/>
+                                  <w:rPr>
+                                    <w:rFonts w:asciiTheme="minorHAnsi" w:hAnsiTheme="minorHAnsi" w:cstheme="minorHAnsi"/>
+                                  </w:rPr>
+                                </w:pPr>
+                                <w:r>
+                                  <w:rPr>
+                                    <w:rFonts w:asciiTheme="minorHAnsi" w:hAnsiTheme="minorHAnsi" w:cstheme="minorHAnsi"/>
+                                  </w:rPr>
+                                  <w:t xml:space="preserve">También el usuario dispone de un apartado para mirar el inventario de objetos que posee y </w:t>
+                                </w:r>
+                                <w:r>
+                                  <w:rPr>
+                                    <w:rFonts w:asciiTheme="minorHAnsi" w:hAnsiTheme="minorHAnsi" w:cstheme="minorHAnsi"/>
+                                  </w:rPr>
+                                  <w:t xml:space="preserve">otro en el </w:t>
+                                </w:r>
+                                <w:proofErr w:type="gramStart"/>
+                                <w:r>
+                                  <w:rPr>
+                                    <w:rFonts w:asciiTheme="minorHAnsi" w:hAnsiTheme="minorHAnsi" w:cstheme="minorHAnsi"/>
+                                  </w:rPr>
+                                  <w:t>que</w:t>
+                                </w:r>
+                                <w:proofErr w:type="gramEnd"/>
+                                <w:r>
+                                  <w:rPr>
+                                    <w:rFonts w:asciiTheme="minorHAnsi" w:hAnsiTheme="minorHAnsi" w:cstheme="minorHAnsi"/>
+                                  </w:rPr>
+                                  <w:t xml:space="preserve"> </w:t>
+                                </w:r>
+                                <w:r>
+                                  <w:rPr>
+                                    <w:rFonts w:asciiTheme="minorHAnsi" w:hAnsiTheme="minorHAnsi" w:cstheme="minorHAnsi"/>
+                                  </w:rPr>
+                                  <w:t xml:space="preserve">si el usuario dispone de 3 objetos </w:t>
+                                </w:r>
+                                <w:r>
+                                  <w:rPr>
+                                    <w:rFonts w:asciiTheme="minorHAnsi" w:hAnsiTheme="minorHAnsi" w:cstheme="minorHAnsi"/>
+                                  </w:rPr>
+                                  <w:t xml:space="preserve">de un mismo personaje, tendrá al respectivo personaje, con su nombre, la casa a la que pertenece </w:t>
+                                </w:r>
+                              </w:p>
+                            </w:txbxContent>
+                          </wps:txbx>
+                          <wps:bodyPr rot="0" spcFirstLastPara="0" vertOverflow="overflow" horzOverflow="overflow" vert="horz" wrap="square" lIns="91440" tIns="45720" rIns="91440" bIns="45720" numCol="1" spcCol="0" rtlCol="0" fromWordArt="0" anchor="t" anchorCtr="0" forceAA="0" compatLnSpc="1">
+                            <a:prstTxWarp prst="textNoShape">
+                              <a:avLst/>
+                            </a:prstTxWarp>
+                            <a:noAutofit/>
+                          </wps:bodyPr>
+                        </wps:wsp>
+                      </a:graphicData>
+                    </a:graphic>
+                    <wp14:sizeRelH relativeFrom="margin">
+                      <wp14:pctWidth>0</wp14:pctWidth>
+                    </wp14:sizeRelH>
+                    <wp14:sizeRelV relativeFrom="margin">
+                      <wp14:pctHeight>0</wp14:pctHeight>
+                    </wp14:sizeRelV>
+                  </wp:anchor>
+                </w:drawing>
+              </mc:Choice>
+              <mc:Fallback>
+                <w:pict>
+                  <v:shapetype w14:anchorId="1F1C0C1C" id="_x0000_t202" coordsize="21600,21600" o:spt="202" path="m,l,21600r21600,l21600,xe">
+                    <v:stroke joinstyle="miter"/>
+                    <v:path gradientshapeok="t" o:connecttype="rect"/>
+                  </v:shapetype>
+                  <v:shape id="Cuadro de texto 16" o:spid="_x0000_s1026" type="#_x0000_t202" style="position:absolute;left:0;text-align:left;margin-left:396.05pt;margin-top:19.35pt;width:447.25pt;height:372pt;z-index:251661312;visibility:visible;mso-wrap-style:square;mso-width-percent:0;mso-height-percent:0;mso-wrap-distance-left:9pt;mso-wrap-distance-top:0;mso-wrap-distance-right:9pt;mso-wrap-distance-bottom:0;mso-position-horizontal:right;mso-position-horizontal-relative:margin;mso-position-vertical:absolute;mso-position-vertical-relative:text;mso-width-percent:0;mso-height-percent:0;mso-width-relative:margin;mso-height-relative:margin;v-text-anchor:top" o:gfxdata="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" filled="f" stroked="f" strokeweight=".5pt">
+                    <v:textbox>
+                      <w:txbxContent>
+                        <w:p>
+                          <w:pPr>
+                            <w:rPr>
+                              <w:b/>
+                              <w:sz w:val="28"/>
+                            </w:rPr>
+                          </w:pPr>
+                          <w:r>
+                            <w:rPr>
+                              <w:b/>
+                              <w:sz w:val="28"/>
+                            </w:rPr>
+                            <w:t>Resumen:</w:t>
+                          </w:r>
+                        </w:p>
+                        <w:p>
+                          <w:pPr>
+                            <w:jc w:val="both"/>
+                            <w:rPr>
+                              <w:rFonts w:asciiTheme="minorHAnsi" w:hAnsiTheme="minorHAnsi" w:cstheme="minorHAnsi"/>
+                            </w:rPr>
+                          </w:pPr>
+                          <w:r>
+                            <w:rPr>
+                              <w:rFonts w:asciiTheme="minorHAnsi" w:hAnsiTheme="minorHAnsi" w:cstheme="minorHAnsi"/>
+                            </w:rPr>
+                            <w:t xml:space="preserve">Mi Proyecto para este Trabajo de Fin de Grado/Curso de mi ciclo formativo de Desarrollo de Aplicaciones Web, se trata de una Pagina web ambientada y desarrollada bajo la famosa saga de películas de Harry Potter, apodado </w:t>
+                          </w:r>
+                          <w:r>
+                            <w:rPr>
+                              <w:rFonts w:asciiTheme="minorHAnsi" w:hAnsiTheme="minorHAnsi" w:cstheme="minorHAnsi"/>
+                            </w:rPr>
+                            <w:t>como “HogwartsWeb” (Una web más guiada a lo personal, que a lo profesiona</w:t>
+                          </w:r>
+                          <w:r>
+                            <w:rPr>
+                              <w:rFonts w:asciiTheme="minorHAnsi" w:hAnsiTheme="minorHAnsi" w:cstheme="minorHAnsi"/>
+                            </w:rPr>
+                            <w:t xml:space="preserve">l). </w:t>
+                          </w:r>
+                        </w:p>
+                        <w:p>
+                          <w:pPr>
+                            <w:jc w:val="both"/>
+                            <w:rPr>
+                              <w:rFonts w:asciiTheme="minorHAnsi" w:hAnsiTheme="minorHAnsi" w:cstheme="minorHAnsi"/>
+                            </w:rPr>
+                          </w:pPr>
+                          <w:r>
+                            <w:rPr>
+                              <w:rFonts w:asciiTheme="minorHAnsi" w:hAnsiTheme="minorHAnsi" w:cstheme="minorHAnsi"/>
+                            </w:rPr>
+                            <w:t>Esta idea surge por la falta/carencia de páginas web con esta temática y tiene como objet</w:t>
+                          </w:r>
+                          <w:r>
+                            <w:rPr>
+                              <w:rFonts w:asciiTheme="minorHAnsi" w:hAnsiTheme="minorHAnsi" w:cstheme="minorHAnsi"/>
+                            </w:rPr>
+                            <w:t>ivo</w:t>
+                          </w:r>
+                          <w:r>
+                            <w:rPr>
+                              <w:rFonts w:asciiTheme="minorHAnsi" w:hAnsiTheme="minorHAnsi" w:cstheme="minorHAnsi"/>
+                            </w:rPr>
+                            <w:t xml:space="preserve"> </w:t>
+                          </w:r>
+                          <w:r>
+                            <w:rPr>
+                              <w:rFonts w:asciiTheme="minorHAnsi" w:hAnsiTheme="minorHAnsi" w:cstheme="minorHAnsi"/>
+                            </w:rPr>
+                            <w:t>ser una</w:t>
+                          </w:r>
+                          <w:r>
+                            <w:rPr>
+                              <w:rFonts w:asciiTheme="minorHAnsi" w:hAnsiTheme="minorHAnsi" w:cstheme="minorHAnsi"/>
+                            </w:rPr>
+                            <w:t xml:space="preserve"> página web más orientada al ocio, contando con</w:t>
+                          </w:r>
+                          <w:r>
+                            <w:rPr>
+                              <w:rFonts w:asciiTheme="minorHAnsi" w:hAnsiTheme="minorHAnsi" w:cstheme="minorHAnsi"/>
+                            </w:rPr>
+                            <w:t xml:space="preserve"> </w:t>
+                          </w:r>
+                          <w:r>
+                            <w:rPr>
+                              <w:rFonts w:asciiTheme="minorHAnsi" w:hAnsiTheme="minorHAnsi" w:cstheme="minorHAnsi"/>
+                            </w:rPr>
+                            <w:t>apartados para que todo usuario, ya sea nuevo o veterano de la saga, pueda pasar un buen rato</w:t>
+                          </w:r>
+                          <w:r>
+                            <w:rPr>
+                              <w:rFonts w:asciiTheme="minorHAnsi" w:hAnsiTheme="minorHAnsi" w:cstheme="minorHAnsi"/>
+                            </w:rPr>
+                            <w:t>. Entre ellas, destacamos las siguientes;</w:t>
+                          </w:r>
+                        </w:p>
+                        <w:p>
+                          <w:pPr>
+                            <w:pStyle w:val="Prrafodelista"/>
+                            <w:numPr>
+                              <w:ilvl w:val="0"/>
+                              <w:numId w:val="5"/>
+                            </w:numPr>
+                            <w:ind w:left="714" w:hanging="357"/>
+                            <w:contextualSpacing w:val="0"/>
+                            <w:jc w:val="both"/>
+                            <w:rPr>
+                              <w:rFonts w:asciiTheme="minorHAnsi" w:hAnsiTheme="minorHAnsi" w:cstheme="minorHAnsi"/>
+                            </w:rPr>
+                          </w:pPr>
+                          <w:r>
+                            <w:rPr>
+                              <w:rFonts w:asciiTheme="minorHAnsi" w:hAnsiTheme="minorHAnsi" w:cstheme="minorHAnsi"/>
+                            </w:rPr>
+                            <w:t>Una serie de preguntas, que dependiendo de las respuestas que seleccione el usuario, pertenecerá a una casa o a otra.</w:t>
+                          </w:r>
+                        </w:p>
+                        <w:p>
+                          <w:pPr>
+                            <w:pStyle w:val="Prrafodelista"/>
+                            <w:numPr>
+                              <w:ilvl w:val="0"/>
+                              <w:numId w:val="5"/>
+                            </w:numPr>
+                            <w:ind w:left="714" w:hanging="357"/>
+                            <w:contextualSpacing w:val="0"/>
+                            <w:jc w:val="both"/>
+                            <w:rPr>
+                              <w:rFonts w:asciiTheme="minorHAnsi" w:hAnsiTheme="minorHAnsi" w:cstheme="minorHAnsi"/>
+                            </w:rPr>
+                          </w:pPr>
+                          <w:r>
+                            <w:rPr>
+                              <w:rFonts w:asciiTheme="minorHAnsi" w:hAnsiTheme="minorHAnsi" w:cstheme="minorHAnsi"/>
+                            </w:rPr>
+                            <w:t xml:space="preserve">Una colección de tres </w:t>
+                          </w:r>
+                          <w:r>
+                            <w:rPr>
+                              <w:rFonts w:asciiTheme="minorHAnsi" w:hAnsiTheme="minorHAnsi" w:cstheme="minorHAnsi"/>
+                            </w:rPr>
+                            <w:t>mini juegos para obtener puntos. (Atrapa a la Snitch, Cartas Mágicas o Duelo de Magos).</w:t>
+                          </w:r>
+                        </w:p>
+                        <w:p>
+                          <w:pPr>
+                            <w:pStyle w:val="Prrafodelista"/>
+                            <w:numPr>
+                              <w:ilvl w:val="0"/>
+                              <w:numId w:val="5"/>
+                            </w:numPr>
+                            <w:ind w:left="714" w:hanging="357"/>
+                            <w:contextualSpacing w:val="0"/>
+                            <w:jc w:val="both"/>
+                            <w:rPr>
+                              <w:rFonts w:asciiTheme="minorHAnsi" w:hAnsiTheme="minorHAnsi" w:cstheme="minorHAnsi"/>
+                            </w:rPr>
+                          </w:pPr>
+                          <w:r>
+                            <w:rPr>
+                              <w:rFonts w:asciiTheme="minorHAnsi" w:hAnsiTheme="minorHAnsi" w:cstheme="minorHAnsi"/>
+                            </w:rPr>
+                            <w:t>Una</w:t>
+                          </w:r>
+                          <w:r>
+                            <w:rPr>
+                              <w:rFonts w:asciiTheme="minorHAnsi" w:hAnsiTheme="minorHAnsi" w:cstheme="minorHAnsi"/>
+                            </w:rPr>
+                            <w:t xml:space="preserve"> Tienda para canjear tus puntos y comprar objetos</w:t>
+                          </w:r>
+                          <w:r>
+                            <w:rPr>
+                              <w:rFonts w:asciiTheme="minorHAnsi" w:hAnsiTheme="minorHAnsi" w:cstheme="minorHAnsi"/>
+                            </w:rPr>
+                            <w:t xml:space="preserve"> de la saga y así enganchar más al usuario para conseguir todos los objetos de la saga.</w:t>
+                          </w:r>
+                        </w:p>
+                        <w:p>
+                          <w:pPr>
+                            <w:jc w:val="both"/>
+                            <w:rPr>
+                              <w:rFonts w:asciiTheme="minorHAnsi" w:hAnsiTheme="minorHAnsi" w:cstheme="minorHAnsi"/>
+                            </w:rPr>
+                          </w:pPr>
+                          <w:r>
+                            <w:rPr>
+                              <w:rFonts w:asciiTheme="minorHAnsi" w:hAnsiTheme="minorHAnsi" w:cstheme="minorHAnsi"/>
+                            </w:rPr>
+                            <w:t xml:space="preserve">También el usuario dispone de un apartado para mirar el inventario de objetos que posee y </w:t>
+                          </w:r>
+                          <w:r>
+                            <w:rPr>
+                              <w:rFonts w:asciiTheme="minorHAnsi" w:hAnsiTheme="minorHAnsi" w:cstheme="minorHAnsi"/>
+                            </w:rPr>
+                            <w:t xml:space="preserve">otro en el </w:t>
+                          </w:r>
+                          <w:proofErr w:type="gramStart"/>
+                          <w:r>
+                            <w:rPr>
+                              <w:rFonts w:asciiTheme="minorHAnsi" w:hAnsiTheme="minorHAnsi" w:cstheme="minorHAnsi"/>
+                            </w:rPr>
+                            <w:t>que</w:t>
+                          </w:r>
+                          <w:proofErr w:type="gramEnd"/>
+                          <w:r>
+                            <w:rPr>
+                              <w:rFonts w:asciiTheme="minorHAnsi" w:hAnsiTheme="minorHAnsi" w:cstheme="minorHAnsi"/>
+                            </w:rPr>
+                            <w:t xml:space="preserve"> </w:t>
+                          </w:r>
+                          <w:r>
+                            <w:rPr>
+                              <w:rFonts w:asciiTheme="minorHAnsi" w:hAnsiTheme="minorHAnsi" w:cstheme="minorHAnsi"/>
+                            </w:rPr>
+                            <w:t xml:space="preserve">si el usuario dispone de 3 objetos </w:t>
+                          </w:r>
+                          <w:r>
+                            <w:rPr>
+                              <w:rFonts w:asciiTheme="minorHAnsi" w:hAnsiTheme="minorHAnsi" w:cstheme="minorHAnsi"/>
+                            </w:rPr>
+                            <w:t xml:space="preserve">de un mismo personaje, tendrá al respectivo personaje, con su nombre, la casa a la que pertenece </w:t>
+                          </w:r>
+                        </w:p>
+                      </w:txbxContent>
+                    </v:textbox>
+                    <w10:wrap anchorx="margin"/>
+                  </v:shape>
+                </w:pict>
+              </mc:Fallback>
+            </mc:AlternateContent>
+          </w:r>
+          <w:r>
+            <w:t>Conclusión</w:t>
+          </w:r>
+          <w:r>
+            <w:ptab w:relativeTo="margin" w:alignment="right" w:leader="dot"/>
+          </w:r>
+        </w:p>
+      </w:sdtContent>
+    </w:sdt>
     <w:p>
       <w:pPr>
         <w:spacing w:line="240" w:lineRule="auto"/>
@@ -1619,7 +2265,7 @@
                         <a:effectLst/>
                         <a:extLst>
                           <a:ext uri="{C572A759-6A51-4108-AA02-DFA0A04FC94B}">
-                            <ma14:wrappingTextBoxFlag xmlns:o="urn:schemas-microsoft-com:office:office" xmlns:v="urn:schemas-microsoft-com:vml" xmlns:w10="urn:schemas-microsoft-com:office:word" xmlns:w="http://schemas.openxmlformats.org/wordprocessingml/2006/main" xmlns:ma14="http://schemas.microsoft.com/office/mac/drawingml/2011/main" xmlns=""/>
+                            <ma14:wrappingTextBoxFlag xmlns="" xmlns:ma14="http://schemas.microsoft.com/office/mac/drawingml/2011/main" xmlns:w="http://schemas.openxmlformats.org/wordprocessingml/2006/main" xmlns:w10="urn:schemas-microsoft-com:office:word" xmlns:v="urn:schemas-microsoft-com:vml" xmlns:o="urn:schemas-microsoft-com:office:office" xmlns:w16sdtfl="http://schemas.microsoft.com/office/word/2024/wordml/sdtformatlock" xmlns:w16sdtdh="http://schemas.microsoft.com/office/word/2020/wordml/sdtdatahash" xmlns:w16du="http://schemas.microsoft.com/office/word/2023/wordml/word16du" xmlns:w16="http://schemas.microsoft.com/office/word/2018/wordml" xmlns:w16cid="http://schemas.microsoft.com/office/word/2016/wordml/cid" xmlns:w16cex="http://schemas.microsoft.com/office/word/2018/wordml/cex" xmlns:oel="http://schemas.microsoft.com/office/2019/extlst" xmlns:am3d="http://schemas.microsoft.com/office/drawing/2017/model3d" xmlns:aink="http://schemas.microsoft.com/office/drawing/2016/ink" xmlns:cx8="http://schemas.microsoft.com/office/drawing/2016/5/14/chartex" xmlns:cx7="http://schemas.microsoft.com/office/drawing/2016/5/13/chartex" xmlns:cx6="http://schemas.microsoft.com/office/drawing/2016/5/12/chartex" xmlns:cx5="http://schemas.microsoft.com/office/drawing/2016/5/11/chartex" xmlns:cx4="http://schemas.microsoft.com/office/drawing/2016/5/10/chartex" xmlns:cx3="http://schemas.microsoft.com/office/drawing/2016/5/9/chartex" xmlns:cx2="http://schemas.microsoft.com/office/drawing/2015/10/21/chartex" xmlns:cx1="http://schemas.microsoft.com/office/drawing/2015/9/8/chartex"/>
                           </a:ext>
                         </a:extLst>
                       </wps:spPr>
@@ -1685,6 +2331,8 @@
                             <w:r>
                               <w:t>.- Título de figura (se numeran con respecto al número de capítulo).</w:t>
                             </w:r>
+                            <w:bookmarkStart w:id="0" w:name="_GoBack"/>
+                            <w:bookmarkEnd w:id="0"/>
                           </w:p>
                         </w:txbxContent>
                       </wps:txbx>
@@ -1708,11 +2356,8 @@
           </mc:Choice>
           <mc:Fallback>
             <w:pict>
-              <v:shapetype w14:anchorId="33A31F80" id="_x0000_t202" coordsize="21600,21600" o:spt="202" path="m,l,21600r21600,l21600,xe">
-                <v:stroke joinstyle="miter"/>
-                <v:path gradientshapeok="t" o:connecttype="rect"/>
-              </v:shapetype>
-              <v:shape id="Cuadro de texto 1" o:spid="_x0000_s1026" type="#_x0000_t202" style="position:absolute;margin-left:63pt;margin-top:225.95pt;width:315pt;height:36.9pt;z-index:251658240;visibility:visible;mso-wrap-style:square;mso-width-percent:0;mso-height-percent:0;mso-wrap-distance-left:9pt;mso-wrap-distance-top:0;mso-wrap-distance-right:9pt;mso-wrap-distance-bottom:0;mso-position-horizontal:absolute;mso-position-horizontal-relative:text;mso-position-vertical:absolute;mso-position-vertical-relative:text;mso-width-percent:0;mso-height-percent:0;mso-width-relative:margin;mso-height-relative:page;v-text-anchor:top" o:gfxdata="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" stroked="f">
+              <v:shape w14:anchorId="33A31F80" id="Cuadro de texto 1" o:spid="_x0000_s1027" type="#_x0000_t202" style="position:absolute;margin-left:63pt;margin-top:225.95pt;width:315pt;height:36.9pt;z-index:251658240;visibility:visible;mso-wrap-style:square;mso-width-percent:0;mso-height-percent:0;mso-wrap-distance-left:9pt;mso-wrap-distance-top:0;mso-wrap-distance-right:9pt;mso-wrap-distance-bottom:0;mso-position-horizontal:absolute;mso-position-horizontal-relative:text;mso-position-vertical:absolute;mso-position-vertical-relative:text;mso-width-percent:0;mso-height-percent:0;mso-width-relative:margin;mso-height-relative:page;v-text-anchor:top" o:gfxdata="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" stroked="f">
+                <v:path arrowok="t"/>
                 <v:textbox style="mso-fit-shape-to-text:t" inset="0,0,0,0">
                   <w:txbxContent>
                     <w:p>
@@ -1775,6 +2420,8 @@
                       <w:r>
                         <w:t>.- Título de figura (se numeran con respecto al número de capítulo).</w:t>
                       </w:r>
+                      <w:bookmarkStart w:id="1" w:name="_GoBack"/>
+                      <w:bookmarkEnd w:id="1"/>
                     </w:p>
                   </w:txbxContent>
                 </v:textbox>
@@ -1832,7 +2479,7 @@
 </file>
 
 <file path=word/endnotes.xml><?xml version="1.0" encoding="utf-8"?>
-<w:endnotes xmlns:wpc="http://schemas.microsoft.com/office/word/2010/wordprocessingCanvas" xmlns:cx="http://schemas.microsoft.com/office/drawing/2014/chartex" xmlns:cx1="http://schemas.microsoft.com/office/drawing/2015/9/8/chartex" xmlns:cx2="http://schemas.microsoft.com/office/drawing/2015/10/21/chartex" xmlns:cx3="http://schemas.microsoft.com/office/drawing/2016/5/9/chartex" xmlns:cx4="http://schemas.microsoft.com/office/drawing/2016/5/10/chartex" xmlns:cx5="http://schemas.microsoft.com/office/drawing/2016/5/11/chartex" xmlns:cx6="http://schemas.microsoft.com/office/drawing/2016/5/12/chartex" xmlns:cx7="http://schemas.microsoft.com/office/drawing/2016/5/13/chartex" xmlns:cx8="http://schemas.microsoft.com/office/drawing/2016/5/14/chartex" xmlns:mc="http://schemas.openxmlformats.org/markup-compatibility/2006" xmlns:aink="http://schemas.microsoft.com/office/drawing/2016/ink" xmlns:am3d="http://schemas.microsoft.com/office/drawing/2017/model3d" xmlns:o="urn:schemas-microsoft-com:office:office" xmlns:oel="http://schemas.microsoft.com/office/2019/extlst" xmlns:r="http://schemas.openxmlformats.org/officeDocument/2006/relationships" xmlns:m="http://schemas.openxmlformats.org/officeDocument/2006/math" xmlns:v="urn:schemas-microsoft-com:vml" xmlns:wp14="http://schemas.microsoft.com/office/word/2010/wordprocessingDrawing" xmlns:wp="http://schemas.openxmlformats.org/drawingml/2006/wordprocessingDrawing" xmlns:w10="urn:schemas-microsoft-com:office:word" xmlns:w="http://schemas.openxmlformats.org/wordprocessingml/2006/main" xmlns:w14="http://schemas.microsoft.com/office/word/2010/wordml" xmlns:w15="http://schemas.microsoft.com/office/word/2012/wordml" xmlns:w16cex="http://schemas.microsoft.com/office/word/2018/wordml/cex" xmlns:w16cid="http://schemas.microsoft.com/office/word/2016/wordml/cid" xmlns:w16="http://schemas.microsoft.com/office/word/2018/wordml" xmlns:w16du="http://schemas.microsoft.com/office/word/2023/wordml/word16du" xmlns:w16sdtdh="http://schemas.microsoft.com/office/word/2020/wordml/sdtdatahash" xmlns:w16sdtfl="http://schemas.microsoft.com/office/word/2024/wordml/sdtformatlock" xmlns:w16se="http://schemas.microsoft.com/office/word/2015/wordml/symex" xmlns:wpg="http://schemas.microsoft.com/office/word/2010/wordprocessingGroup" xmlns:wpi="http://schemas.microsoft.com/office/word/2010/wordprocessingInk" xmlns:wne="http://schemas.microsoft.com/office/word/2006/wordml" xmlns:wps="http://schemas.microsoft.com/office/word/2010/wordprocessingShape" mc:Ignorable="w14 w15 w16se w16cid w16 w16cex w16sdtdh w16sdtfl w16du wp14">
+<w:endnotes xmlns:wpc="http://schemas.microsoft.com/office/word/2010/wordprocessingCanvas" xmlns:cx="http://schemas.microsoft.com/office/drawing/2014/chartex" xmlns:mc="http://schemas.openxmlformats.org/markup-compatibility/2006" xmlns:o="urn:schemas-microsoft-com:office:office" xmlns:r="http://schemas.openxmlformats.org/officeDocument/2006/relationships" xmlns:m="http://schemas.openxmlformats.org/officeDocument/2006/math" xmlns:v="urn:schemas-microsoft-com:vml" xmlns:wp14="http://schemas.microsoft.com/office/word/2010/wordprocessingDrawing" xmlns:wp="http://schemas.openxmlformats.org/drawingml/2006/wordprocessingDrawing" xmlns:w10="urn:schemas-microsoft-com:office:word" xmlns:w="http://schemas.openxmlformats.org/wordprocessingml/2006/main" xmlns:w14="http://schemas.microsoft.com/office/word/2010/wordml" xmlns:w15="http://schemas.microsoft.com/office/word/2012/wordml" xmlns:w16se="http://schemas.microsoft.com/office/word/2015/wordml/symex" xmlns:wpg="http://schemas.microsoft.com/office/word/2010/wordprocessingGroup" xmlns:wpi="http://schemas.microsoft.com/office/word/2010/wordprocessingInk" xmlns:wne="http://schemas.microsoft.com/office/word/2006/wordml" xmlns:wps="http://schemas.microsoft.com/office/word/2010/wordprocessingShape" mc:Ignorable="w14 w15 w16se wp14">
   <w:endnote w:type="separator" w:id="-1">
     <w:p>
       <w:r>
@@ -1851,7 +2498,7 @@
 </file>
 
 <file path=word/footer1.xml><?xml version="1.0" encoding="utf-8"?>
-<w:ftr xmlns:wpc="http://schemas.microsoft.com/office/word/2010/wordprocessingCanvas" xmlns:cx="http://schemas.microsoft.com/office/drawing/2014/chartex" xmlns:cx1="http://schemas.microsoft.com/office/drawing/2015/9/8/chartex" xmlns:cx2="http://schemas.microsoft.com/office/drawing/2015/10/21/chartex" xmlns:cx3="http://schemas.microsoft.com/office/drawing/2016/5/9/chartex" xmlns:cx4="http://schemas.microsoft.com/office/drawing/2016/5/10/chartex" xmlns:cx5="http://schemas.microsoft.com/office/drawing/2016/5/11/chartex" xmlns:cx6="http://schemas.microsoft.com/office/drawing/2016/5/12/chartex" xmlns:cx7="http://schemas.microsoft.com/office/drawing/2016/5/13/chartex" xmlns:cx8="http://schemas.microsoft.com/office/drawing/2016/5/14/chartex" xmlns:mc="http://schemas.openxmlformats.org/markup-compatibility/2006" xmlns:aink="http://schemas.microsoft.com/office/drawing/2016/ink" xmlns:am3d="http://schemas.microsoft.com/office/drawing/2017/model3d" xmlns:o="urn:schemas-microsoft-com:office:office" xmlns:oel="http://schemas.microsoft.com/office/2019/extlst" xmlns:r="http://schemas.openxmlformats.org/officeDocument/2006/relationships" xmlns:m="http://schemas.openxmlformats.org/officeDocument/2006/math" xmlns:v="urn:schemas-microsoft-com:vml" xmlns:wp14="http://schemas.microsoft.com/office/word/2010/wordprocessingDrawing" xmlns:wp="http://schemas.openxmlformats.org/drawingml/2006/wordprocessingDrawing" xmlns:w10="urn:schemas-microsoft-com:office:word" xmlns:w="http://schemas.openxmlformats.org/wordprocessingml/2006/main" xmlns:w14="http://schemas.microsoft.com/office/word/2010/wordml" xmlns:w15="http://schemas.microsoft.com/office/word/2012/wordml" xmlns:w16cex="http://schemas.microsoft.com/office/word/2018/wordml/cex" xmlns:w16cid="http://schemas.microsoft.com/office/word/2016/wordml/cid" xmlns:w16="http://schemas.microsoft.com/office/word/2018/wordml" xmlns:w16du="http://schemas.microsoft.com/office/word/2023/wordml/word16du" xmlns:w16sdtdh="http://schemas.microsoft.com/office/word/2020/wordml/sdtdatahash" xmlns:w16sdtfl="http://schemas.microsoft.com/office/word/2024/wordml/sdtformatlock" xmlns:w16se="http://schemas.microsoft.com/office/word/2015/wordml/symex" xmlns:wpg="http://schemas.microsoft.com/office/word/2010/wordprocessingGroup" xmlns:wpi="http://schemas.microsoft.com/office/word/2010/wordprocessingInk" xmlns:wne="http://schemas.microsoft.com/office/word/2006/wordml" xmlns:wps="http://schemas.microsoft.com/office/word/2010/wordprocessingShape" mc:Ignorable="w14 w15 w16se w16cid w16 w16cex w16sdtdh w16sdtfl w16du wp14">
+<w:ftr xmlns:wpc="http://schemas.microsoft.com/office/word/2010/wordprocessingCanvas" xmlns:cx="http://schemas.microsoft.com/office/drawing/2014/chartex" xmlns:mc="http://schemas.openxmlformats.org/markup-compatibility/2006" xmlns:o="urn:schemas-microsoft-com:office:office" xmlns:r="http://schemas.openxmlformats.org/officeDocument/2006/relationships" xmlns:m="http://schemas.openxmlformats.org/officeDocument/2006/math" xmlns:v="urn:schemas-microsoft-com:vml" xmlns:wp14="http://schemas.microsoft.com/office/word/2010/wordprocessingDrawing" xmlns:wp="http://schemas.openxmlformats.org/drawingml/2006/wordprocessingDrawing" xmlns:w10="urn:schemas-microsoft-com:office:word" xmlns:w="http://schemas.openxmlformats.org/wordprocessingml/2006/main" xmlns:w14="http://schemas.microsoft.com/office/word/2010/wordml" xmlns:w15="http://schemas.microsoft.com/office/word/2012/wordml" xmlns:w16se="http://schemas.microsoft.com/office/word/2015/wordml/symex" xmlns:wpg="http://schemas.microsoft.com/office/word/2010/wordprocessingGroup" xmlns:wpi="http://schemas.microsoft.com/office/word/2010/wordprocessingInk" xmlns:wne="http://schemas.microsoft.com/office/word/2006/wordml" xmlns:wps="http://schemas.microsoft.com/office/word/2010/wordprocessingShape" mc:Ignorable="w14 w15 w16se wp14">
   <w:p>
     <w:pPr>
       <w:pStyle w:val="Piedepgina"/>
@@ -1889,7 +2536,7 @@
 </file>
 
 <file path=word/footer2.xml><?xml version="1.0" encoding="utf-8"?>
-<w:ftr xmlns:wpc="http://schemas.microsoft.com/office/word/2010/wordprocessingCanvas" xmlns:cx="http://schemas.microsoft.com/office/drawing/2014/chartex" xmlns:cx1="http://schemas.microsoft.com/office/drawing/2015/9/8/chartex" xmlns:cx2="http://schemas.microsoft.com/office/drawing/2015/10/21/chartex" xmlns:cx3="http://schemas.microsoft.com/office/drawing/2016/5/9/chartex" xmlns:cx4="http://schemas.microsoft.com/office/drawing/2016/5/10/chartex" xmlns:cx5="http://schemas.microsoft.com/office/drawing/2016/5/11/chartex" xmlns:cx6="http://schemas.microsoft.com/office/drawing/2016/5/12/chartex" xmlns:cx7="http://schemas.microsoft.com/office/drawing/2016/5/13/chartex" xmlns:cx8="http://schemas.microsoft.com/office/drawing/2016/5/14/chartex" xmlns:mc="http://schemas.openxmlformats.org/markup-compatibility/2006" xmlns:aink="http://schemas.microsoft.com/office/drawing/2016/ink" xmlns:am3d="http://schemas.microsoft.com/office/drawing/2017/model3d" xmlns:o="urn:schemas-microsoft-com:office:office" xmlns:oel="http://schemas.microsoft.com/office/2019/extlst" xmlns:r="http://schemas.openxmlformats.org/officeDocument/2006/relationships" xmlns:m="http://schemas.openxmlformats.org/officeDocument/2006/math" xmlns:v="urn:schemas-microsoft-com:vml" xmlns:wp14="http://schemas.microsoft.com/office/word/2010/wordprocessingDrawing" xmlns:wp="http://schemas.openxmlformats.org/drawingml/2006/wordprocessingDrawing" xmlns:w10="urn:schemas-microsoft-com:office:word" xmlns:w="http://schemas.openxmlformats.org/wordprocessingml/2006/main" xmlns:w14="http://schemas.microsoft.com/office/word/2010/wordml" xmlns:w15="http://schemas.microsoft.com/office/word/2012/wordml" xmlns:w16cex="http://schemas.microsoft.com/office/word/2018/wordml/cex" xmlns:w16cid="http://schemas.microsoft.com/office/word/2016/wordml/cid" xmlns:w16="http://schemas.microsoft.com/office/word/2018/wordml" xmlns:w16du="http://schemas.microsoft.com/office/word/2023/wordml/word16du" xmlns:w16sdtdh="http://schemas.microsoft.com/office/word/2020/wordml/sdtdatahash" xmlns:w16sdtfl="http://schemas.microsoft.com/office/word/2024/wordml/sdtformatlock" xmlns:w16se="http://schemas.microsoft.com/office/word/2015/wordml/symex" xmlns:wpg="http://schemas.microsoft.com/office/word/2010/wordprocessingGroup" xmlns:wpi="http://schemas.microsoft.com/office/word/2010/wordprocessingInk" xmlns:wne="http://schemas.microsoft.com/office/word/2006/wordml" xmlns:wps="http://schemas.microsoft.com/office/word/2010/wordprocessingShape" mc:Ignorable="w14 w15 w16se w16cid w16 w16cex w16sdtdh w16sdtfl w16du wp14">
+<w:ftr xmlns:wpc="http://schemas.microsoft.com/office/word/2010/wordprocessingCanvas" xmlns:cx="http://schemas.microsoft.com/office/drawing/2014/chartex" xmlns:mc="http://schemas.openxmlformats.org/markup-compatibility/2006" xmlns:o="urn:schemas-microsoft-com:office:office" xmlns:r="http://schemas.openxmlformats.org/officeDocument/2006/relationships" xmlns:m="http://schemas.openxmlformats.org/officeDocument/2006/math" xmlns:v="urn:schemas-microsoft-com:vml" xmlns:wp14="http://schemas.microsoft.com/office/word/2010/wordprocessingDrawing" xmlns:wp="http://schemas.openxmlformats.org/drawingml/2006/wordprocessingDrawing" xmlns:w10="urn:schemas-microsoft-com:office:word" xmlns:w="http://schemas.openxmlformats.org/wordprocessingml/2006/main" xmlns:w14="http://schemas.microsoft.com/office/word/2010/wordml" xmlns:w15="http://schemas.microsoft.com/office/word/2012/wordml" xmlns:w16se="http://schemas.microsoft.com/office/word/2015/wordml/symex" xmlns:wpg="http://schemas.microsoft.com/office/word/2010/wordprocessingGroup" xmlns:wpi="http://schemas.microsoft.com/office/word/2010/wordprocessingInk" xmlns:wne="http://schemas.microsoft.com/office/word/2006/wordml" xmlns:wps="http://schemas.microsoft.com/office/word/2010/wordprocessingShape" mc:Ignorable="w14 w15 w16se wp14">
   <w:p>
     <w:pPr>
       <w:pStyle w:val="Piedepgina"/>
@@ -1906,7 +2553,7 @@
 </file>
 
 <file path=word/footer3.xml><?xml version="1.0" encoding="utf-8"?>
-<w:ftr xmlns:wpc="http://schemas.microsoft.com/office/word/2010/wordprocessingCanvas" xmlns:cx="http://schemas.microsoft.com/office/drawing/2014/chartex" xmlns:cx1="http://schemas.microsoft.com/office/drawing/2015/9/8/chartex" xmlns:cx2="http://schemas.microsoft.com/office/drawing/2015/10/21/chartex" xmlns:cx3="http://schemas.microsoft.com/office/drawing/2016/5/9/chartex" xmlns:cx4="http://schemas.microsoft.com/office/drawing/2016/5/10/chartex" xmlns:cx5="http://schemas.microsoft.com/office/drawing/2016/5/11/chartex" xmlns:cx6="http://schemas.microsoft.com/office/drawing/2016/5/12/chartex" xmlns:cx7="http://schemas.microsoft.com/office/drawing/2016/5/13/chartex" xmlns:cx8="http://schemas.microsoft.com/office/drawing/2016/5/14/chartex" xmlns:mc="http://schemas.openxmlformats.org/markup-compatibility/2006" xmlns:aink="http://schemas.microsoft.com/office/drawing/2016/ink" xmlns:am3d="http://schemas.microsoft.com/office/drawing/2017/model3d" xmlns:o="urn:schemas-microsoft-com:office:office" xmlns:oel="http://schemas.microsoft.com/office/2019/extlst" xmlns:r="http://schemas.openxmlformats.org/officeDocument/2006/relationships" xmlns:m="http://schemas.openxmlformats.org/officeDocument/2006/math" xmlns:v="urn:schemas-microsoft-com:vml" xmlns:wp14="http://schemas.microsoft.com/office/word/2010/wordprocessingDrawing" xmlns:wp="http://schemas.openxmlformats.org/drawingml/2006/wordprocessingDrawing" xmlns:w10="urn:schemas-microsoft-com:office:word" xmlns:w="http://schemas.openxmlformats.org/wordprocessingml/2006/main" xmlns:w14="http://schemas.microsoft.com/office/word/2010/wordml" xmlns:w15="http://schemas.microsoft.com/office/word/2012/wordml" xmlns:w16cex="http://schemas.microsoft.com/office/word/2018/wordml/cex" xmlns:w16cid="http://schemas.microsoft.com/office/word/2016/wordml/cid" xmlns:w16="http://schemas.microsoft.com/office/word/2018/wordml" xmlns:w16du="http://schemas.microsoft.com/office/word/2023/wordml/word16du" xmlns:w16sdtdh="http://schemas.microsoft.com/office/word/2020/wordml/sdtdatahash" xmlns:w16sdtfl="http://schemas.microsoft.com/office/word/2024/wordml/sdtformatlock" xmlns:w16se="http://schemas.microsoft.com/office/word/2015/wordml/symex" xmlns:wpg="http://schemas.microsoft.com/office/word/2010/wordprocessingGroup" xmlns:wpi="http://schemas.microsoft.com/office/word/2010/wordprocessingInk" xmlns:wne="http://schemas.microsoft.com/office/word/2006/wordml" xmlns:wps="http://schemas.microsoft.com/office/word/2010/wordprocessingShape" mc:Ignorable="w14 w15 w16se w16cid w16 w16cex w16sdtdh w16sdtfl w16du wp14">
+<w:ftr xmlns:wpc="http://schemas.microsoft.com/office/word/2010/wordprocessingCanvas" xmlns:cx="http://schemas.microsoft.com/office/drawing/2014/chartex" xmlns:mc="http://schemas.openxmlformats.org/markup-compatibility/2006" xmlns:o="urn:schemas-microsoft-com:office:office" xmlns:r="http://schemas.openxmlformats.org/officeDocument/2006/relationships" xmlns:m="http://schemas.openxmlformats.org/officeDocument/2006/math" xmlns:v="urn:schemas-microsoft-com:vml" xmlns:wp14="http://schemas.microsoft.com/office/word/2010/wordprocessingDrawing" xmlns:wp="http://schemas.openxmlformats.org/drawingml/2006/wordprocessingDrawing" xmlns:w10="urn:schemas-microsoft-com:office:word" xmlns:w="http://schemas.openxmlformats.org/wordprocessingml/2006/main" xmlns:w14="http://schemas.microsoft.com/office/word/2010/wordml" xmlns:w15="http://schemas.microsoft.com/office/word/2012/wordml" xmlns:w16se="http://schemas.microsoft.com/office/word/2015/wordml/symex" xmlns:wpg="http://schemas.microsoft.com/office/word/2010/wordprocessingGroup" xmlns:wpi="http://schemas.microsoft.com/office/word/2010/wordprocessingInk" xmlns:wne="http://schemas.microsoft.com/office/word/2006/wordml" xmlns:wps="http://schemas.microsoft.com/office/word/2010/wordprocessingShape" mc:Ignorable="w14 w15 w16se wp14">
   <w:p>
     <w:pPr>
       <w:pStyle w:val="Encabezado"/>
@@ -1956,6 +2603,7 @@
     <w:r>
       <w:rPr>
         <w:i/>
+        <w:noProof/>
         <w:sz w:val="18"/>
         <w:szCs w:val="18"/>
       </w:rPr>
@@ -1974,7 +2622,7 @@
 </file>
 
 <file path=word/footer4.xml><?xml version="1.0" encoding="utf-8"?>
-<w:ftr xmlns:wpc="http://schemas.microsoft.com/office/word/2010/wordprocessingCanvas" xmlns:cx="http://schemas.microsoft.com/office/drawing/2014/chartex" xmlns:cx1="http://schemas.microsoft.com/office/drawing/2015/9/8/chartex" xmlns:cx2="http://schemas.microsoft.com/office/drawing/2015/10/21/chartex" xmlns:cx3="http://schemas.microsoft.com/office/drawing/2016/5/9/chartex" xmlns:cx4="http://schemas.microsoft.com/office/drawing/2016/5/10/chartex" xmlns:cx5="http://schemas.microsoft.com/office/drawing/2016/5/11/chartex" xmlns:cx6="http://schemas.microsoft.com/office/drawing/2016/5/12/chartex" xmlns:cx7="http://schemas.microsoft.com/office/drawing/2016/5/13/chartex" xmlns:cx8="http://schemas.microsoft.com/office/drawing/2016/5/14/chartex" xmlns:mc="http://schemas.openxmlformats.org/markup-compatibility/2006" xmlns:aink="http://schemas.microsoft.com/office/drawing/2016/ink" xmlns:am3d="http://schemas.microsoft.com/office/drawing/2017/model3d" xmlns:o="urn:schemas-microsoft-com:office:office" xmlns:oel="http://schemas.microsoft.com/office/2019/extlst" xmlns:r="http://schemas.openxmlformats.org/officeDocument/2006/relationships" xmlns:m="http://schemas.openxmlformats.org/officeDocument/2006/math" xmlns:v="urn:schemas-microsoft-com:vml" xmlns:wp14="http://schemas.microsoft.com/office/word/2010/wordprocessingDrawing" xmlns:wp="http://schemas.openxmlformats.org/drawingml/2006/wordprocessingDrawing" xmlns:w10="urn:schemas-microsoft-com:office:word" xmlns:w="http://schemas.openxmlformats.org/wordprocessingml/2006/main" xmlns:w14="http://schemas.microsoft.com/office/word/2010/wordml" xmlns:w15="http://schemas.microsoft.com/office/word/2012/wordml" xmlns:w16cex="http://schemas.microsoft.com/office/word/2018/wordml/cex" xmlns:w16cid="http://schemas.microsoft.com/office/word/2016/wordml/cid" xmlns:w16="http://schemas.microsoft.com/office/word/2018/wordml" xmlns:w16du="http://schemas.microsoft.com/office/word/2023/wordml/word16du" xmlns:w16sdtdh="http://schemas.microsoft.com/office/word/2020/wordml/sdtdatahash" xmlns:w16sdtfl="http://schemas.microsoft.com/office/word/2024/wordml/sdtformatlock" xmlns:w16se="http://schemas.microsoft.com/office/word/2015/wordml/symex" xmlns:wpg="http://schemas.microsoft.com/office/word/2010/wordprocessingGroup" xmlns:wpi="http://schemas.microsoft.com/office/word/2010/wordprocessingInk" xmlns:wne="http://schemas.microsoft.com/office/word/2006/wordml" xmlns:wps="http://schemas.microsoft.com/office/word/2010/wordprocessingShape" mc:Ignorable="w14 w15 w16se w16cid w16 w16cex w16sdtdh w16sdtfl w16du wp14">
+<w:ftr xmlns:wpc="http://schemas.microsoft.com/office/word/2010/wordprocessingCanvas" xmlns:cx="http://schemas.microsoft.com/office/drawing/2014/chartex" xmlns:mc="http://schemas.openxmlformats.org/markup-compatibility/2006" xmlns:o="urn:schemas-microsoft-com:office:office" xmlns:r="http://schemas.openxmlformats.org/officeDocument/2006/relationships" xmlns:m="http://schemas.openxmlformats.org/officeDocument/2006/math" xmlns:v="urn:schemas-microsoft-com:vml" xmlns:wp14="http://schemas.microsoft.com/office/word/2010/wordprocessingDrawing" xmlns:wp="http://schemas.openxmlformats.org/drawingml/2006/wordprocessingDrawing" xmlns:w10="urn:schemas-microsoft-com:office:word" xmlns:w="http://schemas.openxmlformats.org/wordprocessingml/2006/main" xmlns:w14="http://schemas.microsoft.com/office/word/2010/wordml" xmlns:w15="http://schemas.microsoft.com/office/word/2012/wordml" xmlns:w16se="http://schemas.microsoft.com/office/word/2015/wordml/symex" xmlns:wpg="http://schemas.microsoft.com/office/word/2010/wordprocessingGroup" xmlns:wpi="http://schemas.microsoft.com/office/word/2010/wordprocessingInk" xmlns:wne="http://schemas.microsoft.com/office/word/2006/wordml" xmlns:wps="http://schemas.microsoft.com/office/word/2010/wordprocessingShape" mc:Ignorable="w14 w15 w16se wp14">
   <w:p>
     <w:pPr>
       <w:pStyle w:val="Piedepgina"/>
@@ -2018,10 +2666,11 @@
     <w:r>
       <w:rPr>
         <w:i/>
+        <w:noProof/>
         <w:sz w:val="18"/>
         <w:szCs w:val="18"/>
       </w:rPr>
-      <w:t>III</w:t>
+      <w:t>3</w:t>
     </w:r>
     <w:r>
       <w:rPr>
@@ -2036,7 +2685,7 @@
 </file>
 
 <file path=word/footnotes.xml><?xml version="1.0" encoding="utf-8"?>
-<w:footnotes xmlns:wpc="http://schemas.microsoft.com/office/word/2010/wordprocessingCanvas" xmlns:cx="http://schemas.microsoft.com/office/drawing/2014/chartex" xmlns:cx1="http://schemas.microsoft.com/office/drawing/2015/9/8/chartex" xmlns:cx2="http://schemas.microsoft.com/office/drawing/2015/10/21/chartex" xmlns:cx3="http://schemas.microsoft.com/office/drawing/2016/5/9/chartex" xmlns:cx4="http://schemas.microsoft.com/office/drawing/2016/5/10/chartex" xmlns:cx5="http://schemas.microsoft.com/office/drawing/2016/5/11/chartex" xmlns:cx6="http://schemas.microsoft.com/office/drawing/2016/5/12/chartex" xmlns:cx7="http://schemas.microsoft.com/office/drawing/2016/5/13/chartex" xmlns:cx8="http://schemas.microsoft.com/office/drawing/2016/5/14/chartex" xmlns:mc="http://schemas.openxmlformats.org/markup-compatibility/2006" xmlns:aink="http://schemas.microsoft.com/office/drawing/2016/ink" xmlns:am3d="http://schemas.microsoft.com/office/drawing/2017/model3d" xmlns:o="urn:schemas-microsoft-com:office:office" xmlns:oel="http://schemas.microsoft.com/office/2019/extlst" xmlns:r="http://schemas.openxmlformats.org/officeDocument/2006/relationships" xmlns:m="http://schemas.openxmlformats.org/officeDocument/2006/math" xmlns:v="urn:schemas-microsoft-com:vml" xmlns:wp14="http://schemas.microsoft.com/office/word/2010/wordprocessingDrawing" xmlns:wp="http://schemas.openxmlformats.org/drawingml/2006/wordprocessingDrawing" xmlns:w10="urn:schemas-microsoft-com:office:word" xmlns:w="http://schemas.openxmlformats.org/wordprocessingml/2006/main" xmlns:w14="http://schemas.microsoft.com/office/word/2010/wordml" xmlns:w15="http://schemas.microsoft.com/office/word/2012/wordml" xmlns:w16cex="http://schemas.microsoft.com/office/word/2018/wordml/cex" xmlns:w16cid="http://schemas.microsoft.com/office/word/2016/wordml/cid" xmlns:w16="http://schemas.microsoft.com/office/word/2018/wordml" xmlns:w16du="http://schemas.microsoft.com/office/word/2023/wordml/word16du" xmlns:w16sdtdh="http://schemas.microsoft.com/office/word/2020/wordml/sdtdatahash" xmlns:w16sdtfl="http://schemas.microsoft.com/office/word/2024/wordml/sdtformatlock" xmlns:w16se="http://schemas.microsoft.com/office/word/2015/wordml/symex" xmlns:wpg="http://schemas.microsoft.com/office/word/2010/wordprocessingGroup" xmlns:wpi="http://schemas.microsoft.com/office/word/2010/wordprocessingInk" xmlns:wne="http://schemas.microsoft.com/office/word/2006/wordml" xmlns:wps="http://schemas.microsoft.com/office/word/2010/wordprocessingShape" mc:Ignorable="w14 w15 w16se w16cid w16 w16cex w16sdtdh w16sdtfl w16du wp14">
+<w:footnotes xmlns:wpc="http://schemas.microsoft.com/office/word/2010/wordprocessingCanvas" xmlns:cx="http://schemas.microsoft.com/office/drawing/2014/chartex" xmlns:mc="http://schemas.openxmlformats.org/markup-compatibility/2006" xmlns:o="urn:schemas-microsoft-com:office:office" xmlns:r="http://schemas.openxmlformats.org/officeDocument/2006/relationships" xmlns:m="http://schemas.openxmlformats.org/officeDocument/2006/math" xmlns:v="urn:schemas-microsoft-com:vml" xmlns:wp14="http://schemas.microsoft.com/office/word/2010/wordprocessingDrawing" xmlns:wp="http://schemas.openxmlformats.org/drawingml/2006/wordprocessingDrawing" xmlns:w10="urn:schemas-microsoft-com:office:word" xmlns:w="http://schemas.openxmlformats.org/wordprocessingml/2006/main" xmlns:w14="http://schemas.microsoft.com/office/word/2010/wordml" xmlns:w15="http://schemas.microsoft.com/office/word/2012/wordml" xmlns:w16se="http://schemas.microsoft.com/office/word/2015/wordml/symex" xmlns:wpg="http://schemas.microsoft.com/office/word/2010/wordprocessingGroup" xmlns:wpi="http://schemas.microsoft.com/office/word/2010/wordprocessingInk" xmlns:wne="http://schemas.microsoft.com/office/word/2006/wordml" xmlns:wps="http://schemas.microsoft.com/office/word/2010/wordprocessingShape" mc:Ignorable="w14 w15 w16se wp14">
   <w:footnote w:type="separator" w:id="-1">
     <w:p>
       <w:r>
@@ -2055,7 +2704,7 @@
 </file>
 
 <file path=word/header1.xml><?xml version="1.0" encoding="utf-8"?>
-<w:hdr xmlns:wpc="http://schemas.microsoft.com/office/word/2010/wordprocessingCanvas" xmlns:cx="http://schemas.microsoft.com/office/drawing/2014/chartex" xmlns:cx1="http://schemas.microsoft.com/office/drawing/2015/9/8/chartex" xmlns:cx2="http://schemas.microsoft.com/office/drawing/2015/10/21/chartex" xmlns:cx3="http://schemas.microsoft.com/office/drawing/2016/5/9/chartex" xmlns:cx4="http://schemas.microsoft.com/office/drawing/2016/5/10/chartex" xmlns:cx5="http://schemas.microsoft.com/office/drawing/2016/5/11/chartex" xmlns:cx6="http://schemas.microsoft.com/office/drawing/2016/5/12/chartex" xmlns:cx7="http://schemas.microsoft.com/office/drawing/2016/5/13/chartex" xmlns:cx8="http://schemas.microsoft.com/office/drawing/2016/5/14/chartex" xmlns:mc="http://schemas.openxmlformats.org/markup-compatibility/2006" xmlns:aink="http://schemas.microsoft.com/office/drawing/2016/ink" xmlns:am3d="http://schemas.microsoft.com/office/drawing/2017/model3d" xmlns:o="urn:schemas-microsoft-com:office:office" xmlns:oel="http://schemas.microsoft.com/office/2019/extlst" xmlns:r="http://schemas.openxmlformats.org/officeDocument/2006/relationships" xmlns:m="http://schemas.openxmlformats.org/officeDocument/2006/math" xmlns:v="urn:schemas-microsoft-com:vml" xmlns:wp14="http://schemas.microsoft.com/office/word/2010/wordprocessingDrawing" xmlns:wp="http://schemas.openxmlformats.org/drawingml/2006/wordprocessingDrawing" xmlns:w10="urn:schemas-microsoft-com:office:word" xmlns:w="http://schemas.openxmlformats.org/wordprocessingml/2006/main" xmlns:w14="http://schemas.microsoft.com/office/word/2010/wordml" xmlns:w15="http://schemas.microsoft.com/office/word/2012/wordml" xmlns:w16cex="http://schemas.microsoft.com/office/word/2018/wordml/cex" xmlns:w16cid="http://schemas.microsoft.com/office/word/2016/wordml/cid" xmlns:w16="http://schemas.microsoft.com/office/word/2018/wordml" xmlns:w16du="http://schemas.microsoft.com/office/word/2023/wordml/word16du" xmlns:w16sdtdh="http://schemas.microsoft.com/office/word/2020/wordml/sdtdatahash" xmlns:w16sdtfl="http://schemas.microsoft.com/office/word/2024/wordml/sdtformatlock" xmlns:w16se="http://schemas.microsoft.com/office/word/2015/wordml/symex" xmlns:wpg="http://schemas.microsoft.com/office/word/2010/wordprocessingGroup" xmlns:wpi="http://schemas.microsoft.com/office/word/2010/wordprocessingInk" xmlns:wne="http://schemas.microsoft.com/office/word/2006/wordml" xmlns:wps="http://schemas.microsoft.com/office/word/2010/wordprocessingShape" mc:Ignorable="w14 w15 w16se w16cid w16 w16cex w16sdtdh w16sdtfl w16du wp14">
+<w:hdr xmlns:wpc="http://schemas.microsoft.com/office/word/2010/wordprocessingCanvas" xmlns:cx="http://schemas.microsoft.com/office/drawing/2014/chartex" xmlns:mc="http://schemas.openxmlformats.org/markup-compatibility/2006" xmlns:o="urn:schemas-microsoft-com:office:office" xmlns:r="http://schemas.openxmlformats.org/officeDocument/2006/relationships" xmlns:m="http://schemas.openxmlformats.org/officeDocument/2006/math" xmlns:v="urn:schemas-microsoft-com:vml" xmlns:wp14="http://schemas.microsoft.com/office/word/2010/wordprocessingDrawing" xmlns:wp="http://schemas.openxmlformats.org/drawingml/2006/wordprocessingDrawing" xmlns:w10="urn:schemas-microsoft-com:office:word" xmlns:w="http://schemas.openxmlformats.org/wordprocessingml/2006/main" xmlns:w14="http://schemas.microsoft.com/office/word/2010/wordml" xmlns:w15="http://schemas.microsoft.com/office/word/2012/wordml" xmlns:w16se="http://schemas.microsoft.com/office/word/2015/wordml/symex" xmlns:wpg="http://schemas.microsoft.com/office/word/2010/wordprocessingGroup" xmlns:wpi="http://schemas.microsoft.com/office/word/2010/wordprocessingInk" xmlns:wne="http://schemas.microsoft.com/office/word/2006/wordml" xmlns:wps="http://schemas.microsoft.com/office/word/2010/wordprocessingShape" mc:Ignorable="w14 w15 w16se wp14">
   <w:p>
     <w:pPr>
       <w:jc w:val="right"/>
@@ -2087,7 +2736,7 @@
           <wp:extent cx="1366520" cy="1366520"/>
           <wp:effectExtent l="0" t="0" r="5080" b="5080"/>
           <wp:wrapNone/>
-          <wp:docPr id="1562917807" name="Imagen 5"/>
+          <wp:docPr id="15" name="Imagen 5"/>
           <wp:cNvGraphicFramePr>
             <a:graphicFrameLocks xmlns:a="http://schemas.openxmlformats.org/drawingml/2006/main" noChangeAspect="1"/>
           </wp:cNvGraphicFramePr>
@@ -2175,7 +2824,7 @@
                       <a:effectLst/>
                       <a:extLst>
                         <a:ext uri="{C572A759-6A51-4108-AA02-DFA0A04FC94B}">
-                          <ma14:wrappingTextBoxFlag xmlns:o="urn:schemas-microsoft-com:office:office" xmlns:v="urn:schemas-microsoft-com:vml" xmlns:w10="urn:schemas-microsoft-com:office:word" xmlns:w="http://schemas.openxmlformats.org/wordprocessingml/2006/main" xmlns:ma14="http://schemas.microsoft.com/office/mac/drawingml/2011/main" xmlns=""/>
+                          <ma14:wrappingTextBoxFlag xmlns="" xmlns:ma14="http://schemas.microsoft.com/office/mac/drawingml/2011/main" xmlns:w="http://schemas.openxmlformats.org/wordprocessingml/2006/main" xmlns:w10="urn:schemas-microsoft-com:office:word" xmlns:v="urn:schemas-microsoft-com:vml" xmlns:o="urn:schemas-microsoft-com:office:office" xmlns:w16sdtfl="http://schemas.microsoft.com/office/word/2024/wordml/sdtformatlock" xmlns:w16sdtdh="http://schemas.microsoft.com/office/word/2020/wordml/sdtdatahash" xmlns:w16du="http://schemas.microsoft.com/office/word/2023/wordml/word16du" xmlns:w16="http://schemas.microsoft.com/office/word/2018/wordml" xmlns:w16cid="http://schemas.microsoft.com/office/word/2016/wordml/cid" xmlns:w16cex="http://schemas.microsoft.com/office/word/2018/wordml/cex" xmlns:oel="http://schemas.microsoft.com/office/2019/extlst" xmlns:am3d="http://schemas.microsoft.com/office/drawing/2017/model3d" xmlns:aink="http://schemas.microsoft.com/office/drawing/2016/ink" xmlns:cx8="http://schemas.microsoft.com/office/drawing/2016/5/14/chartex" xmlns:cx7="http://schemas.microsoft.com/office/drawing/2016/5/13/chartex" xmlns:cx6="http://schemas.microsoft.com/office/drawing/2016/5/12/chartex" xmlns:cx5="http://schemas.microsoft.com/office/drawing/2016/5/11/chartex" xmlns:cx4="http://schemas.microsoft.com/office/drawing/2016/5/10/chartex" xmlns:cx3="http://schemas.microsoft.com/office/drawing/2016/5/9/chartex" xmlns:cx2="http://schemas.microsoft.com/office/drawing/2015/10/21/chartex" xmlns:cx1="http://schemas.microsoft.com/office/drawing/2015/9/8/chartex"/>
                         </a:ext>
                       </a:extLst>
                     </wps:spPr>
@@ -2307,7 +2956,8 @@
               <v:stroke joinstyle="miter"/>
               <v:path gradientshapeok="t" o:connecttype="rect"/>
             </v:shapetype>
-            <v:shape id="Cuadro de texto 5" o:spid="_x0000_s1027" type="#_x0000_t202" style="position:absolute;margin-left:-8.95pt;margin-top:66.45pt;width:6in;height:177.4pt;z-index:251658752;visibility:visible;mso-wrap-style:square;mso-width-percent:0;mso-height-percent:0;mso-wrap-distance-left:9pt;mso-wrap-distance-top:0;mso-wrap-distance-right:9pt;mso-wrap-distance-bottom:0;mso-position-horizontal:absolute;mso-position-horizontal-relative:text;mso-position-vertical:absolute;mso-position-vertical-relative:text;mso-width-percent:0;mso-height-percent:0;mso-width-relative:margin;mso-height-relative:margin;v-text-anchor:top" o:gfxdata="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" filled="f" stroked="f">
+            <v:shape id="Cuadro de texto 5" o:spid="_x0000_s1028" type="#_x0000_t202" style="position:absolute;margin-left:-8.95pt;margin-top:66.45pt;width:6in;height:177.4pt;z-index:251658752;visibility:visible;mso-wrap-style:square;mso-width-percent:0;mso-height-percent:0;mso-wrap-distance-left:9pt;mso-wrap-distance-top:0;mso-wrap-distance-right:9pt;mso-wrap-distance-bottom:0;mso-position-horizontal:absolute;mso-position-horizontal-relative:text;mso-position-vertical:absolute;mso-position-vertical-relative:text;mso-width-percent:0;mso-height-percent:0;mso-width-relative:margin;mso-height-relative:margin;v-text-anchor:top" o:gfxdata="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" filled="f" stroked="f">
+              <v:path arrowok="t"/>
               <v:textbox>
                 <w:txbxContent>
                   <w:p>
@@ -2408,7 +3058,7 @@
 </file>
 
 <file path=word/header2.xml><?xml version="1.0" encoding="utf-8"?>
-<w:hdr xmlns:wpc="http://schemas.microsoft.com/office/word/2010/wordprocessingCanvas" xmlns:cx="http://schemas.microsoft.com/office/drawing/2014/chartex" xmlns:cx1="http://schemas.microsoft.com/office/drawing/2015/9/8/chartex" xmlns:cx2="http://schemas.microsoft.com/office/drawing/2015/10/21/chartex" xmlns:cx3="http://schemas.microsoft.com/office/drawing/2016/5/9/chartex" xmlns:cx4="http://schemas.microsoft.com/office/drawing/2016/5/10/chartex" xmlns:cx5="http://schemas.microsoft.com/office/drawing/2016/5/11/chartex" xmlns:cx6="http://schemas.microsoft.com/office/drawing/2016/5/12/chartex" xmlns:cx7="http://schemas.microsoft.com/office/drawing/2016/5/13/chartex" xmlns:cx8="http://schemas.microsoft.com/office/drawing/2016/5/14/chartex" xmlns:mc="http://schemas.openxmlformats.org/markup-compatibility/2006" xmlns:aink="http://schemas.microsoft.com/office/drawing/2016/ink" xmlns:am3d="http://schemas.microsoft.com/office/drawing/2017/model3d" xmlns:o="urn:schemas-microsoft-com:office:office" xmlns:oel="http://schemas.microsoft.com/office/2019/extlst" xmlns:r="http://schemas.openxmlformats.org/officeDocument/2006/relationships" xmlns:m="http://schemas.openxmlformats.org/officeDocument/2006/math" xmlns:v="urn:schemas-microsoft-com:vml" xmlns:wp14="http://schemas.microsoft.com/office/word/2010/wordprocessingDrawing" xmlns:wp="http://schemas.openxmlformats.org/drawingml/2006/wordprocessingDrawing" xmlns:w10="urn:schemas-microsoft-com:office:word" xmlns:w="http://schemas.openxmlformats.org/wordprocessingml/2006/main" xmlns:w14="http://schemas.microsoft.com/office/word/2010/wordml" xmlns:w15="http://schemas.microsoft.com/office/word/2012/wordml" xmlns:w16cex="http://schemas.microsoft.com/office/word/2018/wordml/cex" xmlns:w16cid="http://schemas.microsoft.com/office/word/2016/wordml/cid" xmlns:w16="http://schemas.microsoft.com/office/word/2018/wordml" xmlns:w16du="http://schemas.microsoft.com/office/word/2023/wordml/word16du" xmlns:w16sdtdh="http://schemas.microsoft.com/office/word/2020/wordml/sdtdatahash" xmlns:w16sdtfl="http://schemas.microsoft.com/office/word/2024/wordml/sdtformatlock" xmlns:w16se="http://schemas.microsoft.com/office/word/2015/wordml/symex" xmlns:wpg="http://schemas.microsoft.com/office/word/2010/wordprocessingGroup" xmlns:wpi="http://schemas.microsoft.com/office/word/2010/wordprocessingInk" xmlns:wne="http://schemas.microsoft.com/office/word/2006/wordml" xmlns:wps="http://schemas.microsoft.com/office/word/2010/wordprocessingShape" mc:Ignorable="w14 w15 w16se w16cid w16 w16cex w16sdtdh w16sdtfl w16du wp14">
+<w:hdr xmlns:wpc="http://schemas.microsoft.com/office/word/2010/wordprocessingCanvas" xmlns:cx="http://schemas.microsoft.com/office/drawing/2014/chartex" xmlns:mc="http://schemas.openxmlformats.org/markup-compatibility/2006" xmlns:o="urn:schemas-microsoft-com:office:office" xmlns:r="http://schemas.openxmlformats.org/officeDocument/2006/relationships" xmlns:m="http://schemas.openxmlformats.org/officeDocument/2006/math" xmlns:v="urn:schemas-microsoft-com:vml" xmlns:wp14="http://schemas.microsoft.com/office/word/2010/wordprocessingDrawing" xmlns:wp="http://schemas.openxmlformats.org/drawingml/2006/wordprocessingDrawing" xmlns:w10="urn:schemas-microsoft-com:office:word" xmlns:w="http://schemas.openxmlformats.org/wordprocessingml/2006/main" xmlns:w14="http://schemas.microsoft.com/office/word/2010/wordml" xmlns:w15="http://schemas.microsoft.com/office/word/2012/wordml" xmlns:w16se="http://schemas.microsoft.com/office/word/2015/wordml/symex" xmlns:wpg="http://schemas.microsoft.com/office/word/2010/wordprocessingGroup" xmlns:wpi="http://schemas.microsoft.com/office/word/2010/wordprocessingInk" xmlns:wne="http://schemas.microsoft.com/office/word/2006/wordml" xmlns:wps="http://schemas.microsoft.com/office/word/2010/wordprocessingShape" mc:Ignorable="w14 w15 w16se wp14">
   <w:tbl>
     <w:tblPr>
       <w:tblW w:w="0" w:type="auto"/>
@@ -2530,7 +3180,7 @@
 </file>
 
 <file path=word/header3.xml><?xml version="1.0" encoding="utf-8"?>
-<w:hdr xmlns:wpc="http://schemas.microsoft.com/office/word/2010/wordprocessingCanvas" xmlns:cx="http://schemas.microsoft.com/office/drawing/2014/chartex" xmlns:cx1="http://schemas.microsoft.com/office/drawing/2015/9/8/chartex" xmlns:cx2="http://schemas.microsoft.com/office/drawing/2015/10/21/chartex" xmlns:cx3="http://schemas.microsoft.com/office/drawing/2016/5/9/chartex" xmlns:cx4="http://schemas.microsoft.com/office/drawing/2016/5/10/chartex" xmlns:cx5="http://schemas.microsoft.com/office/drawing/2016/5/11/chartex" xmlns:cx6="http://schemas.microsoft.com/office/drawing/2016/5/12/chartex" xmlns:cx7="http://schemas.microsoft.com/office/drawing/2016/5/13/chartex" xmlns:cx8="http://schemas.microsoft.com/office/drawing/2016/5/14/chartex" xmlns:mc="http://schemas.openxmlformats.org/markup-compatibility/2006" xmlns:aink="http://schemas.microsoft.com/office/drawing/2016/ink" xmlns:am3d="http://schemas.microsoft.com/office/drawing/2017/model3d" xmlns:o="urn:schemas-microsoft-com:office:office" xmlns:oel="http://schemas.microsoft.com/office/2019/extlst" xmlns:r="http://schemas.openxmlformats.org/officeDocument/2006/relationships" xmlns:m="http://schemas.openxmlformats.org/officeDocument/2006/math" xmlns:v="urn:schemas-microsoft-com:vml" xmlns:wp14="http://schemas.microsoft.com/office/word/2010/wordprocessingDrawing" xmlns:wp="http://schemas.openxmlformats.org/drawingml/2006/wordprocessingDrawing" xmlns:w10="urn:schemas-microsoft-com:office:word" xmlns:w="http://schemas.openxmlformats.org/wordprocessingml/2006/main" xmlns:w14="http://schemas.microsoft.com/office/word/2010/wordml" xmlns:w15="http://schemas.microsoft.com/office/word/2012/wordml" xmlns:w16cex="http://schemas.microsoft.com/office/word/2018/wordml/cex" xmlns:w16cid="http://schemas.microsoft.com/office/word/2016/wordml/cid" xmlns:w16="http://schemas.microsoft.com/office/word/2018/wordml" xmlns:w16du="http://schemas.microsoft.com/office/word/2023/wordml/word16du" xmlns:w16sdtdh="http://schemas.microsoft.com/office/word/2020/wordml/sdtdatahash" xmlns:w16sdtfl="http://schemas.microsoft.com/office/word/2024/wordml/sdtformatlock" xmlns:w16se="http://schemas.microsoft.com/office/word/2015/wordml/symex" xmlns:wpg="http://schemas.microsoft.com/office/word/2010/wordprocessingGroup" xmlns:wpi="http://schemas.microsoft.com/office/word/2010/wordprocessingInk" xmlns:wne="http://schemas.microsoft.com/office/word/2006/wordml" xmlns:wps="http://schemas.microsoft.com/office/word/2010/wordprocessingShape" mc:Ignorable="w14 w15 w16se w16cid w16 w16cex w16sdtdh w16sdtfl w16du wp14">
+<w:hdr xmlns:wpc="http://schemas.microsoft.com/office/word/2010/wordprocessingCanvas" xmlns:cx="http://schemas.microsoft.com/office/drawing/2014/chartex" xmlns:mc="http://schemas.openxmlformats.org/markup-compatibility/2006" xmlns:o="urn:schemas-microsoft-com:office:office" xmlns:r="http://schemas.openxmlformats.org/officeDocument/2006/relationships" xmlns:m="http://schemas.openxmlformats.org/officeDocument/2006/math" xmlns:v="urn:schemas-microsoft-com:vml" xmlns:wp14="http://schemas.microsoft.com/office/word/2010/wordprocessingDrawing" xmlns:wp="http://schemas.openxmlformats.org/drawingml/2006/wordprocessingDrawing" xmlns:w10="urn:schemas-microsoft-com:office:word" xmlns:w="http://schemas.openxmlformats.org/wordprocessingml/2006/main" xmlns:w14="http://schemas.microsoft.com/office/word/2010/wordml" xmlns:w15="http://schemas.microsoft.com/office/word/2012/wordml" xmlns:w16se="http://schemas.microsoft.com/office/word/2015/wordml/symex" xmlns:wpg="http://schemas.microsoft.com/office/word/2010/wordprocessingGroup" xmlns:wpi="http://schemas.microsoft.com/office/word/2010/wordprocessingInk" xmlns:wne="http://schemas.microsoft.com/office/word/2006/wordml" xmlns:wps="http://schemas.microsoft.com/office/word/2010/wordprocessingShape" mc:Ignorable="w14 w15 w16se wp14">
   <w:p>
     <w:pPr>
       <w:jc w:val="right"/>
@@ -2543,6 +3193,7 @@
     <w:r>
       <w:rPr>
         <w:noProof/>
+        <w:lang w:val="es-ES"/>
       </w:rPr>
       <w:drawing>
         <wp:anchor distT="0" distB="0" distL="114300" distR="114300" simplePos="0" relativeHeight="251666944" behindDoc="0" locked="0" layoutInCell="1" allowOverlap="1" wp14:anchorId="45D22F73" wp14:editId="2B7318E2">
@@ -2556,7 +3207,7 @@
           <wp:extent cx="1235710" cy="578485"/>
           <wp:effectExtent l="0" t="0" r="2540" b="0"/>
           <wp:wrapSquare wrapText="bothSides"/>
-          <wp:docPr id="6" name="Picture 47323"/>
+          <wp:docPr id="11" name="Picture 47323"/>
           <wp:cNvGraphicFramePr/>
           <a:graphic xmlns:a="http://schemas.openxmlformats.org/drawingml/2006/main">
             <a:graphicData uri="http://schemas.openxmlformats.org/drawingml/2006/picture">
@@ -2596,7 +3247,7 @@
 </file>
 
 <file path=word/header4.xml><?xml version="1.0" encoding="utf-8"?>
-<w:hdr xmlns:wpc="http://schemas.microsoft.com/office/word/2010/wordprocessingCanvas" xmlns:cx="http://schemas.microsoft.com/office/drawing/2014/chartex" xmlns:cx1="http://schemas.microsoft.com/office/drawing/2015/9/8/chartex" xmlns:cx2="http://schemas.microsoft.com/office/drawing/2015/10/21/chartex" xmlns:cx3="http://schemas.microsoft.com/office/drawing/2016/5/9/chartex" xmlns:cx4="http://schemas.microsoft.com/office/drawing/2016/5/10/chartex" xmlns:cx5="http://schemas.microsoft.com/office/drawing/2016/5/11/chartex" xmlns:cx6="http://schemas.microsoft.com/office/drawing/2016/5/12/chartex" xmlns:cx7="http://schemas.microsoft.com/office/drawing/2016/5/13/chartex" xmlns:cx8="http://schemas.microsoft.com/office/drawing/2016/5/14/chartex" xmlns:mc="http://schemas.openxmlformats.org/markup-compatibility/2006" xmlns:aink="http://schemas.microsoft.com/office/drawing/2016/ink" xmlns:am3d="http://schemas.microsoft.com/office/drawing/2017/model3d" xmlns:o="urn:schemas-microsoft-com:office:office" xmlns:oel="http://schemas.microsoft.com/office/2019/extlst" xmlns:r="http://schemas.openxmlformats.org/officeDocument/2006/relationships" xmlns:m="http://schemas.openxmlformats.org/officeDocument/2006/math" xmlns:v="urn:schemas-microsoft-com:vml" xmlns:wp14="http://schemas.microsoft.com/office/word/2010/wordprocessingDrawing" xmlns:wp="http://schemas.openxmlformats.org/drawingml/2006/wordprocessingDrawing" xmlns:w10="urn:schemas-microsoft-com:office:word" xmlns:w="http://schemas.openxmlformats.org/wordprocessingml/2006/main" xmlns:w14="http://schemas.microsoft.com/office/word/2010/wordml" xmlns:w15="http://schemas.microsoft.com/office/word/2012/wordml" xmlns:w16cex="http://schemas.microsoft.com/office/word/2018/wordml/cex" xmlns:w16cid="http://schemas.microsoft.com/office/word/2016/wordml/cid" xmlns:w16="http://schemas.microsoft.com/office/word/2018/wordml" xmlns:w16du="http://schemas.microsoft.com/office/word/2023/wordml/word16du" xmlns:w16sdtdh="http://schemas.microsoft.com/office/word/2020/wordml/sdtdatahash" xmlns:w16sdtfl="http://schemas.microsoft.com/office/word/2024/wordml/sdtformatlock" xmlns:w16se="http://schemas.microsoft.com/office/word/2015/wordml/symex" xmlns:wpg="http://schemas.microsoft.com/office/word/2010/wordprocessingGroup" xmlns:wpi="http://schemas.microsoft.com/office/word/2010/wordprocessingInk" xmlns:wne="http://schemas.microsoft.com/office/word/2006/wordml" xmlns:wps="http://schemas.microsoft.com/office/word/2010/wordprocessingShape" mc:Ignorable="w14 w15 w16se w16cid w16 w16cex w16sdtdh w16sdtfl w16du wp14">
+<w:hdr xmlns:wpc="http://schemas.microsoft.com/office/word/2010/wordprocessingCanvas" xmlns:cx="http://schemas.microsoft.com/office/drawing/2014/chartex" xmlns:mc="http://schemas.openxmlformats.org/markup-compatibility/2006" xmlns:o="urn:schemas-microsoft-com:office:office" xmlns:r="http://schemas.openxmlformats.org/officeDocument/2006/relationships" xmlns:m="http://schemas.openxmlformats.org/officeDocument/2006/math" xmlns:v="urn:schemas-microsoft-com:vml" xmlns:wp14="http://schemas.microsoft.com/office/word/2010/wordprocessingDrawing" xmlns:wp="http://schemas.openxmlformats.org/drawingml/2006/wordprocessingDrawing" xmlns:w10="urn:schemas-microsoft-com:office:word" xmlns:w="http://schemas.openxmlformats.org/wordprocessingml/2006/main" xmlns:w14="http://schemas.microsoft.com/office/word/2010/wordml" xmlns:w15="http://schemas.microsoft.com/office/word/2012/wordml" xmlns:w16se="http://schemas.microsoft.com/office/word/2015/wordml/symex" xmlns:wpg="http://schemas.microsoft.com/office/word/2010/wordprocessingGroup" xmlns:wpi="http://schemas.microsoft.com/office/word/2010/wordprocessingInk" xmlns:wne="http://schemas.microsoft.com/office/word/2006/wordml" xmlns:wps="http://schemas.microsoft.com/office/word/2010/wordprocessingShape" mc:Ignorable="w14 w15 w16se wp14">
   <w:p>
     <w:pPr>
       <w:jc w:val="right"/>
@@ -2609,6 +3260,7 @@
     <w:r>
       <w:rPr>
         <w:noProof/>
+        <w:lang w:val="es-ES"/>
       </w:rPr>
       <w:drawing>
         <wp:anchor distT="0" distB="0" distL="114300" distR="114300" simplePos="0" relativeHeight="251664896" behindDoc="0" locked="0" layoutInCell="1" allowOverlap="1" wp14:anchorId="798E623A" wp14:editId="665B39E3">
@@ -2701,15 +3353,7 @@
               <w:sz w:val="18"/>
               <w:szCs w:val="18"/>
             </w:rPr>
-            <w:t xml:space="preserve"> Superior en Desarrollo de Aplicaciones </w:t>
-          </w:r>
-          <w:r>
-            <w:rPr>
-              <w:i/>
-              <w:sz w:val="18"/>
-              <w:szCs w:val="18"/>
-            </w:rPr>
-            <w:t>Web</w:t>
+            <w:t xml:space="preserve"> Superior en Desarrollo de Aplicaciones Web</w:t>
           </w:r>
         </w:p>
       </w:tc>
@@ -2743,7 +3387,7 @@
 </file>
 
 <file path=word/header5.xml><?xml version="1.0" encoding="utf-8"?>
-<w:hdr xmlns:wpc="http://schemas.microsoft.com/office/word/2010/wordprocessingCanvas" xmlns:cx="http://schemas.microsoft.com/office/drawing/2014/chartex" xmlns:cx1="http://schemas.microsoft.com/office/drawing/2015/9/8/chartex" xmlns:cx2="http://schemas.microsoft.com/office/drawing/2015/10/21/chartex" xmlns:cx3="http://schemas.microsoft.com/office/drawing/2016/5/9/chartex" xmlns:cx4="http://schemas.microsoft.com/office/drawing/2016/5/10/chartex" xmlns:cx5="http://schemas.microsoft.com/office/drawing/2016/5/11/chartex" xmlns:cx6="http://schemas.microsoft.com/office/drawing/2016/5/12/chartex" xmlns:cx7="http://schemas.microsoft.com/office/drawing/2016/5/13/chartex" xmlns:cx8="http://schemas.microsoft.com/office/drawing/2016/5/14/chartex" xmlns:mc="http://schemas.openxmlformats.org/markup-compatibility/2006" xmlns:aink="http://schemas.microsoft.com/office/drawing/2016/ink" xmlns:am3d="http://schemas.microsoft.com/office/drawing/2017/model3d" xmlns:o="urn:schemas-microsoft-com:office:office" xmlns:oel="http://schemas.microsoft.com/office/2019/extlst" xmlns:r="http://schemas.openxmlformats.org/officeDocument/2006/relationships" xmlns:m="http://schemas.openxmlformats.org/officeDocument/2006/math" xmlns:v="urn:schemas-microsoft-com:vml" xmlns:wp14="http://schemas.microsoft.com/office/word/2010/wordprocessingDrawing" xmlns:wp="http://schemas.openxmlformats.org/drawingml/2006/wordprocessingDrawing" xmlns:w10="urn:schemas-microsoft-com:office:word" xmlns:w="http://schemas.openxmlformats.org/wordprocessingml/2006/main" xmlns:w14="http://schemas.microsoft.com/office/word/2010/wordml" xmlns:w15="http://schemas.microsoft.com/office/word/2012/wordml" xmlns:w16cex="http://schemas.microsoft.com/office/word/2018/wordml/cex" xmlns:w16cid="http://schemas.microsoft.com/office/word/2016/wordml/cid" xmlns:w16="http://schemas.microsoft.com/office/word/2018/wordml" xmlns:w16du="http://schemas.microsoft.com/office/word/2023/wordml/word16du" xmlns:w16sdtdh="http://schemas.microsoft.com/office/word/2020/wordml/sdtdatahash" xmlns:w16sdtfl="http://schemas.microsoft.com/office/word/2024/wordml/sdtformatlock" xmlns:w16se="http://schemas.microsoft.com/office/word/2015/wordml/symex" xmlns:wpg="http://schemas.microsoft.com/office/word/2010/wordprocessingGroup" xmlns:wpi="http://schemas.microsoft.com/office/word/2010/wordprocessingInk" xmlns:wne="http://schemas.microsoft.com/office/word/2006/wordml" xmlns:wps="http://schemas.microsoft.com/office/word/2010/wordprocessingShape" mc:Ignorable="w14 w15 w16se w16cid w16 w16cex w16sdtdh w16sdtfl w16du wp14">
+<w:hdr xmlns:wpc="http://schemas.microsoft.com/office/word/2010/wordprocessingCanvas" xmlns:cx="http://schemas.microsoft.com/office/drawing/2014/chartex" xmlns:mc="http://schemas.openxmlformats.org/markup-compatibility/2006" xmlns:o="urn:schemas-microsoft-com:office:office" xmlns:r="http://schemas.openxmlformats.org/officeDocument/2006/relationships" xmlns:m="http://schemas.openxmlformats.org/officeDocument/2006/math" xmlns:v="urn:schemas-microsoft-com:vml" xmlns:wp14="http://schemas.microsoft.com/office/word/2010/wordprocessingDrawing" xmlns:wp="http://schemas.openxmlformats.org/drawingml/2006/wordprocessingDrawing" xmlns:w10="urn:schemas-microsoft-com:office:word" xmlns:w="http://schemas.openxmlformats.org/wordprocessingml/2006/main" xmlns:w14="http://schemas.microsoft.com/office/word/2010/wordml" xmlns:w15="http://schemas.microsoft.com/office/word/2012/wordml" xmlns:w16se="http://schemas.microsoft.com/office/word/2015/wordml/symex" xmlns:wpg="http://schemas.microsoft.com/office/word/2010/wordprocessingGroup" xmlns:wpi="http://schemas.microsoft.com/office/word/2010/wordprocessingInk" xmlns:wne="http://schemas.microsoft.com/office/word/2006/wordml" xmlns:wps="http://schemas.microsoft.com/office/word/2010/wordprocessingShape" mc:Ignorable="w14 w15 w16se wp14">
   <w:tbl>
     <w:tblPr>
       <w:tblW w:w="8755" w:type="dxa"/>
@@ -2788,15 +3432,7 @@
               <w:sz w:val="18"/>
               <w:szCs w:val="18"/>
             </w:rPr>
-            <w:t xml:space="preserve"> Superior en Desarrollo de Aplicaciones </w:t>
-          </w:r>
-          <w:r>
-            <w:rPr>
-              <w:i/>
-              <w:sz w:val="18"/>
-              <w:szCs w:val="18"/>
-            </w:rPr>
-            <w:t>Web</w:t>
+            <w:t xml:space="preserve"> Superior en Desarrollo de Aplicaciones Web</w:t>
           </w:r>
         </w:p>
       </w:tc>
@@ -2833,6 +3469,7 @@
     <w:r>
       <w:rPr>
         <w:noProof/>
+        <w:lang w:val="es-ES"/>
       </w:rPr>
       <w:drawing>
         <wp:anchor distT="0" distB="0" distL="114300" distR="114300" simplePos="0" relativeHeight="251662848" behindDoc="0" locked="0" layoutInCell="1" allowOverlap="1" wp14:anchorId="54C8AC2E" wp14:editId="31823E13">
@@ -2881,7 +3518,7 @@
 </file>
 
 <file path=word/numbering.xml><?xml version="1.0" encoding="utf-8"?>
-<w:numbering xmlns:wpc="http://schemas.microsoft.com/office/word/2010/wordprocessingCanvas" xmlns:cx="http://schemas.microsoft.com/office/drawing/2014/chartex" xmlns:cx1="http://schemas.microsoft.com/office/drawing/2015/9/8/chartex" xmlns:cx2="http://schemas.microsoft.com/office/drawing/2015/10/21/chartex" xmlns:cx3="http://schemas.microsoft.com/office/drawing/2016/5/9/chartex" xmlns:cx4="http://schemas.microsoft.com/office/drawing/2016/5/10/chartex" xmlns:cx5="http://schemas.microsoft.com/office/drawing/2016/5/11/chartex" xmlns:cx6="http://schemas.microsoft.com/office/drawing/2016/5/12/chartex" xmlns:cx7="http://schemas.microsoft.com/office/drawing/2016/5/13/chartex" xmlns:cx8="http://schemas.microsoft.com/office/drawing/2016/5/14/chartex" xmlns:mc="http://schemas.openxmlformats.org/markup-compatibility/2006" xmlns:aink="http://schemas.microsoft.com/office/drawing/2016/ink" xmlns:am3d="http://schemas.microsoft.com/office/drawing/2017/model3d" xmlns:o="urn:schemas-microsoft-com:office:office" xmlns:oel="http://schemas.microsoft.com/office/2019/extlst" xmlns:r="http://schemas.openxmlformats.org/officeDocument/2006/relationships" xmlns:m="http://schemas.openxmlformats.org/officeDocument/2006/math" xmlns:v="urn:schemas-microsoft-com:vml" xmlns:wp14="http://schemas.microsoft.com/office/word/2010/wordprocessingDrawing" xmlns:wp="http://schemas.openxmlformats.org/drawingml/2006/wordprocessingDrawing" xmlns:w10="urn:schemas-microsoft-com:office:word" xmlns:w="http://schemas.openxmlformats.org/wordprocessingml/2006/main" xmlns:w14="http://schemas.microsoft.com/office/word/2010/wordml" xmlns:w15="http://schemas.microsoft.com/office/word/2012/wordml" xmlns:w16cex="http://schemas.microsoft.com/office/word/2018/wordml/cex" xmlns:w16cid="http://schemas.microsoft.com/office/word/2016/wordml/cid" xmlns:w16="http://schemas.microsoft.com/office/word/2018/wordml" xmlns:w16du="http://schemas.microsoft.com/office/word/2023/wordml/word16du" xmlns:w16sdtdh="http://schemas.microsoft.com/office/word/2020/wordml/sdtdatahash" xmlns:w16sdtfl="http://schemas.microsoft.com/office/word/2024/wordml/sdtformatlock" xmlns:w16se="http://schemas.microsoft.com/office/word/2015/wordml/symex" xmlns:wpg="http://schemas.microsoft.com/office/word/2010/wordprocessingGroup" xmlns:wpi="http://schemas.microsoft.com/office/word/2010/wordprocessingInk" xmlns:wne="http://schemas.microsoft.com/office/word/2006/wordml" xmlns:wps="http://schemas.microsoft.com/office/word/2010/wordprocessingShape" mc:Ignorable="w14 w15 w16se w16cid w16 w16cex w16sdtdh w16sdtfl w16du wp14">
+<w:numbering xmlns:wpc="http://schemas.microsoft.com/office/word/2010/wordprocessingCanvas" xmlns:cx="http://schemas.microsoft.com/office/drawing/2014/chartex" xmlns:mc="http://schemas.openxmlformats.org/markup-compatibility/2006" xmlns:o="urn:schemas-microsoft-com:office:office" xmlns:r="http://schemas.openxmlformats.org/officeDocument/2006/relationships" xmlns:m="http://schemas.openxmlformats.org/officeDocument/2006/math" xmlns:v="urn:schemas-microsoft-com:vml" xmlns:wp14="http://schemas.microsoft.com/office/word/2010/wordprocessingDrawing" xmlns:wp="http://schemas.openxmlformats.org/drawingml/2006/wordprocessingDrawing" xmlns:w10="urn:schemas-microsoft-com:office:word" xmlns:w="http://schemas.openxmlformats.org/wordprocessingml/2006/main" xmlns:w14="http://schemas.microsoft.com/office/word/2010/wordml" xmlns:w15="http://schemas.microsoft.com/office/word/2012/wordml" xmlns:w16se="http://schemas.microsoft.com/office/word/2015/wordml/symex" xmlns:wpg="http://schemas.microsoft.com/office/word/2010/wordprocessingGroup" xmlns:wpi="http://schemas.microsoft.com/office/word/2010/wordprocessingInk" xmlns:wne="http://schemas.microsoft.com/office/word/2006/wordml" xmlns:wps="http://schemas.microsoft.com/office/word/2010/wordprocessingShape" mc:Ignorable="w14 w15 w16se wp14">
   <w:abstractNum w:abstractNumId="0" w15:restartNumberingAfterBreak="0">
     <w:nsid w:val="006B3D82"/>
     <w:multiLevelType w:val="multilevel"/>
@@ -3090,6 +3727,210 @@
     </w:lvl>
   </w:abstractNum>
   <w:abstractNum w:abstractNumId="2" w15:restartNumberingAfterBreak="0">
+    <w:nsid w:val="3AC37D54"/>
+    <w:multiLevelType w:val="hybridMultilevel"/>
+    <w:tmpl w:val="91DAC69E"/>
+    <w:lvl w:ilvl="0" w:tplc="1D3C0676">
+      <w:start w:val="1"/>
+      <w:numFmt w:val="decimal"/>
+      <w:pStyle w:val="TDC1"/>
+      <w:lvlText w:val="%1."/>
+      <w:lvlJc w:val="left"/>
+      <w:pPr>
+        <w:ind w:left="360" w:hanging="360"/>
+      </w:pPr>
+      <w:rPr>
+        <w:rFonts w:hint="default"/>
+        <w:b/>
+      </w:rPr>
+    </w:lvl>
+    <w:lvl w:ilvl="1" w:tplc="0C0A0019" w:tentative="1">
+      <w:start w:val="1"/>
+      <w:numFmt w:val="lowerLetter"/>
+      <w:lvlText w:val="%2."/>
+      <w:lvlJc w:val="left"/>
+      <w:pPr>
+        <w:ind w:left="1080" w:hanging="360"/>
+      </w:pPr>
+    </w:lvl>
+    <w:lvl w:ilvl="2" w:tplc="0C0A001B" w:tentative="1">
+      <w:start w:val="1"/>
+      <w:numFmt w:val="lowerRoman"/>
+      <w:lvlText w:val="%3."/>
+      <w:lvlJc w:val="right"/>
+      <w:pPr>
+        <w:ind w:left="1800" w:hanging="180"/>
+      </w:pPr>
+    </w:lvl>
+    <w:lvl w:ilvl="3" w:tplc="0C0A000F" w:tentative="1">
+      <w:start w:val="1"/>
+      <w:numFmt w:val="decimal"/>
+      <w:lvlText w:val="%4."/>
+      <w:lvlJc w:val="left"/>
+      <w:pPr>
+        <w:ind w:left="2520" w:hanging="360"/>
+      </w:pPr>
+    </w:lvl>
+    <w:lvl w:ilvl="4" w:tplc="0C0A0019" w:tentative="1">
+      <w:start w:val="1"/>
+      <w:numFmt w:val="lowerLetter"/>
+      <w:lvlText w:val="%5."/>
+      <w:lvlJc w:val="left"/>
+      <w:pPr>
+        <w:ind w:left="3240" w:hanging="360"/>
+      </w:pPr>
+    </w:lvl>
+    <w:lvl w:ilvl="5" w:tplc="0C0A001B" w:tentative="1">
+      <w:start w:val="1"/>
+      <w:numFmt w:val="lowerRoman"/>
+      <w:lvlText w:val="%6."/>
+      <w:lvlJc w:val="right"/>
+      <w:pPr>
+        <w:ind w:left="3960" w:hanging="180"/>
+      </w:pPr>
+    </w:lvl>
+    <w:lvl w:ilvl="6" w:tplc="0C0A000F" w:tentative="1">
+      <w:start w:val="1"/>
+      <w:numFmt w:val="decimal"/>
+      <w:lvlText w:val="%7."/>
+      <w:lvlJc w:val="left"/>
+      <w:pPr>
+        <w:ind w:left="4680" w:hanging="360"/>
+      </w:pPr>
+    </w:lvl>
+    <w:lvl w:ilvl="7" w:tplc="0C0A0019" w:tentative="1">
+      <w:start w:val="1"/>
+      <w:numFmt w:val="lowerLetter"/>
+      <w:lvlText w:val="%8."/>
+      <w:lvlJc w:val="left"/>
+      <w:pPr>
+        <w:ind w:left="5400" w:hanging="360"/>
+      </w:pPr>
+    </w:lvl>
+    <w:lvl w:ilvl="8" w:tplc="0C0A001B" w:tentative="1">
+      <w:start w:val="1"/>
+      <w:numFmt w:val="lowerRoman"/>
+      <w:lvlText w:val="%9."/>
+      <w:lvlJc w:val="right"/>
+      <w:pPr>
+        <w:ind w:left="6120" w:hanging="180"/>
+      </w:pPr>
+    </w:lvl>
+  </w:abstractNum>
+  <w:abstractNum w:abstractNumId="3" w15:restartNumberingAfterBreak="0">
+    <w:nsid w:val="48DE3078"/>
+    <w:multiLevelType w:val="hybridMultilevel"/>
+    <w:tmpl w:val="70D40426"/>
+    <w:lvl w:ilvl="0" w:tplc="0C0A0009">
+      <w:start w:val="1"/>
+      <w:numFmt w:val="bullet"/>
+      <w:lvlText w:val=""/>
+      <w:lvlJc w:val="left"/>
+      <w:pPr>
+        <w:ind w:left="720" w:hanging="360"/>
+      </w:pPr>
+      <w:rPr>
+        <w:rFonts w:ascii="Wingdings" w:hAnsi="Wingdings" w:hint="default"/>
+      </w:rPr>
+    </w:lvl>
+    <w:lvl w:ilvl="1" w:tplc="0C0A0003" w:tentative="1">
+      <w:start w:val="1"/>
+      <w:numFmt w:val="bullet"/>
+      <w:lvlText w:val="o"/>
+      <w:lvlJc w:val="left"/>
+      <w:pPr>
+        <w:ind w:left="1440" w:hanging="360"/>
+      </w:pPr>
+      <w:rPr>
+        <w:rFonts w:ascii="Courier New" w:hAnsi="Courier New" w:cs="Courier New" w:hint="default"/>
+      </w:rPr>
+    </w:lvl>
+    <w:lvl w:ilvl="2" w:tplc="0C0A0005" w:tentative="1">
+      <w:start w:val="1"/>
+      <w:numFmt w:val="bullet"/>
+      <w:lvlText w:val=""/>
+      <w:lvlJc w:val="left"/>
+      <w:pPr>
+        <w:ind w:left="2160" w:hanging="360"/>
+      </w:pPr>
+      <w:rPr>
+        <w:rFonts w:ascii="Wingdings" w:hAnsi="Wingdings" w:hint="default"/>
+      </w:rPr>
+    </w:lvl>
+    <w:lvl w:ilvl="3" w:tplc="0C0A0001" w:tentative="1">
+      <w:start w:val="1"/>
+      <w:numFmt w:val="bullet"/>
+      <w:lvlText w:val=""/>
+      <w:lvlJc w:val="left"/>
+      <w:pPr>
+        <w:ind w:left="2880" w:hanging="360"/>
+      </w:pPr>
+      <w:rPr>
+        <w:rFonts w:ascii="Symbol" w:hAnsi="Symbol" w:hint="default"/>
+      </w:rPr>
+    </w:lvl>
+    <w:lvl w:ilvl="4" w:tplc="0C0A0003" w:tentative="1">
+      <w:start w:val="1"/>
+      <w:numFmt w:val="bullet"/>
+      <w:lvlText w:val="o"/>
+      <w:lvlJc w:val="left"/>
+      <w:pPr>
+        <w:ind w:left="3600" w:hanging="360"/>
+      </w:pPr>
+      <w:rPr>
+        <w:rFonts w:ascii="Courier New" w:hAnsi="Courier New" w:cs="Courier New" w:hint="default"/>
+      </w:rPr>
+    </w:lvl>
+    <w:lvl w:ilvl="5" w:tplc="0C0A0005" w:tentative="1">
+      <w:start w:val="1"/>
+      <w:numFmt w:val="bullet"/>
+      <w:lvlText w:val=""/>
+      <w:lvlJc w:val="left"/>
+      <w:pPr>
+        <w:ind w:left="4320" w:hanging="360"/>
+      </w:pPr>
+      <w:rPr>
+        <w:rFonts w:ascii="Wingdings" w:hAnsi="Wingdings" w:hint="default"/>
+      </w:rPr>
+    </w:lvl>
+    <w:lvl w:ilvl="6" w:tplc="0C0A0001" w:tentative="1">
+      <w:start w:val="1"/>
+      <w:numFmt w:val="bullet"/>
+      <w:lvlText w:val=""/>
+      <w:lvlJc w:val="left"/>
+      <w:pPr>
+        <w:ind w:left="5040" w:hanging="360"/>
+      </w:pPr>
+      <w:rPr>
+        <w:rFonts w:ascii="Symbol" w:hAnsi="Symbol" w:hint="default"/>
+      </w:rPr>
+    </w:lvl>
+    <w:lvl w:ilvl="7" w:tplc="0C0A0003" w:tentative="1">
+      <w:start w:val="1"/>
+      <w:numFmt w:val="bullet"/>
+      <w:lvlText w:val="o"/>
+      <w:lvlJc w:val="left"/>
+      <w:pPr>
+        <w:ind w:left="5760" w:hanging="360"/>
+      </w:pPr>
+      <w:rPr>
+        <w:rFonts w:ascii="Courier New" w:hAnsi="Courier New" w:cs="Courier New" w:hint="default"/>
+      </w:rPr>
+    </w:lvl>
+    <w:lvl w:ilvl="8" w:tplc="0C0A0005" w:tentative="1">
+      <w:start w:val="1"/>
+      <w:numFmt w:val="bullet"/>
+      <w:lvlText w:val=""/>
+      <w:lvlJc w:val="left"/>
+      <w:pPr>
+        <w:ind w:left="6480" w:hanging="360"/>
+      </w:pPr>
+      <w:rPr>
+        <w:rFonts w:ascii="Wingdings" w:hAnsi="Wingdings" w:hint="default"/>
+      </w:rPr>
+    </w:lvl>
+  </w:abstractNum>
+  <w:abstractNum w:abstractNumId="4" w15:restartNumberingAfterBreak="0">
     <w:nsid w:val="72E34168"/>
     <w:multiLevelType w:val="multilevel"/>
     <w:tmpl w:val="9DB6D7D0"/>
@@ -3175,20 +4016,26 @@
       </w:pPr>
     </w:lvl>
   </w:abstractNum>
-  <w:num w:numId="1" w16cid:durableId="1185097329">
+  <w:num w:numId="1">
     <w:abstractNumId w:val="0"/>
   </w:num>
-  <w:num w:numId="2" w16cid:durableId="862480318">
+  <w:num w:numId="2">
+    <w:abstractNumId w:val="4"/>
+  </w:num>
+  <w:num w:numId="3">
+    <w:abstractNumId w:val="1"/>
+  </w:num>
+  <w:num w:numId="4">
     <w:abstractNumId w:val="2"/>
   </w:num>
-  <w:num w:numId="3" w16cid:durableId="1733847150">
-    <w:abstractNumId w:val="1"/>
+  <w:num w:numId="5">
+    <w:abstractNumId w:val="3"/>
   </w:num>
 </w:numbering>
 </file>
 
 <file path=word/styles.xml><?xml version="1.0" encoding="utf-8"?>
-<w:styles xmlns:mc="http://schemas.openxmlformats.org/markup-compatibility/2006" xmlns:r="http://schemas.openxmlformats.org/officeDocument/2006/relationships" xmlns:w="http://schemas.openxmlformats.org/wordprocessingml/2006/main" xmlns:w14="http://schemas.microsoft.com/office/word/2010/wordml" xmlns:w15="http://schemas.microsoft.com/office/word/2012/wordml" xmlns:w16cex="http://schemas.microsoft.com/office/word/2018/wordml/cex" xmlns:w16cid="http://schemas.microsoft.com/office/word/2016/wordml/cid" xmlns:w16="http://schemas.microsoft.com/office/word/2018/wordml" xmlns:w16du="http://schemas.microsoft.com/office/word/2023/wordml/word16du" xmlns:w16sdtdh="http://schemas.microsoft.com/office/word/2020/wordml/sdtdatahash" xmlns:w16sdtfl="http://schemas.microsoft.com/office/word/2024/wordml/sdtformatlock" xmlns:w16se="http://schemas.microsoft.com/office/word/2015/wordml/symex" mc:Ignorable="w14 w15 w16se w16cid w16 w16cex w16sdtdh w16sdtfl w16du">
+<w:styles xmlns:mc="http://schemas.openxmlformats.org/markup-compatibility/2006" xmlns:r="http://schemas.openxmlformats.org/officeDocument/2006/relationships" xmlns:w="http://schemas.openxmlformats.org/wordprocessingml/2006/main" xmlns:w14="http://schemas.microsoft.com/office/word/2010/wordml" xmlns:w15="http://schemas.microsoft.com/office/word/2012/wordml" xmlns:w16se="http://schemas.microsoft.com/office/word/2015/wordml/symex" mc:Ignorable="w14 w15 w16se">
   <w:docDefaults>
     <w:rPrDefault>
       <w:rPr>
@@ -3198,7 +4045,7 @@
     </w:rPrDefault>
     <w:pPrDefault/>
   </w:docDefaults>
-  <w:latentStyles w:defLockedState="0" w:defUIPriority="99" w:defSemiHidden="0" w:defUnhideWhenUsed="0" w:defQFormat="0" w:count="376">
+  <w:latentStyles w:defLockedState="0" w:defUIPriority="99" w:defSemiHidden="0" w:defUnhideWhenUsed="0" w:defQFormat="0" w:count="371">
     <w:lsdException w:name="Normal" w:uiPriority="0" w:qFormat="1"/>
     <w:lsdException w:name="heading 1" w:uiPriority="9" w:qFormat="1"/>
     <w:lsdException w:name="heading 2" w:semiHidden="1" w:uiPriority="9" w:unhideWhenUsed="1" w:qFormat="1"/>
@@ -3570,11 +4417,6 @@
     <w:lsdException w:name="List Table 5 Dark Accent 6" w:uiPriority="50"/>
     <w:lsdException w:name="List Table 6 Colorful Accent 6" w:uiPriority="51"/>
     <w:lsdException w:name="List Table 7 Colorful Accent 6" w:uiPriority="52"/>
-    <w:lsdException w:name="Mention" w:semiHidden="1" w:unhideWhenUsed="1"/>
-    <w:lsdException w:name="Smart Hyperlink" w:semiHidden="1" w:unhideWhenUsed="1"/>
-    <w:lsdException w:name="Hashtag" w:semiHidden="1" w:unhideWhenUsed="1"/>
-    <w:lsdException w:name="Unresolved Mention" w:semiHidden="1" w:unhideWhenUsed="1"/>
-    <w:lsdException w:name="Smart Link" w:semiHidden="1" w:unhideWhenUsed="1"/>
   </w:latentStyles>
   <w:style w:type="paragraph" w:default="1" w:styleId="Normal">
     <w:name w:val="Normal"/>
@@ -4111,7 +4953,671 @@
       <w:szCs w:val="24"/>
     </w:rPr>
   </w:style>
+  <w:style w:type="paragraph" w:styleId="TtuloTDC">
+    <w:name w:val="TOC Heading"/>
+    <w:basedOn w:val="Ttulo1"/>
+    <w:next w:val="Normal"/>
+    <w:uiPriority w:val="39"/>
+    <w:unhideWhenUsed/>
+    <w:qFormat/>
+    <w:rsid w:val="00DB7B3C"/>
+    <w:pPr>
+      <w:numPr>
+        <w:numId w:val="0"/>
+      </w:numPr>
+      <w:spacing w:before="240" w:line="259" w:lineRule="auto"/>
+      <w:outlineLvl w:val="9"/>
+    </w:pPr>
+    <w:rPr>
+      <w:rFonts w:asciiTheme="majorHAnsi" w:eastAsiaTheme="majorEastAsia" w:hAnsiTheme="majorHAnsi" w:cstheme="majorBidi"/>
+      <w:b w:val="0"/>
+      <w:bCs w:val="0"/>
+      <w:color w:val="365F91" w:themeColor="accent1" w:themeShade="BF"/>
+      <w:sz w:val="32"/>
+      <w:lang w:val="es-ES"/>
+    </w:rPr>
+  </w:style>
+  <w:style w:type="paragraph" w:styleId="TDC2">
+    <w:name w:val="toc 2"/>
+    <w:basedOn w:val="Normal"/>
+    <w:next w:val="Normal"/>
+    <w:autoRedefine/>
+    <w:uiPriority w:val="39"/>
+    <w:unhideWhenUsed/>
+    <w:rsid w:val="00DB7B3C"/>
+    <w:pPr>
+      <w:spacing w:before="0" w:after="100" w:line="259" w:lineRule="auto"/>
+      <w:ind w:left="220"/>
+    </w:pPr>
+    <w:rPr>
+      <w:rFonts w:asciiTheme="minorHAnsi" w:eastAsiaTheme="minorEastAsia" w:hAnsiTheme="minorHAnsi"/>
+      <w:sz w:val="22"/>
+      <w:szCs w:val="22"/>
+      <w:lang w:val="es-ES"/>
+    </w:rPr>
+  </w:style>
+  <w:style w:type="paragraph" w:styleId="TDC1">
+    <w:name w:val="toc 1"/>
+    <w:basedOn w:val="Normal"/>
+    <w:next w:val="Normal"/>
+    <w:autoRedefine/>
+    <w:uiPriority w:val="39"/>
+    <w:unhideWhenUsed/>
+    <w:rsid w:val="0017057C"/>
+    <w:pPr>
+      <w:numPr>
+        <w:numId w:val="4"/>
+      </w:numPr>
+      <w:spacing w:before="0" w:after="100" w:line="259" w:lineRule="auto"/>
+    </w:pPr>
+    <w:rPr>
+      <w:rFonts w:asciiTheme="minorHAnsi" w:eastAsiaTheme="minorEastAsia" w:hAnsiTheme="minorHAnsi"/>
+      <w:b/>
+      <w:sz w:val="22"/>
+      <w:szCs w:val="22"/>
+      <w:lang w:val="es-ES"/>
+    </w:rPr>
+  </w:style>
+  <w:style w:type="paragraph" w:styleId="TDC3">
+    <w:name w:val="toc 3"/>
+    <w:basedOn w:val="Normal"/>
+    <w:next w:val="Normal"/>
+    <w:autoRedefine/>
+    <w:uiPriority w:val="39"/>
+    <w:unhideWhenUsed/>
+    <w:rsid w:val="00DB7B3C"/>
+    <w:pPr>
+      <w:spacing w:before="0" w:after="100" w:line="259" w:lineRule="auto"/>
+      <w:ind w:left="440"/>
+    </w:pPr>
+    <w:rPr>
+      <w:rFonts w:asciiTheme="minorHAnsi" w:eastAsiaTheme="minorEastAsia" w:hAnsiTheme="minorHAnsi"/>
+      <w:sz w:val="22"/>
+      <w:szCs w:val="22"/>
+      <w:lang w:val="es-ES"/>
+    </w:rPr>
+  </w:style>
+  <w:style w:type="paragraph" w:styleId="Prrafodelista">
+    <w:name w:val="List Paragraph"/>
+    <w:basedOn w:val="Normal"/>
+    <w:uiPriority w:val="34"/>
+    <w:qFormat/>
+    <w:rsid w:val="00745CFE"/>
+    <w:pPr>
+      <w:ind w:left="720"/>
+      <w:contextualSpacing/>
+    </w:pPr>
+  </w:style>
 </w:styles>
+</file>
+
+<file path=word/glossary/document.xml><?xml version="1.0" encoding="utf-8"?>
+<w:glossaryDocument xmlns:wpc="http://schemas.microsoft.com/office/word/2010/wordprocessingCanvas" xmlns:cx="http://schemas.microsoft.com/office/drawing/2014/chartex" xmlns:mc="http://schemas.openxmlformats.org/markup-compatibility/2006" xmlns:o="urn:schemas-microsoft-com:office:office" xmlns:r="http://schemas.openxmlformats.org/officeDocument/2006/relationships" xmlns:m="http://schemas.openxmlformats.org/officeDocument/2006/math" xmlns:v="urn:schemas-microsoft-com:vml" xmlns:wp14="http://schemas.microsoft.com/office/word/2010/wordprocessingDrawing" xmlns:wp="http://schemas.openxmlformats.org/drawingml/2006/wordprocessingDrawing" xmlns:w10="urn:schemas-microsoft-com:office:word" xmlns:w="http://schemas.openxmlformats.org/wordprocessingml/2006/main" xmlns:w14="http://schemas.microsoft.com/office/word/2010/wordml" xmlns:w15="http://schemas.microsoft.com/office/word/2012/wordml" xmlns:w16se="http://schemas.microsoft.com/office/word/2015/wordml/symex" xmlns:wpg="http://schemas.microsoft.com/office/word/2010/wordprocessingGroup" xmlns:wpi="http://schemas.microsoft.com/office/word/2010/wordprocessingInk" xmlns:wne="http://schemas.microsoft.com/office/word/2006/wordml" xmlns:wps="http://schemas.microsoft.com/office/word/2010/wordprocessingShape" mc:Ignorable="w14 w15 w16se wp14"/>
+</file>
+
+<file path=word/glossary/fontTable.xml><?xml version="1.0" encoding="utf-8"?>
+<w:fonts xmlns:mc="http://schemas.openxmlformats.org/markup-compatibility/2006" xmlns:r="http://schemas.openxmlformats.org/officeDocument/2006/relationships" xmlns:w="http://schemas.openxmlformats.org/wordprocessingml/2006/main" xmlns:w14="http://schemas.microsoft.com/office/word/2010/wordml" xmlns:w15="http://schemas.microsoft.com/office/word/2012/wordml" xmlns:w16se="http://schemas.microsoft.com/office/word/2015/wordml/symex" mc:Ignorable="w14 w15 w16se">
+  <w:font w:name="Calibri">
+    <w:panose1 w:val="020F0502020204030204"/>
+    <w:charset w:val="00"/>
+    <w:family w:val="swiss"/>
+    <w:pitch w:val="variable"/>
+    <w:sig w:usb0="E10002FF" w:usb1="4000ACFF" w:usb2="00000009" w:usb3="00000000" w:csb0="0000019F" w:csb1="00000000"/>
+  </w:font>
+  <w:font w:name="MS Mincho">
+    <w:altName w:val="Yu Gothic UI"/>
+    <w:panose1 w:val="02020609040205080304"/>
+    <w:charset w:val="80"/>
+    <w:family w:val="modern"/>
+    <w:pitch w:val="fixed"/>
+    <w:sig w:usb0="E00002FF" w:usb1="6AC7FDFB" w:usb2="08000012" w:usb3="00000000" w:csb0="0002009F" w:csb1="00000000"/>
+  </w:font>
+  <w:font w:name="Courier New">
+    <w:panose1 w:val="02070309020205020404"/>
+    <w:charset w:val="00"/>
+    <w:family w:val="modern"/>
+    <w:pitch w:val="fixed"/>
+    <w:sig w:usb0="E0002EFF" w:usb1="C0007843" w:usb2="00000009" w:usb3="00000000" w:csb0="000001FF" w:csb1="00000000"/>
+  </w:font>
+  <w:font w:name="Times New Roman">
+    <w:panose1 w:val="02020603050405020304"/>
+    <w:charset w:val="00"/>
+    <w:family w:val="roman"/>
+    <w:pitch w:val="variable"/>
+    <w:sig w:usb0="E0002AFF" w:usb1="C0007841" w:usb2="00000009" w:usb3="00000000" w:csb0="000001FF" w:csb1="00000000"/>
+  </w:font>
+  <w:font w:name="Wingdings">
+    <w:panose1 w:val="05000000000000000000"/>
+    <w:charset w:val="02"/>
+    <w:family w:val="auto"/>
+    <w:pitch w:val="variable"/>
+    <w:sig w:usb0="00000000" w:usb1="10000000" w:usb2="00000000" w:usb3="00000000" w:csb0="80000000" w:csb1="00000000"/>
+  </w:font>
+  <w:font w:name="Symbol">
+    <w:panose1 w:val="05050102010706020507"/>
+    <w:charset w:val="02"/>
+    <w:family w:val="roman"/>
+    <w:pitch w:val="variable"/>
+    <w:sig w:usb0="00000000" w:usb1="10000000" w:usb2="00000000" w:usb3="00000000" w:csb0="80000000" w:csb1="00000000"/>
+  </w:font>
+  <w:font w:name="Cambria">
+    <w:panose1 w:val="02040503050406030204"/>
+    <w:charset w:val="00"/>
+    <w:family w:val="roman"/>
+    <w:pitch w:val="variable"/>
+    <w:sig w:usb0="E00006FF" w:usb1="420024FF" w:usb2="02000000" w:usb3="00000000" w:csb0="0000019F" w:csb1="00000000"/>
+  </w:font>
+  <w:font w:name="Trebuchet MS">
+    <w:panose1 w:val="020B0603020202020204"/>
+    <w:charset w:val="00"/>
+    <w:family w:val="swiss"/>
+    <w:pitch w:val="variable"/>
+    <w:sig w:usb0="00000687" w:usb1="00000000" w:usb2="00000000" w:usb3="00000000" w:csb0="0000009F" w:csb1="00000000"/>
+  </w:font>
+  <w:font w:name="MS Gothic">
+    <w:altName w:val="ＭＳ ゴシック"/>
+    <w:panose1 w:val="020B0609070205080204"/>
+    <w:charset w:val="80"/>
+    <w:family w:val="modern"/>
+    <w:pitch w:val="fixed"/>
+    <w:sig w:usb0="E00002FF" w:usb1="6AC7FDFB" w:usb2="08000012" w:usb3="00000000" w:csb0="0002009F" w:csb1="00000000"/>
+  </w:font>
+  <w:font w:name="Lucida Grande">
+    <w:charset w:val="00"/>
+    <w:family w:val="auto"/>
+    <w:pitch w:val="variable"/>
+    <w:sig w:usb0="E1000AEF" w:usb1="5000A1FF" w:usb2="00000000" w:usb3="00000000" w:csb0="000001BF" w:csb1="00000000"/>
+  </w:font>
+  <w:font w:name="Calibri Light">
+    <w:panose1 w:val="020F0302020204030204"/>
+    <w:charset w:val="00"/>
+    <w:family w:val="swiss"/>
+    <w:pitch w:val="variable"/>
+    <w:sig w:usb0="A00002EF" w:usb1="4000207B" w:usb2="00000000" w:usb3="00000000" w:csb0="0000009F" w:csb1="00000000"/>
+  </w:font>
+</w:fonts>
+</file>
+
+<file path=word/glossary/settings.xml><?xml version="1.0" encoding="utf-8"?>
+<w:settings xmlns:mc="http://schemas.openxmlformats.org/markup-compatibility/2006" xmlns:o="urn:schemas-microsoft-com:office:office" xmlns:r="http://schemas.openxmlformats.org/officeDocument/2006/relationships" xmlns:m="http://schemas.openxmlformats.org/officeDocument/2006/math" xmlns:v="urn:schemas-microsoft-com:vml" xmlns:w10="urn:schemas-microsoft-com:office:word" xmlns:w="http://schemas.openxmlformats.org/wordprocessingml/2006/main" xmlns:w14="http://schemas.microsoft.com/office/word/2010/wordml" xmlns:w15="http://schemas.microsoft.com/office/word/2012/wordml" xmlns:w16se="http://schemas.microsoft.com/office/word/2015/wordml/symex" xmlns:sl="http://schemas.openxmlformats.org/schemaLibrary/2006/main" mc:Ignorable="w14 w15 w16se">
+  <w:view w:val="normal"/>
+  <w:defaultTabStop w:val="708"/>
+  <w:hyphenationZone w:val="425"/>
+  <w:characterSpacingControl w:val="doNotCompress"/>
+  <w:compat>
+    <w:useFELayout/>
+    <w:compatSetting w:name="compatibilityMode" w:uri="http://schemas.microsoft.com/office/word" w:val="15"/>
+    <w:compatSetting w:name="overrideTableStyleFontSizeAndJustification" w:uri="http://schemas.microsoft.com/office/word" w:val="1"/>
+    <w:compatSetting w:name="enableOpenTypeFeatures" w:uri="http://schemas.microsoft.com/office/word" w:val="1"/>
+    <w:compatSetting w:name="doNotFlipMirrorIndents" w:uri="http://schemas.microsoft.com/office/word" w:val="1"/>
+    <w:compatSetting w:name="differentiateMultirowTableHeaders" w:uri="http://schemas.microsoft.com/office/word" w:val="1"/>
+  </w:compat>
+  <w:rsids>
+    <w:rsidRoot w:val="00466032"/>
+    <w:rsid w:val="00466032"/>
+  </w:rsids>
+  <m:mathPr>
+    <m:mathFont m:val="Cambria Math"/>
+    <m:brkBin m:val="before"/>
+    <m:brkBinSub m:val="--"/>
+    <m:smallFrac m:val="0"/>
+    <m:dispDef/>
+    <m:lMargin m:val="0"/>
+    <m:rMargin m:val="0"/>
+    <m:defJc m:val="centerGroup"/>
+    <m:wrapIndent m:val="1440"/>
+    <m:intLim m:val="subSup"/>
+    <m:naryLim m:val="undOvr"/>
+  </m:mathPr>
+  <w:themeFontLang w:val="es-ES"/>
+  <w:clrSchemeMapping w:bg1="light1" w:t1="dark1" w:bg2="light2" w:t2="dark2" w:accent1="accent1" w:accent2="accent2" w:accent3="accent3" w:accent4="accent4" w:accent5="accent5" w:accent6="accent6" w:hyperlink="hyperlink" w:followedHyperlink="followedHyperlink"/>
+  <w:decimalSymbol w:val=","/>
+  <w:listSeparator w:val=";"/>
+  <w15:chartTrackingRefBased/>
+</w:settings>
+</file>
+
+<file path=word/glossary/styles.xml><?xml version="1.0" encoding="utf-8"?>
+<w:styles xmlns:mc="http://schemas.openxmlformats.org/markup-compatibility/2006" xmlns:r="http://schemas.openxmlformats.org/officeDocument/2006/relationships" xmlns:w="http://schemas.openxmlformats.org/wordprocessingml/2006/main" xmlns:w14="http://schemas.microsoft.com/office/word/2010/wordml" xmlns:w15="http://schemas.microsoft.com/office/word/2012/wordml" xmlns:w16se="http://schemas.microsoft.com/office/word/2015/wordml/symex" mc:Ignorable="w14 w15 w16se">
+  <w:docDefaults>
+    <w:rPrDefault>
+      <w:rPr>
+        <w:rFonts w:asciiTheme="minorHAnsi" w:eastAsiaTheme="minorEastAsia" w:hAnsiTheme="minorHAnsi" w:cstheme="minorBidi"/>
+        <w:sz w:val="22"/>
+        <w:szCs w:val="22"/>
+        <w:lang w:val="es-ES" w:eastAsia="es-ES" w:bidi="ar-SA"/>
+      </w:rPr>
+    </w:rPrDefault>
+    <w:pPrDefault>
+      <w:pPr>
+        <w:spacing w:after="160" w:line="259" w:lineRule="auto"/>
+      </w:pPr>
+    </w:pPrDefault>
+  </w:docDefaults>
+  <w:latentStyles w:defLockedState="0" w:defUIPriority="99" w:defSemiHidden="0" w:defUnhideWhenUsed="0" w:defQFormat="0" w:count="371">
+    <w:lsdException w:name="Normal" w:uiPriority="0" w:qFormat="1"/>
+    <w:lsdException w:name="heading 1" w:uiPriority="9" w:qFormat="1"/>
+    <w:lsdException w:name="heading 2" w:semiHidden="1" w:uiPriority="9" w:unhideWhenUsed="1" w:qFormat="1"/>
+    <w:lsdException w:name="heading 3" w:semiHidden="1" w:uiPriority="9" w:unhideWhenUsed="1" w:qFormat="1"/>
+    <w:lsdException w:name="heading 4" w:semiHidden="1" w:uiPriority="9" w:unhideWhenUsed="1" w:qFormat="1"/>
+    <w:lsdException w:name="heading 5" w:semiHidden="1" w:uiPriority="9" w:unhideWhenUsed="1" w:qFormat="1"/>
+    <w:lsdException w:name="heading 6" w:semiHidden="1" w:uiPriority="9" w:unhideWhenUsed="1" w:qFormat="1"/>
+    <w:lsdException w:name="heading 7" w:semiHidden="1" w:uiPriority="9" w:unhideWhenUsed="1" w:qFormat="1"/>
+    <w:lsdException w:name="heading 8" w:semiHidden="1" w:uiPriority="9" w:unhideWhenUsed="1" w:qFormat="1"/>
+    <w:lsdException w:name="heading 9" w:semiHidden="1" w:uiPriority="9" w:unhideWhenUsed="1" w:qFormat="1"/>
+    <w:lsdException w:name="index 1" w:semiHidden="1" w:unhideWhenUsed="1"/>
+    <w:lsdException w:name="index 2" w:semiHidden="1" w:unhideWhenUsed="1"/>
+    <w:lsdException w:name="index 3" w:semiHidden="1" w:unhideWhenUsed="1"/>
+    <w:lsdException w:name="index 4" w:semiHidden="1" w:unhideWhenUsed="1"/>
+    <w:lsdException w:name="index 5" w:semiHidden="1" w:unhideWhenUsed="1"/>
+    <w:lsdException w:name="index 6" w:semiHidden="1" w:unhideWhenUsed="1"/>
+    <w:lsdException w:name="index 7" w:semiHidden="1" w:unhideWhenUsed="1"/>
+    <w:lsdException w:name="index 8" w:semiHidden="1" w:unhideWhenUsed="1"/>
+    <w:lsdException w:name="index 9" w:semiHidden="1" w:unhideWhenUsed="1"/>
+    <w:lsdException w:name="toc 1" w:semiHidden="1" w:uiPriority="39" w:unhideWhenUsed="1"/>
+    <w:lsdException w:name="toc 2" w:semiHidden="1" w:uiPriority="39" w:unhideWhenUsed="1"/>
+    <w:lsdException w:name="toc 3" w:semiHidden="1" w:uiPriority="39" w:unhideWhenUsed="1"/>
+    <w:lsdException w:name="toc 4" w:semiHidden="1" w:uiPriority="39" w:unhideWhenUsed="1"/>
+    <w:lsdException w:name="toc 5" w:semiHidden="1" w:uiPriority="39" w:unhideWhenUsed="1"/>
+    <w:lsdException w:name="toc 6" w:semiHidden="1" w:uiPriority="39" w:unhideWhenUsed="1"/>
+    <w:lsdException w:name="toc 7" w:semiHidden="1" w:uiPriority="39" w:unhideWhenUsed="1"/>
+    <w:lsdException w:name="toc 8" w:semiHidden="1" w:uiPriority="39" w:unhideWhenUsed="1"/>
+    <w:lsdException w:name="toc 9" w:semiHidden="1" w:uiPriority="39" w:unhideWhenUsed="1"/>
+    <w:lsdException w:name="Normal Indent" w:semiHidden="1" w:unhideWhenUsed="1"/>
+    <w:lsdException w:name="footnote text" w:semiHidden="1" w:unhideWhenUsed="1"/>
+    <w:lsdException w:name="annotation text" w:semiHidden="1" w:unhideWhenUsed="1"/>
+    <w:lsdException w:name="header" w:semiHidden="1" w:unhideWhenUsed="1"/>
+    <w:lsdException w:name="footer" w:semiHidden="1" w:unhideWhenUsed="1"/>
+    <w:lsdException w:name="index heading" w:semiHidden="1" w:unhideWhenUsed="1"/>
+    <w:lsdException w:name="caption" w:semiHidden="1" w:uiPriority="35" w:unhideWhenUsed="1" w:qFormat="1"/>
+    <w:lsdException w:name="table of figures" w:semiHidden="1" w:unhideWhenUsed="1"/>
+    <w:lsdException w:name="envelope address" w:semiHidden="1" w:unhideWhenUsed="1"/>
+    <w:lsdException w:name="envelope return" w:semiHidden="1" w:unhideWhenUsed="1"/>
+    <w:lsdException w:name="footnote reference" w:semiHidden="1" w:unhideWhenUsed="1"/>
+    <w:lsdException w:name="annotation reference" w:semiHidden="1" w:unhideWhenUsed="1"/>
+    <w:lsdException w:name="line number" w:semiHidden="1" w:unhideWhenUsed="1"/>
+    <w:lsdException w:name="page number" w:semiHidden="1" w:unhideWhenUsed="1"/>
+    <w:lsdException w:name="endnote reference" w:semiHidden="1" w:unhideWhenUsed="1"/>
+    <w:lsdException w:name="endnote text" w:semiHidden="1" w:unhideWhenUsed="1"/>
+    <w:lsdException w:name="table of authorities" w:semiHidden="1" w:unhideWhenUsed="1"/>
+    <w:lsdException w:name="macro" w:semiHidden="1" w:unhideWhenUsed="1"/>
+    <w:lsdException w:name="toa heading" w:semiHidden="1" w:unhideWhenUsed="1"/>
+    <w:lsdException w:name="List" w:semiHidden="1" w:unhideWhenUsed="1"/>
+    <w:lsdException w:name="List Bullet" w:semiHidden="1" w:unhideWhenUsed="1"/>
+    <w:lsdException w:name="List Number" w:semiHidden="1" w:unhideWhenUsed="1"/>
+    <w:lsdException w:name="List 2" w:semiHidden="1" w:unhideWhenUsed="1"/>
+    <w:lsdException w:name="List 3" w:semiHidden="1" w:unhideWhenUsed="1"/>
+    <w:lsdException w:name="List 4" w:semiHidden="1" w:unhideWhenUsed="1"/>
+    <w:lsdException w:name="List 5" w:semiHidden="1" w:unhideWhenUsed="1"/>
+    <w:lsdException w:name="List Bullet 2" w:semiHidden="1" w:unhideWhenUsed="1"/>
+    <w:lsdException w:name="List Bullet 3" w:semiHidden="1" w:unhideWhenUsed="1"/>
+    <w:lsdException w:name="List Bullet 4" w:semiHidden="1" w:unhideWhenUsed="1"/>
+    <w:lsdException w:name="List Bullet 5" w:semiHidden="1" w:unhideWhenUsed="1"/>
+    <w:lsdException w:name="List Number 2" w:semiHidden="1" w:unhideWhenUsed="1"/>
+    <w:lsdException w:name="List Number 3" w:semiHidden="1" w:unhideWhenUsed="1"/>
+    <w:lsdException w:name="List Number 4" w:semiHidden="1" w:unhideWhenUsed="1"/>
+    <w:lsdException w:name="List Number 5" w:semiHidden="1" w:unhideWhenUsed="1"/>
+    <w:lsdException w:name="Title" w:uiPriority="10" w:qFormat="1"/>
+    <w:lsdException w:name="Closing" w:semiHidden="1" w:unhideWhenUsed="1"/>
+    <w:lsdException w:name="Signature" w:semiHidden="1" w:unhideWhenUsed="1"/>
+    <w:lsdException w:name="Default Paragraph Font" w:semiHidden="1" w:uiPriority="1" w:unhideWhenUsed="1"/>
+    <w:lsdException w:name="Body Text" w:semiHidden="1" w:unhideWhenUsed="1"/>
+    <w:lsdException w:name="Body Text Indent" w:semiHidden="1" w:unhideWhenUsed="1"/>
+    <w:lsdException w:name="List Continue" w:semiHidden="1" w:unhideWhenUsed="1"/>
+    <w:lsdException w:name="List Continue 2" w:semiHidden="1" w:unhideWhenUsed="1"/>
+    <w:lsdException w:name="List Continue 3" w:semiHidden="1" w:unhideWhenUsed="1"/>
+    <w:lsdException w:name="List Continue 4" w:semiHidden="1" w:unhideWhenUsed="1"/>
+    <w:lsdException w:name="List Continue 5" w:semiHidden="1" w:unhideWhenUsed="1"/>
+    <w:lsdException w:name="Message Header" w:semiHidden="1" w:unhideWhenUsed="1"/>
+    <w:lsdException w:name="Subtitle" w:uiPriority="11" w:qFormat="1"/>
+    <w:lsdException w:name="Salutation" w:semiHidden="1" w:unhideWhenUsed="1"/>
+    <w:lsdException w:name="Date" w:semiHidden="1" w:unhideWhenUsed="1"/>
+    <w:lsdException w:name="Body Text First Indent" w:semiHidden="1" w:unhideWhenUsed="1"/>
+    <w:lsdException w:name="Body Text First Indent 2" w:semiHidden="1" w:unhideWhenUsed="1"/>
+    <w:lsdException w:name="Note Heading" w:semiHidden="1" w:unhideWhenUsed="1"/>
+    <w:lsdException w:name="Body Text 2" w:semiHidden="1" w:unhideWhenUsed="1"/>
+    <w:lsdException w:name="Body Text 3" w:semiHidden="1" w:unhideWhenUsed="1"/>
+    <w:lsdException w:name="Body Text Indent 2" w:semiHidden="1" w:unhideWhenUsed="1"/>
+    <w:lsdException w:name="Body Text Indent 3" w:semiHidden="1" w:unhideWhenUsed="1"/>
+    <w:lsdException w:name="Block Text" w:semiHidden="1" w:unhideWhenUsed="1"/>
+    <w:lsdException w:name="Hyperlink" w:semiHidden="1" w:unhideWhenUsed="1"/>
+    <w:lsdException w:name="FollowedHyperlink" w:semiHidden="1" w:unhideWhenUsed="1"/>
+    <w:lsdException w:name="Strong" w:uiPriority="22" w:qFormat="1"/>
+    <w:lsdException w:name="Emphasis" w:uiPriority="20" w:qFormat="1"/>
+    <w:lsdException w:name="Document Map" w:semiHidden="1" w:unhideWhenUsed="1"/>
+    <w:lsdException w:name="Plain Text" w:semiHidden="1" w:unhideWhenUsed="1"/>
+    <w:lsdException w:name="E-mail Signature" w:semiHidden="1" w:unhideWhenUsed="1"/>
+    <w:lsdException w:name="HTML Top of Form" w:semiHidden="1" w:unhideWhenUsed="1"/>
+    <w:lsdException w:name="HTML Bottom of Form" w:semiHidden="1" w:unhideWhenUsed="1"/>
+    <w:lsdException w:name="Normal (Web)" w:semiHidden="1" w:unhideWhenUsed="1"/>
+    <w:lsdException w:name="HTML Acronym" w:semiHidden="1" w:unhideWhenUsed="1"/>
+    <w:lsdException w:name="HTML Address" w:semiHidden="1" w:unhideWhenUsed="1"/>
+    <w:lsdException w:name="HTML Cite" w:semiHidden="1" w:unhideWhenUsed="1"/>
+    <w:lsdException w:name="HTML Code" w:semiHidden="1" w:unhideWhenUsed="1"/>
+    <w:lsdException w:name="HTML Definition" w:semiHidden="1" w:unhideWhenUsed="1"/>
+    <w:lsdException w:name="HTML Keyboard" w:semiHidden="1" w:unhideWhenUsed="1"/>
+    <w:lsdException w:name="HTML Preformatted" w:semiHidden="1" w:unhideWhenUsed="1"/>
+    <w:lsdException w:name="HTML Sample" w:semiHidden="1" w:unhideWhenUsed="1"/>
+    <w:lsdException w:name="HTML Typewriter" w:semiHidden="1" w:unhideWhenUsed="1"/>
+    <w:lsdException w:name="HTML Variable" w:semiHidden="1" w:unhideWhenUsed="1"/>
+    <w:lsdException w:name="Normal Table" w:semiHidden="1" w:unhideWhenUsed="1"/>
+    <w:lsdException w:name="annotation subject" w:semiHidden="1" w:unhideWhenUsed="1"/>
+    <w:lsdException w:name="No List" w:semiHidden="1" w:unhideWhenUsed="1"/>
+    <w:lsdException w:name="Outline List 1" w:semiHidden="1" w:unhideWhenUsed="1"/>
+    <w:lsdException w:name="Outline List 2" w:semiHidden="1" w:unhideWhenUsed="1"/>
+    <w:lsdException w:name="Outline List 3" w:semiHidden="1" w:unhideWhenUsed="1"/>
+    <w:lsdException w:name="Table Simple 1" w:semiHidden="1" w:unhideWhenUsed="1"/>
+    <w:lsdException w:name="Table Simple 2" w:semiHidden="1" w:unhideWhenUsed="1"/>
+    <w:lsdException w:name="Table Simple 3" w:semiHidden="1" w:unhideWhenUsed="1"/>
+    <w:lsdException w:name="Table Classic 1" w:semiHidden="1" w:unhideWhenUsed="1"/>
+    <w:lsdException w:name="Table Classic 2" w:semiHidden="1" w:unhideWhenUsed="1"/>
+    <w:lsdException w:name="Table Classic 3" w:semiHidden="1" w:unhideWhenUsed="1"/>
+    <w:lsdException w:name="Table Classic 4" w:semiHidden="1" w:unhideWhenUsed="1"/>
+    <w:lsdException w:name="Table Colorful 1" w:semiHidden="1" w:unhideWhenUsed="1"/>
+    <w:lsdException w:name="Table Colorful 2" w:semiHidden="1" w:unhideWhenUsed="1"/>
+    <w:lsdException w:name="Table Colorful 3" w:semiHidden="1" w:unhideWhenUsed="1"/>
+    <w:lsdException w:name="Table Columns 1" w:semiHidden="1" w:unhideWhenUsed="1"/>
+    <w:lsdException w:name="Table Columns 2" w:semiHidden="1" w:unhideWhenUsed="1"/>
+    <w:lsdException w:name="Table Columns 3" w:semiHidden="1" w:unhideWhenUsed="1"/>
+    <w:lsdException w:name="Table Columns 4" w:semiHidden="1" w:unhideWhenUsed="1"/>
+    <w:lsdException w:name="Table Columns 5" w:semiHidden="1" w:unhideWhenUsed="1"/>
+    <w:lsdException w:name="Table Grid 1" w:semiHidden="1" w:unhideWhenUsed="1"/>
+    <w:lsdException w:name="Table Grid 2" w:semiHidden="1" w:unhideWhenUsed="1"/>
+    <w:lsdException w:name="Table Grid 3" w:semiHidden="1" w:unhideWhenUsed="1"/>
+    <w:lsdException w:name="Table Grid 4" w:semiHidden="1" w:unhideWhenUsed="1"/>
+    <w:lsdException w:name="Table Grid 5" w:semiHidden="1" w:unhideWhenUsed="1"/>
+    <w:lsdException w:name="Table Grid 6" w:semiHidden="1" w:unhideWhenUsed="1"/>
+    <w:lsdException w:name="Table Grid 7" w:semiHidden="1" w:unhideWhenUsed="1"/>
+    <w:lsdException w:name="Table Grid 8" w:semiHidden="1" w:unhideWhenUsed="1"/>
+    <w:lsdException w:name="Table List 1" w:semiHidden="1" w:unhideWhenUsed="1"/>
+    <w:lsdException w:name="Table List 2" w:semiHidden="1" w:unhideWhenUsed="1"/>
+    <w:lsdException w:name="Table List 3" w:semiHidden="1" w:unhideWhenUsed="1"/>
+    <w:lsdException w:name="Table List 4" w:semiHidden="1" w:unhideWhenUsed="1"/>
+    <w:lsdException w:name="Table List 5" w:semiHidden="1" w:unhideWhenUsed="1"/>
+    <w:lsdException w:name="Table List 6" w:semiHidden="1" w:unhideWhenUsed="1"/>
+    <w:lsdException w:name="Table List 7" w:semiHidden="1" w:unhideWhenUsed="1"/>
+    <w:lsdException w:name="Table List 8" w:semiHidden="1" w:unhideWhenUsed="1"/>
+    <w:lsdException w:name="Table 3D effects 1" w:semiHidden="1" w:unhideWhenUsed="1"/>
+    <w:lsdException w:name="Table 3D effects 2" w:semiHidden="1" w:unhideWhenUsed="1"/>
+    <w:lsdException w:name="Table 3D effects 3" w:semiHidden="1" w:unhideWhenUsed="1"/>
+    <w:lsdException w:name="Table Contemporary" w:semiHidden="1" w:unhideWhenUsed="1"/>
+    <w:lsdException w:name="Table Elegant" w:semiHidden="1" w:unhideWhenUsed="1"/>
+    <w:lsdException w:name="Table Professional" w:semiHidden="1" w:unhideWhenUsed="1"/>
+    <w:lsdException w:name="Table Subtle 1" w:semiHidden="1" w:unhideWhenUsed="1"/>
+    <w:lsdException w:name="Table Subtle 2" w:semiHidden="1" w:unhideWhenUsed="1"/>
+    <w:lsdException w:name="Table Web 1" w:semiHidden="1" w:unhideWhenUsed="1"/>
+    <w:lsdException w:name="Table Web 2" w:semiHidden="1" w:unhideWhenUsed="1"/>
+    <w:lsdException w:name="Table Web 3" w:semiHidden="1" w:unhideWhenUsed="1"/>
+    <w:lsdException w:name="Balloon Text" w:semiHidden="1" w:unhideWhenUsed="1"/>
+    <w:lsdException w:name="Table Grid" w:uiPriority="39"/>
+    <w:lsdException w:name="Table Theme" w:semiHidden="1" w:unhideWhenUsed="1"/>
+    <w:lsdException w:name="Placeholder Text" w:semiHidden="1"/>
+    <w:lsdException w:name="No Spacing" w:uiPriority="1" w:qFormat="1"/>
+    <w:lsdException w:name="Light Shading" w:uiPriority="60"/>
+    <w:lsdException w:name="Light List" w:uiPriority="61"/>
+    <w:lsdException w:name="Light Grid" w:uiPriority="62"/>
+    <w:lsdException w:name="Medium Shading 1" w:uiPriority="63"/>
+    <w:lsdException w:name="Medium Shading 2" w:uiPriority="64"/>
+    <w:lsdException w:name="Medium List 1" w:uiPriority="65"/>
+    <w:lsdException w:name="Medium List 2" w:uiPriority="66"/>
+    <w:lsdException w:name="Medium Grid 1" w:uiPriority="67"/>
+    <w:lsdException w:name="Medium Grid 2" w:uiPriority="68"/>
+    <w:lsdException w:name="Medium Grid 3" w:uiPriority="69"/>
+    <w:lsdException w:name="Dark List" w:uiPriority="70"/>
+    <w:lsdException w:name="Colorful Shading" w:uiPriority="71"/>
+    <w:lsdException w:name="Colorful List" w:uiPriority="72"/>
+    <w:lsdException w:name="Colorful Grid" w:uiPriority="73"/>
+    <w:lsdException w:name="Light Shading Accent 1" w:uiPriority="60"/>
+    <w:lsdException w:name="Light List Accent 1" w:uiPriority="61"/>
+    <w:lsdException w:name="Light Grid Accent 1" w:uiPriority="62"/>
+    <w:lsdException w:name="Medium Shading 1 Accent 1" w:uiPriority="63"/>
+    <w:lsdException w:name="Medium Shading 2 Accent 1" w:uiPriority="64"/>
+    <w:lsdException w:name="Medium List 1 Accent 1" w:uiPriority="65"/>
+    <w:lsdException w:name="Revision" w:semiHidden="1"/>
+    <w:lsdException w:name="List Paragraph" w:uiPriority="34" w:qFormat="1"/>
+    <w:lsdException w:name="Quote" w:uiPriority="29" w:qFormat="1"/>
+    <w:lsdException w:name="Intense Quote" w:uiPriority="30" w:qFormat="1"/>
+    <w:lsdException w:name="Medium List 2 Accent 1" w:uiPriority="66"/>
+    <w:lsdException w:name="Medium Grid 1 Accent 1" w:uiPriority="67"/>
+    <w:lsdException w:name="Medium Grid 2 Accent 1" w:uiPriority="68"/>
+    <w:lsdException w:name="Medium Grid 3 Accent 1" w:uiPriority="69"/>
+    <w:lsdException w:name="Dark List Accent 1" w:uiPriority="70"/>
+    <w:lsdException w:name="Colorful Shading Accent 1" w:uiPriority="71"/>
+    <w:lsdException w:name="Colorful List Accent 1" w:uiPriority="72"/>
+    <w:lsdException w:name="Colorful Grid Accent 1" w:uiPriority="73"/>
+    <w:lsdException w:name="Light Shading Accent 2" w:uiPriority="60"/>
+    <w:lsdException w:name="Light List Accent 2" w:uiPriority="61"/>
+    <w:lsdException w:name="Light Grid Accent 2" w:uiPriority="62"/>
+    <w:lsdException w:name="Medium Shading 1 Accent 2" w:uiPriority="63"/>
+    <w:lsdException w:name="Medium Shading 2 Accent 2" w:uiPriority="64"/>
+    <w:lsdException w:name="Medium List 1 Accent 2" w:uiPriority="65"/>
+    <w:lsdException w:name="Medium List 2 Accent 2" w:uiPriority="66"/>
+    <w:lsdException w:name="Medium Grid 1 Accent 2" w:uiPriority="67"/>
+    <w:lsdException w:name="Medium Grid 2 Accent 2" w:uiPriority="68"/>
+    <w:lsdException w:name="Medium Grid 3 Accent 2" w:uiPriority="69"/>
+    <w:lsdException w:name="Dark List Accent 2" w:uiPriority="70"/>
+    <w:lsdException w:name="Colorful Shading Accent 2" w:uiPriority="71"/>
+    <w:lsdException w:name="Colorful List Accent 2" w:uiPriority="72"/>
+    <w:lsdException w:name="Colorful Grid Accent 2" w:uiPriority="73"/>
+    <w:lsdException w:name="Light Shading Accent 3" w:uiPriority="60"/>
+    <w:lsdException w:name="Light List Accent 3" w:uiPriority="61"/>
+    <w:lsdException w:name="Light Grid Accent 3" w:uiPriority="62"/>
+    <w:lsdException w:name="Medium Shading 1 Accent 3" w:uiPriority="63"/>
+    <w:lsdException w:name="Medium Shading 2 Accent 3" w:uiPriority="64"/>
+    <w:lsdException w:name="Medium List 1 Accent 3" w:uiPriority="65"/>
+    <w:lsdException w:name="Medium List 2 Accent 3" w:uiPriority="66"/>
+    <w:lsdException w:name="Medium Grid 1 Accent 3" w:uiPriority="67"/>
+    <w:lsdException w:name="Medium Grid 2 Accent 3" w:uiPriority="68"/>
+    <w:lsdException w:name="Medium Grid 3 Accent 3" w:uiPriority="69"/>
+    <w:lsdException w:name="Dark List Accent 3" w:uiPriority="70"/>
+    <w:lsdException w:name="Colorful Shading Accent 3" w:uiPriority="71"/>
+    <w:lsdException w:name="Colorful List Accent 3" w:uiPriority="72"/>
+    <w:lsdException w:name="Colorful Grid Accent 3" w:uiPriority="73"/>
+    <w:lsdException w:name="Light Shading Accent 4" w:uiPriority="60"/>
+    <w:lsdException w:name="Light List Accent 4" w:uiPriority="61"/>
+    <w:lsdException w:name="Light Grid Accent 4" w:uiPriority="62"/>
+    <w:lsdException w:name="Medium Shading 1 Accent 4" w:uiPriority="63"/>
+    <w:lsdException w:name="Medium Shading 2 Accent 4" w:uiPriority="64"/>
+    <w:lsdException w:name="Medium List 1 Accent 4" w:uiPriority="65"/>
+    <w:lsdException w:name="Medium List 2 Accent 4" w:uiPriority="66"/>
+    <w:lsdException w:name="Medium Grid 1 Accent 4" w:uiPriority="67"/>
+    <w:lsdException w:name="Medium Grid 2 Accent 4" w:uiPriority="68"/>
+    <w:lsdException w:name="Medium Grid 3 Accent 4" w:uiPriority="69"/>
+    <w:lsdException w:name="Dark List Accent 4" w:uiPriority="70"/>
+    <w:lsdException w:name="Colorful Shading Accent 4" w:uiPriority="71"/>
+    <w:lsdException w:name="Colorful List Accent 4" w:uiPriority="72"/>
+    <w:lsdException w:name="Colorful Grid Accent 4" w:uiPriority="73"/>
+    <w:lsdException w:name="Light Shading Accent 5" w:uiPriority="60"/>
+    <w:lsdException w:name="Light List Accent 5" w:uiPriority="61"/>
+    <w:lsdException w:name="Light Grid Accent 5" w:uiPriority="62"/>
+    <w:lsdException w:name="Medium Shading 1 Accent 5" w:uiPriority="63"/>
+    <w:lsdException w:name="Medium Shading 2 Accent 5" w:uiPriority="64"/>
+    <w:lsdException w:name="Medium List 1 Accent 5" w:uiPriority="65"/>
+    <w:lsdException w:name="Medium List 2 Accent 5" w:uiPriority="66"/>
+    <w:lsdException w:name="Medium Grid 1 Accent 5" w:uiPriority="67"/>
+    <w:lsdException w:name="Medium Grid 2 Accent 5" w:uiPriority="68"/>
+    <w:lsdException w:name="Medium Grid 3 Accent 5" w:uiPriority="69"/>
+    <w:lsdException w:name="Dark List Accent 5" w:uiPriority="70"/>
+    <w:lsdException w:name="Colorful Shading Accent 5" w:uiPriority="71"/>
+    <w:lsdException w:name="Colorful List Accent 5" w:uiPriority="72"/>
+    <w:lsdException w:name="Colorful Grid Accent 5" w:uiPriority="73"/>
+    <w:lsdException w:name="Light Shading Accent 6" w:uiPriority="60"/>
+    <w:lsdException w:name="Light List Accent 6" w:uiPriority="61"/>
+    <w:lsdException w:name="Light Grid Accent 6" w:uiPriority="62"/>
+    <w:lsdException w:name="Medium Shading 1 Accent 6" w:uiPriority="63"/>
+    <w:lsdException w:name="Medium Shading 2 Accent 6" w:uiPriority="64"/>
+    <w:lsdException w:name="Medium List 1 Accent 6" w:uiPriority="65"/>
+    <w:lsdException w:name="Medium List 2 Accent 6" w:uiPriority="66"/>
+    <w:lsdException w:name="Medium Grid 1 Accent 6" w:uiPriority="67"/>
+    <w:lsdException w:name="Medium Grid 2 Accent 6" w:uiPriority="68"/>
+    <w:lsdException w:name="Medium Grid 3 Accent 6" w:uiPriority="69"/>
+    <w:lsdException w:name="Dark List Accent 6" w:uiPriority="70"/>
+    <w:lsdException w:name="Colorful Shading Accent 6" w:uiPriority="71"/>
+    <w:lsdException w:name="Colorful List Accent 6" w:uiPriority="72"/>
+    <w:lsdException w:name="Colorful Grid Accent 6" w:uiPriority="73"/>
+    <w:lsdException w:name="Subtle Emphasis" w:uiPriority="19" w:qFormat="1"/>
+    <w:lsdException w:name="Intense Emphasis" w:uiPriority="21" w:qFormat="1"/>
+    <w:lsdException w:name="Subtle Reference" w:uiPriority="31" w:qFormat="1"/>
+    <w:lsdException w:name="Intense Reference" w:uiPriority="32" w:qFormat="1"/>
+    <w:lsdException w:name="Book Title" w:uiPriority="33" w:qFormat="1"/>
+    <w:lsdException w:name="Bibliography" w:semiHidden="1" w:uiPriority="37" w:unhideWhenUsed="1"/>
+    <w:lsdException w:name="TOC Heading" w:semiHidden="1" w:uiPriority="39" w:unhideWhenUsed="1" w:qFormat="1"/>
+    <w:lsdException w:name="Plain Table 1" w:uiPriority="41"/>
+    <w:lsdException w:name="Plain Table 2" w:uiPriority="42"/>
+    <w:lsdException w:name="Plain Table 3" w:uiPriority="43"/>
+    <w:lsdException w:name="Plain Table 4" w:uiPriority="44"/>
+    <w:lsdException w:name="Plain Table 5" w:uiPriority="45"/>
+    <w:lsdException w:name="Grid Table Light" w:uiPriority="40"/>
+    <w:lsdException w:name="Grid Table 1 Light" w:uiPriority="46"/>
+    <w:lsdException w:name="Grid Table 2" w:uiPriority="47"/>
+    <w:lsdException w:name="Grid Table 3" w:uiPriority="48"/>
+    <w:lsdException w:name="Grid Table 4" w:uiPriority="49"/>
+    <w:lsdException w:name="Grid Table 5 Dark" w:uiPriority="50"/>
+    <w:lsdException w:name="Grid Table 6 Colorful" w:uiPriority="51"/>
+    <w:lsdException w:name="Grid Table 7 Colorful" w:uiPriority="52"/>
+    <w:lsdException w:name="Grid Table 1 Light Accent 1" w:uiPriority="46"/>
+    <w:lsdException w:name="Grid Table 2 Accent 1" w:uiPriority="47"/>
+    <w:lsdException w:name="Grid Table 3 Accent 1" w:uiPriority="48"/>
+    <w:lsdException w:name="Grid Table 4 Accent 1" w:uiPriority="49"/>
+    <w:lsdException w:name="Grid Table 5 Dark Accent 1" w:uiPriority="50"/>
+    <w:lsdException w:name="Grid Table 6 Colorful Accent 1" w:uiPriority="51"/>
+    <w:lsdException w:name="Grid Table 7 Colorful Accent 1" w:uiPriority="52"/>
+    <w:lsdException w:name="Grid Table 1 Light Accent 2" w:uiPriority="46"/>
+    <w:lsdException w:name="Grid Table 2 Accent 2" w:uiPriority="47"/>
+    <w:lsdException w:name="Grid Table 3 Accent 2" w:uiPriority="48"/>
+    <w:lsdException w:name="Grid Table 4 Accent 2" w:uiPriority="49"/>
+    <w:lsdException w:name="Grid Table 5 Dark Accent 2" w:uiPriority="50"/>
+    <w:lsdException w:name="Grid Table 6 Colorful Accent 2" w:uiPriority="51"/>
+    <w:lsdException w:name="Grid Table 7 Colorful Accent 2" w:uiPriority="52"/>
+    <w:lsdException w:name="Grid Table 1 Light Accent 3" w:uiPriority="46"/>
+    <w:lsdException w:name="Grid Table 2 Accent 3" w:uiPriority="47"/>
+    <w:lsdException w:name="Grid Table 3 Accent 3" w:uiPriority="48"/>
+    <w:lsdException w:name="Grid Table 4 Accent 3" w:uiPriority="49"/>
+    <w:lsdException w:name="Grid Table 5 Dark Accent 3" w:uiPriority="50"/>
+    <w:lsdException w:name="Grid Table 6 Colorful Accent 3" w:uiPriority="51"/>
+    <w:lsdException w:name="Grid Table 7 Colorful Accent 3" w:uiPriority="52"/>
+    <w:lsdException w:name="Grid Table 1 Light Accent 4" w:uiPriority="46"/>
+    <w:lsdException w:name="Grid Table 2 Accent 4" w:uiPriority="47"/>
+    <w:lsdException w:name="Grid Table 3 Accent 4" w:uiPriority="48"/>
+    <w:lsdException w:name="Grid Table 4 Accent 4" w:uiPriority="49"/>
+    <w:lsdException w:name="Grid Table 5 Dark Accent 4" w:uiPriority="50"/>
+    <w:lsdException w:name="Grid Table 6 Colorful Accent 4" w:uiPriority="51"/>
+    <w:lsdException w:name="Grid Table 7 Colorful Accent 4" w:uiPriority="52"/>
+    <w:lsdException w:name="Grid Table 1 Light Accent 5" w:uiPriority="46"/>
+    <w:lsdException w:name="Grid Table 2 Accent 5" w:uiPriority="47"/>
+    <w:lsdException w:name="Grid Table 3 Accent 5" w:uiPriority="48"/>
+    <w:lsdException w:name="Grid Table 4 Accent 5" w:uiPriority="49"/>
+    <w:lsdException w:name="Grid Table 5 Dark Accent 5" w:uiPriority="50"/>
+    <w:lsdException w:name="Grid Table 6 Colorful Accent 5" w:uiPriority="51"/>
+    <w:lsdException w:name="Grid Table 7 Colorful Accent 5" w:uiPriority="52"/>
+    <w:lsdException w:name="Grid Table 1 Light Accent 6" w:uiPriority="46"/>
+    <w:lsdException w:name="Grid Table 2 Accent 6" w:uiPriority="47"/>
+    <w:lsdException w:name="Grid Table 3 Accent 6" w:uiPriority="48"/>
+    <w:lsdException w:name="Grid Table 4 Accent 6" w:uiPriority="49"/>
+    <w:lsdException w:name="Grid Table 5 Dark Accent 6" w:uiPriority="50"/>
+    <w:lsdException w:name="Grid Table 6 Colorful Accent 6" w:uiPriority="51"/>
+    <w:lsdException w:name="Grid Table 7 Colorful Accent 6" w:uiPriority="52"/>
+    <w:lsdException w:name="List Table 1 Light" w:uiPriority="46"/>
+    <w:lsdException w:name="List Table 2" w:uiPriority="47"/>
+    <w:lsdException w:name="List Table 3" w:uiPriority="48"/>
+    <w:lsdException w:name="List Table 4" w:uiPriority="49"/>
+    <w:lsdException w:name="List Table 5 Dark" w:uiPriority="50"/>
+    <w:lsdException w:name="List Table 6 Colorful" w:uiPriority="51"/>
+    <w:lsdException w:name="List Table 7 Colorful" w:uiPriority="52"/>
+    <w:lsdException w:name="List Table 1 Light Accent 1" w:uiPriority="46"/>
+    <w:lsdException w:name="List Table 2 Accent 1" w:uiPriority="47"/>
+    <w:lsdException w:name="List Table 3 Accent 1" w:uiPriority="48"/>
+    <w:lsdException w:name="List Table 4 Accent 1" w:uiPriority="49"/>
+    <w:lsdException w:name="List Table 5 Dark Accent 1" w:uiPriority="50"/>
+    <w:lsdException w:name="List Table 6 Colorful Accent 1" w:uiPriority="51"/>
+    <w:lsdException w:name="List Table 7 Colorful Accent 1" w:uiPriority="52"/>
+    <w:lsdException w:name="List Table 1 Light Accent 2" w:uiPriority="46"/>
+    <w:lsdException w:name="List Table 2 Accent 2" w:uiPriority="47"/>
+    <w:lsdException w:name="List Table 3 Accent 2" w:uiPriority="48"/>
+    <w:lsdException w:name="List Table 4 Accent 2" w:uiPriority="49"/>
+    <w:lsdException w:name="List Table 5 Dark Accent 2" w:uiPriority="50"/>
+    <w:lsdException w:name="List Table 6 Colorful Accent 2" w:uiPriority="51"/>
+    <w:lsdException w:name="List Table 7 Colorful Accent 2" w:uiPriority="52"/>
+    <w:lsdException w:name="List Table 1 Light Accent 3" w:uiPriority="46"/>
+    <w:lsdException w:name="List Table 2 Accent 3" w:uiPriority="47"/>
+    <w:lsdException w:name="List Table 3 Accent 3" w:uiPriority="48"/>
+    <w:lsdException w:name="List Table 4 Accent 3" w:uiPriority="49"/>
+    <w:lsdException w:name="List Table 5 Dark Accent 3" w:uiPriority="50"/>
+    <w:lsdException w:name="List Table 6 Colorful Accent 3" w:uiPriority="51"/>
+    <w:lsdException w:name="List Table 7 Colorful Accent 3" w:uiPriority="52"/>
+    <w:lsdException w:name="List Table 1 Light Accent 4" w:uiPriority="46"/>
+    <w:lsdException w:name="List Table 2 Accent 4" w:uiPriority="47"/>
+    <w:lsdException w:name="List Table 3 Accent 4" w:uiPriority="48"/>
+    <w:lsdException w:name="List Table 4 Accent 4" w:uiPriority="49"/>
+    <w:lsdException w:name="List Table 5 Dark Accent 4" w:uiPriority="50"/>
+    <w:lsdException w:name="List Table 6 Colorful Accent 4" w:uiPriority="51"/>
+    <w:lsdException w:name="List Table 7 Colorful Accent 4" w:uiPriority="52"/>
+    <w:lsdException w:name="List Table 1 Light Accent 5" w:uiPriority="46"/>
+    <w:lsdException w:name="List Table 2 Accent 5" w:uiPriority="47"/>
+    <w:lsdException w:name="List Table 3 Accent 5" w:uiPriority="48"/>
+    <w:lsdException w:name="List Table 4 Accent 5" w:uiPriority="49"/>
+    <w:lsdException w:name="List Table 5 Dark Accent 5" w:uiPriority="50"/>
+    <w:lsdException w:name="List Table 6 Colorful Accent 5" w:uiPriority="51"/>
+    <w:lsdException w:name="List Table 7 Colorful Accent 5" w:uiPriority="52"/>
+    <w:lsdException w:name="List Table 1 Light Accent 6" w:uiPriority="46"/>
+    <w:lsdException w:name="List Table 2 Accent 6" w:uiPriority="47"/>
+    <w:lsdException w:name="List Table 3 Accent 6" w:uiPriority="48"/>
+    <w:lsdException w:name="List Table 4 Accent 6" w:uiPriority="49"/>
+    <w:lsdException w:name="List Table 5 Dark Accent 6" w:uiPriority="50"/>
+    <w:lsdException w:name="List Table 6 Colorful Accent 6" w:uiPriority="51"/>
+    <w:lsdException w:name="List Table 7 Colorful Accent 6" w:uiPriority="52"/>
+  </w:latentStyles>
+  <w:style w:type="paragraph" w:default="1" w:styleId="Normal">
+    <w:name w:val="Normal"/>
+    <w:qFormat/>
+  </w:style>
+  <w:style w:type="character" w:default="1" w:styleId="Fuentedeprrafopredeter">
+    <w:name w:val="Default Paragraph Font"/>
+    <w:uiPriority w:val="1"/>
+    <w:semiHidden/>
+    <w:unhideWhenUsed/>
+  </w:style>
+  <w:style w:type="table" w:default="1" w:styleId="Tablanormal">
+    <w:name w:val="Normal Table"/>
+    <w:uiPriority w:val="99"/>
+    <w:semiHidden/>
+    <w:unhideWhenUsed/>
+    <w:tblPr>
+      <w:tblInd w:w="0" w:type="dxa"/>
+      <w:tblCellMar>
+        <w:top w:w="0" w:type="dxa"/>
+        <w:left w:w="108" w:type="dxa"/>
+        <w:bottom w:w="0" w:type="dxa"/>
+        <w:right w:w="108" w:type="dxa"/>
+      </w:tblCellMar>
+    </w:tblPr>
+  </w:style>
+  <w:style w:type="numbering" w:default="1" w:styleId="Sinlista">
+    <w:name w:val="No List"/>
+    <w:uiPriority w:val="99"/>
+    <w:semiHidden/>
+    <w:unhideWhenUsed/>
+  </w:style>
+  <w:style w:type="paragraph" w:customStyle="1" w:styleId="26935F853DB34E54B6EE81617459A935">
+    <w:name w:val="26935F853DB34E54B6EE81617459A935"/>
+    <w:rsid w:val="00466032"/>
+  </w:style>
+  <w:style w:type="paragraph" w:customStyle="1" w:styleId="DB6EFFDB7846448FB755F538C6245521">
+    <w:name w:val="DB6EFFDB7846448FB755F538C6245521"/>
+    <w:rsid w:val="00466032"/>
+  </w:style>
+  <w:style w:type="paragraph" w:customStyle="1" w:styleId="99E3486B01624463A89DEEB251E17066">
+    <w:name w:val="99E3486B01624463A89DEEB251E17066"/>
+    <w:rsid w:val="00466032"/>
+  </w:style>
+</w:styles>
+</file>
+
+<file path=word/glossary/webSettings.xml><?xml version="1.0" encoding="utf-8"?>
+<w:webSettings xmlns:mc="http://schemas.openxmlformats.org/markup-compatibility/2006" xmlns:r="http://schemas.openxmlformats.org/officeDocument/2006/relationships" xmlns:w="http://schemas.openxmlformats.org/wordprocessingml/2006/main" xmlns:w14="http://schemas.microsoft.com/office/word/2010/wordml" xmlns:w15="http://schemas.microsoft.com/office/word/2012/wordml" xmlns:w16se="http://schemas.microsoft.com/office/word/2015/wordml/symex" mc:Ignorable="w14 w15 w16se">
+  <w:optimizeForBrowser/>
+  <w:allowPNG/>
+</w:webSettings>
 </file>
 
 <file path=word/theme/theme1.xml><?xml version="1.0" encoding="utf-8"?>
@@ -4404,7 +5910,7 @@
 </file>
 
 <file path=customXml/itemProps1.xml><?xml version="1.0" encoding="utf-8"?>
-<ds:datastoreItem xmlns:ds="http://schemas.openxmlformats.org/officeDocument/2006/customXml" ds:itemID="{01370A0B-9B85-4289-A401-9EEF1C732270}">
+<ds:datastoreItem xmlns:ds="http://schemas.openxmlformats.org/officeDocument/2006/customXml" ds:itemID="{036BB34F-47E3-4D23-A8AC-09763C8B0504}">
   <ds:schemaRefs>
     <ds:schemaRef ds:uri="http://schemas.openxmlformats.org/officeDocument/2006/bibliography"/>
   </ds:schemaRefs>

--- a/Plantilla_Trabajo_Final_Ciclo.docx
+++ b/Plantilla_Trabajo_Final_Ciclo.docx
@@ -938,21 +938,20 @@
     </w:p>
     <w:sdt>
       <w:sdtPr>
+        <w:rPr>
+          <w:rFonts w:asciiTheme="minorHAnsi" w:eastAsiaTheme="minorEastAsia" w:hAnsiTheme="minorHAnsi"/>
+          <w:b/>
+          <w:sz w:val="22"/>
+          <w:szCs w:val="22"/>
+          <w:lang w:val="es-ES"/>
+        </w:rPr>
         <w:id w:val="1564682387"/>
         <w:docPartObj>
           <w:docPartGallery w:val="Table of Contents"/>
           <w:docPartUnique/>
         </w:docPartObj>
       </w:sdtPr>
-      <w:sdtEndPr>
-        <w:rPr>
-          <w:rFonts w:asciiTheme="minorHAnsi" w:eastAsiaTheme="minorEastAsia" w:hAnsiTheme="minorHAnsi"/>
-          <w:b/>
-          <w:sz w:val="22"/>
-          <w:szCs w:val="22"/>
-          <w:lang w:val="es-ES"/>
-        </w:rPr>
-      </w:sdtEndPr>
+      <w:sdtEndPr/>
       <w:sdtContent>
         <w:p>
           <w:pPr>
@@ -1067,532 +1066,6 @@
             <w:pStyle w:val="TDC1"/>
           </w:pPr>
           <w:r>
-            <w:rPr>
-              <w:noProof/>
-              <w:sz w:val="28"/>
-              <w:szCs w:val="28"/>
-            </w:rPr>
-            <mc:AlternateContent>
-              <mc:Choice Requires="wps">
-                <w:drawing>
-                  <wp:anchor distT="0" distB="0" distL="114300" distR="114300" simplePos="0" relativeHeight="251661312" behindDoc="0" locked="0" layoutInCell="1" allowOverlap="1" wp14:anchorId="1F1C0C1C" wp14:editId="3C1D0D63">
-                    <wp:simplePos x="0" y="0"/>
-                    <wp:positionH relativeFrom="margin">
-                      <wp:align>right</wp:align>
-                    </wp:positionH>
-                    <wp:positionV relativeFrom="paragraph">
-                      <wp:posOffset>246034</wp:posOffset>
-                    </wp:positionV>
-                    <wp:extent cx="5680364" cy="4724400"/>
-                    <wp:effectExtent l="0" t="0" r="0" b="0"/>
-                    <wp:wrapNone/>
-                    <wp:docPr id="16" name="Cuadro de texto 16"/>
-                    <wp:cNvGraphicFramePr/>
-                    <a:graphic xmlns:a="http://schemas.openxmlformats.org/drawingml/2006/main">
-                      <a:graphicData uri="http://schemas.microsoft.com/office/word/2010/wordprocessingShape">
-                        <wps:wsp>
-                          <wps:cNvSpPr txBox="1"/>
-                          <wps:spPr>
-                            <a:xfrm>
-                              <a:off x="0" y="0"/>
-                              <a:ext cx="5680364" cy="4724400"/>
-                            </a:xfrm>
-                            <a:prstGeom prst="rect">
-                              <a:avLst/>
-                            </a:prstGeom>
-                            <a:noFill/>
-                            <a:ln w="6350">
-                              <a:noFill/>
-                            </a:ln>
-                          </wps:spPr>
-                          <wps:txbx>
-                            <w:txbxContent>
-                              <w:p>
-                                <w:pPr>
-                                  <w:rPr>
-                                    <w:b/>
-                                    <w:sz w:val="28"/>
-                                  </w:rPr>
-                                </w:pPr>
-                                <w:r>
-                                  <w:rPr>
-                                    <w:b/>
-                                    <w:sz w:val="28"/>
-                                  </w:rPr>
-                                  <w:t>Resumen:</w:t>
-                                </w:r>
-                              </w:p>
-                              <w:p>
-                                <w:pPr>
-                                  <w:jc w:val="both"/>
-                                  <w:rPr>
-                                    <w:rFonts w:asciiTheme="minorHAnsi" w:hAnsiTheme="minorHAnsi" w:cstheme="minorHAnsi"/>
-                                  </w:rPr>
-                                </w:pPr>
-                                <w:r>
-                                  <w:rPr>
-                                    <w:rFonts w:asciiTheme="minorHAnsi" w:hAnsiTheme="minorHAnsi" w:cstheme="minorHAnsi"/>
-                                  </w:rPr>
-                                  <w:t xml:space="preserve">Mi Proyecto para este Trabajo de Fin de Grado/Curso de mi ciclo formativo de Desarrollo de Aplicaciones Web, se trata de una Pagina web ambientada y desarrollada bajo la famosa saga de películas de Harry Potter, apodado </w:t>
-                                </w:r>
-                                <w:r>
-                                  <w:rPr>
-                                    <w:rFonts w:asciiTheme="minorHAnsi" w:hAnsiTheme="minorHAnsi" w:cstheme="minorHAnsi"/>
-                                  </w:rPr>
-                                  <w:t>como “HogwartsWeb” (Una web más guiada a lo personal, que a lo profesiona</w:t>
-                                </w:r>
-                                <w:r>
-                                  <w:rPr>
-                                    <w:rFonts w:asciiTheme="minorHAnsi" w:hAnsiTheme="minorHAnsi" w:cstheme="minorHAnsi"/>
-                                  </w:rPr>
-                                  <w:t xml:space="preserve">l). </w:t>
-                                </w:r>
-                              </w:p>
-                              <w:p>
-                                <w:pPr>
-                                  <w:jc w:val="both"/>
-                                  <w:rPr>
-                                    <w:rFonts w:asciiTheme="minorHAnsi" w:hAnsiTheme="minorHAnsi" w:cstheme="minorHAnsi"/>
-                                  </w:rPr>
-                                </w:pPr>
-                                <w:r>
-                                  <w:rPr>
-                                    <w:rFonts w:asciiTheme="minorHAnsi" w:hAnsiTheme="minorHAnsi" w:cstheme="minorHAnsi"/>
-                                  </w:rPr>
-                                  <w:t>Esta idea surge por la falta/carencia de páginas web con esta temática y tiene como objet</w:t>
-                                </w:r>
-                                <w:r>
-                                  <w:rPr>
-                                    <w:rFonts w:asciiTheme="minorHAnsi" w:hAnsiTheme="minorHAnsi" w:cstheme="minorHAnsi"/>
-                                  </w:rPr>
-                                  <w:t>ivo</w:t>
-                                </w:r>
-                                <w:r>
-                                  <w:rPr>
-                                    <w:rFonts w:asciiTheme="minorHAnsi" w:hAnsiTheme="minorHAnsi" w:cstheme="minorHAnsi"/>
-                                  </w:rPr>
-                                  <w:t xml:space="preserve"> </w:t>
-                                </w:r>
-                                <w:r>
-                                  <w:rPr>
-                                    <w:rFonts w:asciiTheme="minorHAnsi" w:hAnsiTheme="minorHAnsi" w:cstheme="minorHAnsi"/>
-                                  </w:rPr>
-                                  <w:t>ser una</w:t>
-                                </w:r>
-                                <w:r>
-                                  <w:rPr>
-                                    <w:rFonts w:asciiTheme="minorHAnsi" w:hAnsiTheme="minorHAnsi" w:cstheme="minorHAnsi"/>
-                                  </w:rPr>
-                                  <w:t xml:space="preserve"> página web más orientada al ocio, contando con</w:t>
-                                </w:r>
-                                <w:r>
-                                  <w:rPr>
-                                    <w:rFonts w:asciiTheme="minorHAnsi" w:hAnsiTheme="minorHAnsi" w:cstheme="minorHAnsi"/>
-                                  </w:rPr>
-                                  <w:t xml:space="preserve"> </w:t>
-                                </w:r>
-                                <w:r>
-                                  <w:rPr>
-                                    <w:rFonts w:asciiTheme="minorHAnsi" w:hAnsiTheme="minorHAnsi" w:cstheme="minorHAnsi"/>
-                                  </w:rPr>
-                                  <w:t>apartados para que todo usuario, ya sea nuevo o veterano de la saga, pueda pasar un buen rato</w:t>
-                                </w:r>
-                                <w:r>
-                                  <w:rPr>
-                                    <w:rFonts w:asciiTheme="minorHAnsi" w:hAnsiTheme="minorHAnsi" w:cstheme="minorHAnsi"/>
-                                  </w:rPr>
-                                  <w:t>. Entre ellas, destacamos las siguientes;</w:t>
-                                </w:r>
-                              </w:p>
-                              <w:p>
-                                <w:pPr>
-                                  <w:pStyle w:val="Prrafodelista"/>
-                                  <w:numPr>
-                                    <w:ilvl w:val="0"/>
-                                    <w:numId w:val="5"/>
-                                  </w:numPr>
-                                  <w:ind w:left="714" w:hanging="357"/>
-                                  <w:contextualSpacing w:val="0"/>
-                                  <w:jc w:val="both"/>
-                                  <w:rPr>
-                                    <w:rFonts w:asciiTheme="minorHAnsi" w:hAnsiTheme="minorHAnsi" w:cstheme="minorHAnsi"/>
-                                  </w:rPr>
-                                </w:pPr>
-                                <w:r>
-                                  <w:rPr>
-                                    <w:rFonts w:asciiTheme="minorHAnsi" w:hAnsiTheme="minorHAnsi" w:cstheme="minorHAnsi"/>
-                                  </w:rPr>
-                                  <w:t>Una serie de preguntas, que dependiendo de las respuestas que seleccione el usuario, pertenecerá a una casa o a otra.</w:t>
-                                </w:r>
-                              </w:p>
-                              <w:p>
-                                <w:pPr>
-                                  <w:pStyle w:val="Prrafodelista"/>
-                                  <w:numPr>
-                                    <w:ilvl w:val="0"/>
-                                    <w:numId w:val="5"/>
-                                  </w:numPr>
-                                  <w:ind w:left="714" w:hanging="357"/>
-                                  <w:contextualSpacing w:val="0"/>
-                                  <w:jc w:val="both"/>
-                                  <w:rPr>
-                                    <w:rFonts w:asciiTheme="minorHAnsi" w:hAnsiTheme="minorHAnsi" w:cstheme="minorHAnsi"/>
-                                  </w:rPr>
-                                </w:pPr>
-                                <w:r>
-                                  <w:rPr>
-                                    <w:rFonts w:asciiTheme="minorHAnsi" w:hAnsiTheme="minorHAnsi" w:cstheme="minorHAnsi"/>
-                                  </w:rPr>
-                                  <w:t xml:space="preserve">Una colección de tres </w:t>
-                                </w:r>
-                                <w:r>
-                                  <w:rPr>
-                                    <w:rFonts w:asciiTheme="minorHAnsi" w:hAnsiTheme="minorHAnsi" w:cstheme="minorHAnsi"/>
-                                  </w:rPr>
-                                  <w:t>mini juegos para obtener puntos. (Atrapa a la Snitch, Cartas Mágicas o Duelo de Magos).</w:t>
-                                </w:r>
-                              </w:p>
-                              <w:p>
-                                <w:pPr>
-                                  <w:pStyle w:val="Prrafodelista"/>
-                                  <w:numPr>
-                                    <w:ilvl w:val="0"/>
-                                    <w:numId w:val="5"/>
-                                  </w:numPr>
-                                  <w:ind w:left="714" w:hanging="357"/>
-                                  <w:contextualSpacing w:val="0"/>
-                                  <w:jc w:val="both"/>
-                                  <w:rPr>
-                                    <w:rFonts w:asciiTheme="minorHAnsi" w:hAnsiTheme="minorHAnsi" w:cstheme="minorHAnsi"/>
-                                  </w:rPr>
-                                </w:pPr>
-                                <w:r>
-                                  <w:rPr>
-                                    <w:rFonts w:asciiTheme="minorHAnsi" w:hAnsiTheme="minorHAnsi" w:cstheme="minorHAnsi"/>
-                                  </w:rPr>
-                                  <w:t>Una</w:t>
-                                </w:r>
-                                <w:r>
-                                  <w:rPr>
-                                    <w:rFonts w:asciiTheme="minorHAnsi" w:hAnsiTheme="minorHAnsi" w:cstheme="minorHAnsi"/>
-                                  </w:rPr>
-                                  <w:t xml:space="preserve"> Tienda para canjear tus puntos y comprar objetos</w:t>
-                                </w:r>
-                                <w:r>
-                                  <w:rPr>
-                                    <w:rFonts w:asciiTheme="minorHAnsi" w:hAnsiTheme="minorHAnsi" w:cstheme="minorHAnsi"/>
-                                  </w:rPr>
-                                  <w:t xml:space="preserve"> de la saga y así enganchar más al usuario para conseguir todos los objetos de la saga.</w:t>
-                                </w:r>
-                              </w:p>
-                              <w:p>
-                                <w:pPr>
-                                  <w:jc w:val="both"/>
-                                  <w:rPr>
-                                    <w:rFonts w:asciiTheme="minorHAnsi" w:hAnsiTheme="minorHAnsi" w:cstheme="minorHAnsi"/>
-                                  </w:rPr>
-                                </w:pPr>
-                                <w:r>
-                                  <w:rPr>
-                                    <w:rFonts w:asciiTheme="minorHAnsi" w:hAnsiTheme="minorHAnsi" w:cstheme="minorHAnsi"/>
-                                  </w:rPr>
-                                  <w:t xml:space="preserve">También el usuario dispone de un apartado para mirar el inventario de objetos que posee y </w:t>
-                                </w:r>
-                                <w:r>
-                                  <w:rPr>
-                                    <w:rFonts w:asciiTheme="minorHAnsi" w:hAnsiTheme="minorHAnsi" w:cstheme="minorHAnsi"/>
-                                  </w:rPr>
-                                  <w:t xml:space="preserve">otro en el </w:t>
-                                </w:r>
-                                <w:proofErr w:type="gramStart"/>
-                                <w:r>
-                                  <w:rPr>
-                                    <w:rFonts w:asciiTheme="minorHAnsi" w:hAnsiTheme="minorHAnsi" w:cstheme="minorHAnsi"/>
-                                  </w:rPr>
-                                  <w:t>que</w:t>
-                                </w:r>
-                                <w:proofErr w:type="gramEnd"/>
-                                <w:r>
-                                  <w:rPr>
-                                    <w:rFonts w:asciiTheme="minorHAnsi" w:hAnsiTheme="minorHAnsi" w:cstheme="minorHAnsi"/>
-                                  </w:rPr>
-                                  <w:t xml:space="preserve"> </w:t>
-                                </w:r>
-                                <w:r>
-                                  <w:rPr>
-                                    <w:rFonts w:asciiTheme="minorHAnsi" w:hAnsiTheme="minorHAnsi" w:cstheme="minorHAnsi"/>
-                                  </w:rPr>
-                                  <w:t xml:space="preserve">si el usuario dispone de 3 objetos </w:t>
-                                </w:r>
-                                <w:r>
-                                  <w:rPr>
-                                    <w:rFonts w:asciiTheme="minorHAnsi" w:hAnsiTheme="minorHAnsi" w:cstheme="minorHAnsi"/>
-                                  </w:rPr>
-                                  <w:t xml:space="preserve">de un mismo personaje, tendrá al respectivo personaje, con su nombre, la casa a la que pertenece </w:t>
-                                </w:r>
-                              </w:p>
-                            </w:txbxContent>
-                          </wps:txbx>
-                          <wps:bodyPr rot="0" spcFirstLastPara="0" vertOverflow="overflow" horzOverflow="overflow" vert="horz" wrap="square" lIns="91440" tIns="45720" rIns="91440" bIns="45720" numCol="1" spcCol="0" rtlCol="0" fromWordArt="0" anchor="t" anchorCtr="0" forceAA="0" compatLnSpc="1">
-                            <a:prstTxWarp prst="textNoShape">
-                              <a:avLst/>
-                            </a:prstTxWarp>
-                            <a:noAutofit/>
-                          </wps:bodyPr>
-                        </wps:wsp>
-                      </a:graphicData>
-                    </a:graphic>
-                    <wp14:sizeRelH relativeFrom="margin">
-                      <wp14:pctWidth>0</wp14:pctWidth>
-                    </wp14:sizeRelH>
-                    <wp14:sizeRelV relativeFrom="margin">
-                      <wp14:pctHeight>0</wp14:pctHeight>
-                    </wp14:sizeRelV>
-                  </wp:anchor>
-                </w:drawing>
-              </mc:Choice>
-              <mc:Fallback>
-                <w:pict>
-                  <v:shapetype w14:anchorId="1F1C0C1C" id="_x0000_t202" coordsize="21600,21600" o:spt="202" path="m,l,21600r21600,l21600,xe">
-                    <v:stroke joinstyle="miter"/>
-                    <v:path gradientshapeok="t" o:connecttype="rect"/>
-                  </v:shapetype>
-                  <v:shape id="Cuadro de texto 16" o:spid="_x0000_s1026" type="#_x0000_t202" style="position:absolute;left:0;text-align:left;margin-left:396.05pt;margin-top:19.35pt;width:447.25pt;height:372pt;z-index:251661312;visibility:visible;mso-wrap-style:square;mso-width-percent:0;mso-height-percent:0;mso-wrap-distance-left:9pt;mso-wrap-distance-top:0;mso-wrap-distance-right:9pt;mso-wrap-distance-bottom:0;mso-position-horizontal:right;mso-position-horizontal-relative:margin;mso-position-vertical:absolute;mso-position-vertical-relative:text;mso-width-percent:0;mso-height-percent:0;mso-width-relative:margin;mso-height-relative:margin;v-text-anchor:top" o:gfxdata="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" filled="f" stroked="f" strokeweight=".5pt">
-                    <v:textbox>
-                      <w:txbxContent>
-                        <w:p>
-                          <w:pPr>
-                            <w:rPr>
-                              <w:b/>
-                              <w:sz w:val="28"/>
-                            </w:rPr>
-                          </w:pPr>
-                          <w:r>
-                            <w:rPr>
-                              <w:b/>
-                              <w:sz w:val="28"/>
-                            </w:rPr>
-                            <w:t>Resumen:</w:t>
-                          </w:r>
-                        </w:p>
-                        <w:p>
-                          <w:pPr>
-                            <w:jc w:val="both"/>
-                            <w:rPr>
-                              <w:rFonts w:asciiTheme="minorHAnsi" w:hAnsiTheme="minorHAnsi" w:cstheme="minorHAnsi"/>
-                            </w:rPr>
-                          </w:pPr>
-                          <w:r>
-                            <w:rPr>
-                              <w:rFonts w:asciiTheme="minorHAnsi" w:hAnsiTheme="minorHAnsi" w:cstheme="minorHAnsi"/>
-                            </w:rPr>
-                            <w:t xml:space="preserve">Mi Proyecto para este Trabajo de Fin de Grado/Curso de mi ciclo formativo de Desarrollo de Aplicaciones Web, se trata de una Pagina web ambientada y desarrollada bajo la famosa saga de películas de Harry Potter, apodado </w:t>
-                          </w:r>
-                          <w:r>
-                            <w:rPr>
-                              <w:rFonts w:asciiTheme="minorHAnsi" w:hAnsiTheme="minorHAnsi" w:cstheme="minorHAnsi"/>
-                            </w:rPr>
-                            <w:t>como “HogwartsWeb” (Una web más guiada a lo personal, que a lo profesiona</w:t>
-                          </w:r>
-                          <w:r>
-                            <w:rPr>
-                              <w:rFonts w:asciiTheme="minorHAnsi" w:hAnsiTheme="minorHAnsi" w:cstheme="minorHAnsi"/>
-                            </w:rPr>
-                            <w:t xml:space="preserve">l). </w:t>
-                          </w:r>
-                        </w:p>
-                        <w:p>
-                          <w:pPr>
-                            <w:jc w:val="both"/>
-                            <w:rPr>
-                              <w:rFonts w:asciiTheme="minorHAnsi" w:hAnsiTheme="minorHAnsi" w:cstheme="minorHAnsi"/>
-                            </w:rPr>
-                          </w:pPr>
-                          <w:r>
-                            <w:rPr>
-                              <w:rFonts w:asciiTheme="minorHAnsi" w:hAnsiTheme="minorHAnsi" w:cstheme="minorHAnsi"/>
-                            </w:rPr>
-                            <w:t>Esta idea surge por la falta/carencia de páginas web con esta temática y tiene como objet</w:t>
-                          </w:r>
-                          <w:r>
-                            <w:rPr>
-                              <w:rFonts w:asciiTheme="minorHAnsi" w:hAnsiTheme="minorHAnsi" w:cstheme="minorHAnsi"/>
-                            </w:rPr>
-                            <w:t>ivo</w:t>
-                          </w:r>
-                          <w:r>
-                            <w:rPr>
-                              <w:rFonts w:asciiTheme="minorHAnsi" w:hAnsiTheme="minorHAnsi" w:cstheme="minorHAnsi"/>
-                            </w:rPr>
-                            <w:t xml:space="preserve"> </w:t>
-                          </w:r>
-                          <w:r>
-                            <w:rPr>
-                              <w:rFonts w:asciiTheme="minorHAnsi" w:hAnsiTheme="minorHAnsi" w:cstheme="minorHAnsi"/>
-                            </w:rPr>
-                            <w:t>ser una</w:t>
-                          </w:r>
-                          <w:r>
-                            <w:rPr>
-                              <w:rFonts w:asciiTheme="minorHAnsi" w:hAnsiTheme="minorHAnsi" w:cstheme="minorHAnsi"/>
-                            </w:rPr>
-                            <w:t xml:space="preserve"> página web más orientada al ocio, contando con</w:t>
-                          </w:r>
-                          <w:r>
-                            <w:rPr>
-                              <w:rFonts w:asciiTheme="minorHAnsi" w:hAnsiTheme="minorHAnsi" w:cstheme="minorHAnsi"/>
-                            </w:rPr>
-                            <w:t xml:space="preserve"> </w:t>
-                          </w:r>
-                          <w:r>
-                            <w:rPr>
-                              <w:rFonts w:asciiTheme="minorHAnsi" w:hAnsiTheme="minorHAnsi" w:cstheme="minorHAnsi"/>
-                            </w:rPr>
-                            <w:t>apartados para que todo usuario, ya sea nuevo o veterano de la saga, pueda pasar un buen rato</w:t>
-                          </w:r>
-                          <w:r>
-                            <w:rPr>
-                              <w:rFonts w:asciiTheme="minorHAnsi" w:hAnsiTheme="minorHAnsi" w:cstheme="minorHAnsi"/>
-                            </w:rPr>
-                            <w:t>. Entre ellas, destacamos las siguientes;</w:t>
-                          </w:r>
-                        </w:p>
-                        <w:p>
-                          <w:pPr>
-                            <w:pStyle w:val="Prrafodelista"/>
-                            <w:numPr>
-                              <w:ilvl w:val="0"/>
-                              <w:numId w:val="5"/>
-                            </w:numPr>
-                            <w:ind w:left="714" w:hanging="357"/>
-                            <w:contextualSpacing w:val="0"/>
-                            <w:jc w:val="both"/>
-                            <w:rPr>
-                              <w:rFonts w:asciiTheme="minorHAnsi" w:hAnsiTheme="minorHAnsi" w:cstheme="minorHAnsi"/>
-                            </w:rPr>
-                          </w:pPr>
-                          <w:r>
-                            <w:rPr>
-                              <w:rFonts w:asciiTheme="minorHAnsi" w:hAnsiTheme="minorHAnsi" w:cstheme="minorHAnsi"/>
-                            </w:rPr>
-                            <w:t>Una serie de preguntas, que dependiendo de las respuestas que seleccione el usuario, pertenecerá a una casa o a otra.</w:t>
-                          </w:r>
-                        </w:p>
-                        <w:p>
-                          <w:pPr>
-                            <w:pStyle w:val="Prrafodelista"/>
-                            <w:numPr>
-                              <w:ilvl w:val="0"/>
-                              <w:numId w:val="5"/>
-                            </w:numPr>
-                            <w:ind w:left="714" w:hanging="357"/>
-                            <w:contextualSpacing w:val="0"/>
-                            <w:jc w:val="both"/>
-                            <w:rPr>
-                              <w:rFonts w:asciiTheme="minorHAnsi" w:hAnsiTheme="minorHAnsi" w:cstheme="minorHAnsi"/>
-                            </w:rPr>
-                          </w:pPr>
-                          <w:r>
-                            <w:rPr>
-                              <w:rFonts w:asciiTheme="minorHAnsi" w:hAnsiTheme="minorHAnsi" w:cstheme="minorHAnsi"/>
-                            </w:rPr>
-                            <w:t xml:space="preserve">Una colección de tres </w:t>
-                          </w:r>
-                          <w:r>
-                            <w:rPr>
-                              <w:rFonts w:asciiTheme="minorHAnsi" w:hAnsiTheme="minorHAnsi" w:cstheme="minorHAnsi"/>
-                            </w:rPr>
-                            <w:t>mini juegos para obtener puntos. (Atrapa a la Snitch, Cartas Mágicas o Duelo de Magos).</w:t>
-                          </w:r>
-                        </w:p>
-                        <w:p>
-                          <w:pPr>
-                            <w:pStyle w:val="Prrafodelista"/>
-                            <w:numPr>
-                              <w:ilvl w:val="0"/>
-                              <w:numId w:val="5"/>
-                            </w:numPr>
-                            <w:ind w:left="714" w:hanging="357"/>
-                            <w:contextualSpacing w:val="0"/>
-                            <w:jc w:val="both"/>
-                            <w:rPr>
-                              <w:rFonts w:asciiTheme="minorHAnsi" w:hAnsiTheme="minorHAnsi" w:cstheme="minorHAnsi"/>
-                            </w:rPr>
-                          </w:pPr>
-                          <w:r>
-                            <w:rPr>
-                              <w:rFonts w:asciiTheme="minorHAnsi" w:hAnsiTheme="minorHAnsi" w:cstheme="minorHAnsi"/>
-                            </w:rPr>
-                            <w:t>Una</w:t>
-                          </w:r>
-                          <w:r>
-                            <w:rPr>
-                              <w:rFonts w:asciiTheme="minorHAnsi" w:hAnsiTheme="minorHAnsi" w:cstheme="minorHAnsi"/>
-                            </w:rPr>
-                            <w:t xml:space="preserve"> Tienda para canjear tus puntos y comprar objetos</w:t>
-                          </w:r>
-                          <w:r>
-                            <w:rPr>
-                              <w:rFonts w:asciiTheme="minorHAnsi" w:hAnsiTheme="minorHAnsi" w:cstheme="minorHAnsi"/>
-                            </w:rPr>
-                            <w:t xml:space="preserve"> de la saga y así enganchar más al usuario para conseguir todos los objetos de la saga.</w:t>
-                          </w:r>
-                        </w:p>
-                        <w:p>
-                          <w:pPr>
-                            <w:jc w:val="both"/>
-                            <w:rPr>
-                              <w:rFonts w:asciiTheme="minorHAnsi" w:hAnsiTheme="minorHAnsi" w:cstheme="minorHAnsi"/>
-                            </w:rPr>
-                          </w:pPr>
-                          <w:r>
-                            <w:rPr>
-                              <w:rFonts w:asciiTheme="minorHAnsi" w:hAnsiTheme="minorHAnsi" w:cstheme="minorHAnsi"/>
-                            </w:rPr>
-                            <w:t xml:space="preserve">También el usuario dispone de un apartado para mirar el inventario de objetos que posee y </w:t>
-                          </w:r>
-                          <w:r>
-                            <w:rPr>
-                              <w:rFonts w:asciiTheme="minorHAnsi" w:hAnsiTheme="minorHAnsi" w:cstheme="minorHAnsi"/>
-                            </w:rPr>
-                            <w:t xml:space="preserve">otro en el </w:t>
-                          </w:r>
-                          <w:proofErr w:type="gramStart"/>
-                          <w:r>
-                            <w:rPr>
-                              <w:rFonts w:asciiTheme="minorHAnsi" w:hAnsiTheme="minorHAnsi" w:cstheme="minorHAnsi"/>
-                            </w:rPr>
-                            <w:t>que</w:t>
-                          </w:r>
-                          <w:proofErr w:type="gramEnd"/>
-                          <w:r>
-                            <w:rPr>
-                              <w:rFonts w:asciiTheme="minorHAnsi" w:hAnsiTheme="minorHAnsi" w:cstheme="minorHAnsi"/>
-                            </w:rPr>
-                            <w:t xml:space="preserve"> </w:t>
-                          </w:r>
-                          <w:r>
-                            <w:rPr>
-                              <w:rFonts w:asciiTheme="minorHAnsi" w:hAnsiTheme="minorHAnsi" w:cstheme="minorHAnsi"/>
-                            </w:rPr>
-                            <w:t xml:space="preserve">si el usuario dispone de 3 objetos </w:t>
-                          </w:r>
-                          <w:r>
-                            <w:rPr>
-                              <w:rFonts w:asciiTheme="minorHAnsi" w:hAnsiTheme="minorHAnsi" w:cstheme="minorHAnsi"/>
-                            </w:rPr>
-                            <w:t xml:space="preserve">de un mismo personaje, tendrá al respectivo personaje, con su nombre, la casa a la que pertenece </w:t>
-                          </w:r>
-                        </w:p>
-                      </w:txbxContent>
-                    </v:textbox>
-                    <w10:wrap anchorx="margin"/>
-                  </v:shape>
-                </w:pict>
-              </mc:Fallback>
-            </mc:AlternateContent>
-          </w:r>
-          <w:r>
             <w:t>Conclusión</w:t>
           </w:r>
           <w:r>
@@ -1727,10 +1200,6 @@
         <w:t>ÍNDICE DE TABLAS</w:t>
       </w:r>
     </w:p>
-    <w:p/>
-    <w:p/>
-    <w:p/>
-    <w:p/>
     <w:p/>
     <w:p/>
     <w:p/>
@@ -1768,579 +1237,316 @@
     <w:p>
       <w:pPr>
         <w:pStyle w:val="Ttulo1"/>
+        <w:numPr>
+          <w:ilvl w:val="0"/>
+          <w:numId w:val="0"/>
+        </w:numPr>
       </w:pPr>
       <w:r>
         <w:lastRenderedPageBreak/>
-        <w:t>Título capítulo.</w:t>
-      </w:r>
-    </w:p>
-    <w:p>
-      <w:pPr>
-        <w:pStyle w:val="Ttulo2"/>
-      </w:pPr>
-      <w:r>
-        <w:t>Apartado 1 del capítulo 1.</w:t>
-      </w:r>
-    </w:p>
-    <w:p>
-      <w:r>
-        <w:t>Texto normal de párrafo</w:t>
-      </w:r>
-    </w:p>
-    <w:p>
-      <w:pPr>
-        <w:pStyle w:val="Ttulo3"/>
-      </w:pPr>
-      <w:r>
-        <w:t>Apartado 1.1 del capítulo 1.</w:t>
-      </w:r>
-    </w:p>
-    <w:p>
-      <w:r>
-        <w:t>Texto normal de párrafo</w:t>
-      </w:r>
-    </w:p>
-    <w:p>
-      <w:pPr>
-        <w:pStyle w:val="Ttulo2"/>
-      </w:pPr>
-      <w:r>
-        <w:t>Apartado 2 del capítulo 1.</w:t>
-      </w:r>
-    </w:p>
-    <w:p>
-      <w:r>
-        <w:t>Texto normal del párrafo.</w:t>
-      </w:r>
-    </w:p>
-    <w:p/>
-    <w:p>
-      <w:r>
-        <w:t>Ejemplo de tabla:</w:t>
-      </w:r>
-    </w:p>
-    <w:p/>
-    <w:p>
-      <w:pPr>
-        <w:pStyle w:val="Descripcin"/>
-        <w:keepNext/>
-      </w:pPr>
-      <w:r>
-        <w:t xml:space="preserve">Tabla </w:t>
-      </w:r>
-      <w:r>
-        <w:fldChar w:fldCharType="begin"/>
-      </w:r>
-      <w:r>
-        <w:instrText xml:space="preserve"> STYLEREF 1 \s </w:instrText>
-      </w:r>
-      <w:r>
-        <w:fldChar w:fldCharType="separate"/>
-      </w:r>
+        <w:t>Lista de referencias</w:t>
+      </w:r>
+    </w:p>
+    <w:p>
+      <w:r>
+        <w:t>[1] Lista de referencias bibliográficas mencionadas en el texto, numeradas y colocadas en orden alfabético de su primer autor.</w:t>
+      </w:r>
+    </w:p>
+    <w:p>
+      <w:pPr>
+        <w:jc w:val="both"/>
+      </w:pPr>
+    </w:p>
+    <w:p/>
+    <w:p/>
+    <w:p/>
+    <w:p/>
+    <w:p/>
+    <w:p/>
+    <w:p/>
+    <w:p/>
+    <w:p/>
+    <w:p/>
+    <w:p/>
+    <w:p/>
+    <w:p/>
+    <w:p/>
+    <w:p/>
+    <w:p/>
+    <w:p/>
+    <w:p/>
+    <w:p/>
+    <w:p/>
+    <w:p/>
+    <w:p/>
+    <w:p/>
+    <w:p/>
+    <w:p/>
+    <w:p/>
+    <w:p/>
+    <w:p/>
+    <w:p>
       <w:r>
         <w:rPr>
           <w:noProof/>
-        </w:rPr>
-        <w:t>1</w:t>
-      </w:r>
-      <w:r>
-        <w:rPr>
-          <w:noProof/>
-        </w:rPr>
-        <w:fldChar w:fldCharType="end"/>
-      </w:r>
-      <w:r>
-        <w:t>.</w:t>
-      </w:r>
-      <w:r>
-        <w:fldChar w:fldCharType="begin"/>
-      </w:r>
-      <w:r>
-        <w:instrText xml:space="preserve"> SEQ Tabla \* ARABIC \s 1 </w:instrText>
-      </w:r>
-      <w:r>
-        <w:fldChar w:fldCharType="separate"/>
-      </w:r>
-      <w:r>
-        <w:rPr>
-          <w:noProof/>
-        </w:rPr>
-        <w:t>1</w:t>
-      </w:r>
-      <w:r>
-        <w:rPr>
-          <w:noProof/>
-        </w:rPr>
-        <w:fldChar w:fldCharType="end"/>
-      </w:r>
-      <w:r>
-        <w:t>.- Título de la tabla (se numeran con respecto al número de capítulo)</w:t>
-      </w:r>
-    </w:p>
-    <w:tbl>
-      <w:tblPr>
-        <w:tblW w:w="0" w:type="auto"/>
-        <w:tblBorders>
-          <w:top w:val="single" w:sz="4" w:space="0" w:color="auto"/>
-          <w:left w:val="single" w:sz="4" w:space="0" w:color="auto"/>
-          <w:bottom w:val="single" w:sz="4" w:space="0" w:color="auto"/>
-          <w:right w:val="single" w:sz="4" w:space="0" w:color="auto"/>
-          <w:insideH w:val="single" w:sz="4" w:space="0" w:color="auto"/>
-          <w:insideV w:val="single" w:sz="4" w:space="0" w:color="auto"/>
-        </w:tblBorders>
-        <w:tblLook w:val="04A0" w:firstRow="1" w:lastRow="0" w:firstColumn="1" w:lastColumn="0" w:noHBand="0" w:noVBand="1"/>
-      </w:tblPr>
-      <w:tblGrid>
-        <w:gridCol w:w="1754"/>
-        <w:gridCol w:w="1754"/>
-        <w:gridCol w:w="1754"/>
-        <w:gridCol w:w="1754"/>
-        <w:gridCol w:w="1755"/>
-      </w:tblGrid>
-      <w:tr>
-        <w:tc>
-          <w:tcPr>
-            <w:tcW w:w="1784" w:type="dxa"/>
-          </w:tcPr>
-          <w:p/>
-        </w:tc>
-        <w:tc>
-          <w:tcPr>
-            <w:tcW w:w="1784" w:type="dxa"/>
-          </w:tcPr>
-          <w:p/>
-        </w:tc>
-        <w:tc>
-          <w:tcPr>
-            <w:tcW w:w="1784" w:type="dxa"/>
-          </w:tcPr>
-          <w:p/>
-        </w:tc>
-        <w:tc>
-          <w:tcPr>
-            <w:tcW w:w="1784" w:type="dxa"/>
-          </w:tcPr>
-          <w:p/>
-        </w:tc>
-        <w:tc>
-          <w:tcPr>
-            <w:tcW w:w="1785" w:type="dxa"/>
-          </w:tcPr>
-          <w:p/>
-        </w:tc>
-      </w:tr>
-      <w:tr>
-        <w:tc>
-          <w:tcPr>
-            <w:tcW w:w="1784" w:type="dxa"/>
-          </w:tcPr>
-          <w:p/>
-        </w:tc>
-        <w:tc>
-          <w:tcPr>
-            <w:tcW w:w="1784" w:type="dxa"/>
-          </w:tcPr>
-          <w:p/>
-        </w:tc>
-        <w:tc>
-          <w:tcPr>
-            <w:tcW w:w="1784" w:type="dxa"/>
-          </w:tcPr>
-          <w:p/>
-        </w:tc>
-        <w:tc>
-          <w:tcPr>
-            <w:tcW w:w="1784" w:type="dxa"/>
-          </w:tcPr>
-          <w:p/>
-        </w:tc>
-        <w:tc>
-          <w:tcPr>
-            <w:tcW w:w="1785" w:type="dxa"/>
-          </w:tcPr>
-          <w:p/>
-        </w:tc>
-      </w:tr>
-      <w:tr>
-        <w:tc>
-          <w:tcPr>
-            <w:tcW w:w="1784" w:type="dxa"/>
-          </w:tcPr>
-          <w:p/>
-        </w:tc>
-        <w:tc>
-          <w:tcPr>
-            <w:tcW w:w="1784" w:type="dxa"/>
-          </w:tcPr>
-          <w:p/>
-        </w:tc>
-        <w:tc>
-          <w:tcPr>
-            <w:tcW w:w="1784" w:type="dxa"/>
-          </w:tcPr>
-          <w:p/>
-        </w:tc>
-        <w:tc>
-          <w:tcPr>
-            <w:tcW w:w="1784" w:type="dxa"/>
-          </w:tcPr>
-          <w:p/>
-        </w:tc>
-        <w:tc>
-          <w:tcPr>
-            <w:tcW w:w="1785" w:type="dxa"/>
-          </w:tcPr>
-          <w:p/>
-        </w:tc>
-      </w:tr>
-      <w:tr>
-        <w:tc>
-          <w:tcPr>
-            <w:tcW w:w="1784" w:type="dxa"/>
-          </w:tcPr>
-          <w:p/>
-        </w:tc>
-        <w:tc>
-          <w:tcPr>
-            <w:tcW w:w="1784" w:type="dxa"/>
-          </w:tcPr>
-          <w:p/>
-        </w:tc>
-        <w:tc>
-          <w:tcPr>
-            <w:tcW w:w="1784" w:type="dxa"/>
-          </w:tcPr>
-          <w:p/>
-        </w:tc>
-        <w:tc>
-          <w:tcPr>
-            <w:tcW w:w="1784" w:type="dxa"/>
-          </w:tcPr>
-          <w:p/>
-        </w:tc>
-        <w:tc>
-          <w:tcPr>
-            <w:tcW w:w="1785" w:type="dxa"/>
-          </w:tcPr>
-          <w:p/>
-        </w:tc>
-      </w:tr>
-      <w:tr>
-        <w:tc>
-          <w:tcPr>
-            <w:tcW w:w="1784" w:type="dxa"/>
-          </w:tcPr>
-          <w:p/>
-        </w:tc>
-        <w:tc>
-          <w:tcPr>
-            <w:tcW w:w="1784" w:type="dxa"/>
-          </w:tcPr>
-          <w:p/>
-        </w:tc>
-        <w:tc>
-          <w:tcPr>
-            <w:tcW w:w="1784" w:type="dxa"/>
-          </w:tcPr>
-          <w:p/>
-        </w:tc>
-        <w:tc>
-          <w:tcPr>
-            <w:tcW w:w="1784" w:type="dxa"/>
-          </w:tcPr>
-          <w:p/>
-        </w:tc>
-        <w:tc>
-          <w:tcPr>
-            <w:tcW w:w="1785" w:type="dxa"/>
-          </w:tcPr>
-          <w:p/>
-        </w:tc>
-      </w:tr>
-      <w:tr>
-        <w:tc>
-          <w:tcPr>
-            <w:tcW w:w="1784" w:type="dxa"/>
-          </w:tcPr>
-          <w:p/>
-        </w:tc>
-        <w:tc>
-          <w:tcPr>
-            <w:tcW w:w="1784" w:type="dxa"/>
-          </w:tcPr>
-          <w:p/>
-        </w:tc>
-        <w:tc>
-          <w:tcPr>
-            <w:tcW w:w="1784" w:type="dxa"/>
-          </w:tcPr>
-          <w:p/>
-        </w:tc>
-        <w:tc>
-          <w:tcPr>
-            <w:tcW w:w="1784" w:type="dxa"/>
-          </w:tcPr>
-          <w:p/>
-        </w:tc>
-        <w:tc>
-          <w:tcPr>
-            <w:tcW w:w="1785" w:type="dxa"/>
-          </w:tcPr>
-          <w:p/>
-        </w:tc>
-      </w:tr>
-      <w:tr>
-        <w:tc>
-          <w:tcPr>
-            <w:tcW w:w="1784" w:type="dxa"/>
-          </w:tcPr>
-          <w:p/>
-        </w:tc>
-        <w:tc>
-          <w:tcPr>
-            <w:tcW w:w="1784" w:type="dxa"/>
-          </w:tcPr>
-          <w:p/>
-        </w:tc>
-        <w:tc>
-          <w:tcPr>
-            <w:tcW w:w="1784" w:type="dxa"/>
-          </w:tcPr>
-          <w:p/>
-        </w:tc>
-        <w:tc>
-          <w:tcPr>
-            <w:tcW w:w="1784" w:type="dxa"/>
-          </w:tcPr>
-          <w:p/>
-        </w:tc>
-        <w:tc>
-          <w:tcPr>
-            <w:tcW w:w="1785" w:type="dxa"/>
-          </w:tcPr>
-          <w:p/>
-        </w:tc>
-      </w:tr>
-    </w:tbl>
-    <w:p/>
-    <w:p/>
-    <w:p/>
-    <w:p/>
-    <w:p/>
-    <w:p/>
-    <w:p/>
-    <w:p/>
-    <w:p/>
-    <w:p/>
-    <w:p/>
-    <w:p/>
-    <w:p/>
-    <w:p/>
-    <w:p>
-      <w:r>
-        <w:t>Ejemplo de figura:</w:t>
-      </w:r>
-    </w:p>
-    <w:p/>
-    <w:p>
-      <w:r>
-        <w:rPr>
-          <w:noProof/>
-          <w:lang w:val="es-ES"/>
-        </w:rPr>
-        <w:drawing>
-          <wp:anchor distT="0" distB="0" distL="114300" distR="114300" simplePos="0" relativeHeight="251660288" behindDoc="0" locked="0" layoutInCell="1" allowOverlap="1" wp14:anchorId="0E4864A1" wp14:editId="0A49287E">
-            <wp:simplePos x="0" y="0"/>
-            <wp:positionH relativeFrom="column">
-              <wp:posOffset>661670</wp:posOffset>
-            </wp:positionH>
-            <wp:positionV relativeFrom="paragraph">
-              <wp:posOffset>222885</wp:posOffset>
-            </wp:positionV>
-            <wp:extent cx="4427855" cy="2584450"/>
-            <wp:effectExtent l="0" t="0" r="0" b="6350"/>
-            <wp:wrapNone/>
-            <wp:docPr id="3" name="Imagen 5" descr="http://www.miciudadreal.es/wp-content/uploads/2013/05/manzanares_efa.jpg"/>
-            <wp:cNvGraphicFramePr>
-              <a:graphicFrameLocks xmlns:a="http://schemas.openxmlformats.org/drawingml/2006/main" noChangeAspect="1"/>
-            </wp:cNvGraphicFramePr>
-            <a:graphic xmlns:a="http://schemas.openxmlformats.org/drawingml/2006/main">
-              <a:graphicData uri="http://schemas.openxmlformats.org/drawingml/2006/picture">
-                <pic:pic xmlns:pic="http://schemas.openxmlformats.org/drawingml/2006/picture">
-                  <pic:nvPicPr>
-                    <pic:cNvPr id="0" name="Picture 5" descr="http://www.miciudadreal.es/wp-content/uploads/2013/05/manzanares_efa.jpg"/>
-                    <pic:cNvPicPr>
-                      <a:picLocks noChangeAspect="1" noChangeArrowheads="1"/>
-                    </pic:cNvPicPr>
-                  </pic:nvPicPr>
-                  <pic:blipFill>
-                    <a:blip r:embed="rId17" r:link="rId18">
-                      <a:extLst>
-                        <a:ext uri="{28A0092B-C50C-407E-A947-70E740481C1C}">
-                          <a14:useLocalDpi xmlns:a14="http://schemas.microsoft.com/office/drawing/2010/main" val="0"/>
-                        </a:ext>
-                      </a:extLst>
-                    </a:blip>
-                    <a:srcRect/>
-                    <a:stretch>
-                      <a:fillRect/>
-                    </a:stretch>
-                  </pic:blipFill>
-                  <pic:spPr bwMode="auto">
-                    <a:xfrm>
-                      <a:off x="0" y="0"/>
-                      <a:ext cx="4427855" cy="2584450"/>
-                    </a:xfrm>
-                    <a:prstGeom prst="rect">
-                      <a:avLst/>
-                    </a:prstGeom>
-                    <a:noFill/>
-                    <a:ln>
-                      <a:noFill/>
-                    </a:ln>
-                  </pic:spPr>
-                </pic:pic>
-              </a:graphicData>
-            </a:graphic>
-            <wp14:sizeRelH relativeFrom="page">
-              <wp14:pctWidth>0</wp14:pctWidth>
-            </wp14:sizeRelH>
-            <wp14:sizeRelV relativeFrom="page">
-              <wp14:pctHeight>0</wp14:pctHeight>
-            </wp14:sizeRelV>
-          </wp:anchor>
-        </w:drawing>
-      </w:r>
-      <w:r>
-        <w:rPr>
-          <w:noProof/>
-          <w:lang w:val="es-ES"/>
-        </w:rPr>
+          <w:sz w:val="28"/>
+          <w:szCs w:val="28"/>
+        </w:rPr>
+        <w:lastRenderedPageBreak/>
         <mc:AlternateContent>
           <mc:Choice Requires="wps">
             <w:drawing>
-              <wp:anchor distT="0" distB="0" distL="114300" distR="114300" simplePos="0" relativeHeight="251658240" behindDoc="0" locked="0" layoutInCell="1" allowOverlap="1" wp14:anchorId="33A31F80" wp14:editId="13FC2E0C">
+              <wp:anchor distT="0" distB="0" distL="114300" distR="114300" simplePos="0" relativeHeight="251661312" behindDoc="0" locked="0" layoutInCell="1" allowOverlap="1" wp14:anchorId="1F1C0C1C" wp14:editId="109E5C45">
                 <wp:simplePos x="0" y="0"/>
-                <wp:positionH relativeFrom="column">
-                  <wp:posOffset>800100</wp:posOffset>
+                <wp:positionH relativeFrom="page">
+                  <wp:align>center</wp:align>
                 </wp:positionH>
                 <wp:positionV relativeFrom="paragraph">
-                  <wp:posOffset>2869565</wp:posOffset>
+                  <wp:posOffset>-238587</wp:posOffset>
                 </wp:positionV>
-                <wp:extent cx="4000500" cy="468630"/>
-                <wp:effectExtent l="0" t="0" r="0" b="7620"/>
-                <wp:wrapThrough wrapText="bothSides">
-                  <wp:wrapPolygon edited="0">
-                    <wp:start x="0" y="0"/>
-                    <wp:lineTo x="0" y="21073"/>
-                    <wp:lineTo x="21497" y="21073"/>
-                    <wp:lineTo x="21497" y="0"/>
-                    <wp:lineTo x="0" y="0"/>
-                  </wp:wrapPolygon>
-                </wp:wrapThrough>
-                <wp:docPr id="2" name="Cuadro de texto 1"/>
-                <wp:cNvGraphicFramePr>
-                  <a:graphicFrameLocks xmlns:a="http://schemas.openxmlformats.org/drawingml/2006/main"/>
-                </wp:cNvGraphicFramePr>
+                <wp:extent cx="5680364" cy="3879273"/>
+                <wp:effectExtent l="0" t="0" r="0" b="6985"/>
+                <wp:wrapNone/>
+                <wp:docPr id="16" name="Cuadro de texto 16"/>
+                <wp:cNvGraphicFramePr/>
                 <a:graphic xmlns:a="http://schemas.openxmlformats.org/drawingml/2006/main">
                   <a:graphicData uri="http://schemas.microsoft.com/office/word/2010/wordprocessingShape">
                     <wps:wsp>
-                      <wps:cNvSpPr txBox="1">
-                        <a:spLocks/>
-                      </wps:cNvSpPr>
+                      <wps:cNvSpPr txBox="1"/>
                       <wps:spPr>
                         <a:xfrm>
                           <a:off x="0" y="0"/>
-                          <a:ext cx="4000500" cy="468630"/>
+                          <a:ext cx="5680364" cy="3879273"/>
                         </a:xfrm>
                         <a:prstGeom prst="rect">
                           <a:avLst/>
                         </a:prstGeom>
-                        <a:solidFill>
-                          <a:prstClr val="white"/>
-                        </a:solidFill>
-                        <a:ln>
+                        <a:noFill/>
+                        <a:ln w="6350">
                           <a:noFill/>
                         </a:ln>
-                        <a:effectLst/>
-                        <a:extLst>
-                          <a:ext uri="{C572A759-6A51-4108-AA02-DFA0A04FC94B}">
-                            <ma14:wrappingTextBoxFlag xmlns="" xmlns:ma14="http://schemas.microsoft.com/office/mac/drawingml/2011/main" xmlns:w="http://schemas.openxmlformats.org/wordprocessingml/2006/main" xmlns:w10="urn:schemas-microsoft-com:office:word" xmlns:v="urn:schemas-microsoft-com:vml" xmlns:o="urn:schemas-microsoft-com:office:office" xmlns:w16sdtfl="http://schemas.microsoft.com/office/word/2024/wordml/sdtformatlock" xmlns:w16sdtdh="http://schemas.microsoft.com/office/word/2020/wordml/sdtdatahash" xmlns:w16du="http://schemas.microsoft.com/office/word/2023/wordml/word16du" xmlns:w16="http://schemas.microsoft.com/office/word/2018/wordml" xmlns:w16cid="http://schemas.microsoft.com/office/word/2016/wordml/cid" xmlns:w16cex="http://schemas.microsoft.com/office/word/2018/wordml/cex" xmlns:oel="http://schemas.microsoft.com/office/2019/extlst" xmlns:am3d="http://schemas.microsoft.com/office/drawing/2017/model3d" xmlns:aink="http://schemas.microsoft.com/office/drawing/2016/ink" xmlns:cx8="http://schemas.microsoft.com/office/drawing/2016/5/14/chartex" xmlns:cx7="http://schemas.microsoft.com/office/drawing/2016/5/13/chartex" xmlns:cx6="http://schemas.microsoft.com/office/drawing/2016/5/12/chartex" xmlns:cx5="http://schemas.microsoft.com/office/drawing/2016/5/11/chartex" xmlns:cx4="http://schemas.microsoft.com/office/drawing/2016/5/10/chartex" xmlns:cx3="http://schemas.microsoft.com/office/drawing/2016/5/9/chartex" xmlns:cx2="http://schemas.microsoft.com/office/drawing/2015/10/21/chartex" xmlns:cx1="http://schemas.microsoft.com/office/drawing/2015/9/8/chartex"/>
-                          </a:ext>
-                        </a:extLst>
                       </wps:spPr>
                       <wps:txbx>
                         <w:txbxContent>
                           <w:p>
                             <w:pPr>
-                              <w:pStyle w:val="Descripcin"/>
-                              <w:jc w:val="center"/>
                               <w:rPr>
-                                <w:noProof/>
-                                <w:lang w:val="es-ES"/>
+                                <w:b/>
+                                <w:sz w:val="28"/>
+                              </w:rPr>
+                            </w:pPr>
+                            <w:bookmarkStart w:id="0" w:name="_GoBack"/>
+                            <w:r>
+                              <w:rPr>
+                                <w:b/>
+                                <w:sz w:val="28"/>
+                              </w:rPr>
+                              <w:t>Resumen:</w:t>
+                            </w:r>
+                          </w:p>
+                          <w:p>
+                            <w:pPr>
+                              <w:jc w:val="both"/>
+                              <w:rPr>
+                                <w:rFonts w:asciiTheme="minorHAnsi" w:hAnsiTheme="minorHAnsi" w:cstheme="minorHAnsi"/>
                               </w:rPr>
                             </w:pPr>
                             <w:r>
-                              <w:t xml:space="preserve">Figura </w:t>
-                            </w:r>
-                            <w:r>
-                              <w:fldChar w:fldCharType="begin"/>
-                            </w:r>
-                            <w:r>
-                              <w:instrText xml:space="preserve"> STYLEREF 1 \s </w:instrText>
-                            </w:r>
-                            <w:r>
-                              <w:fldChar w:fldCharType="separate"/>
+                              <w:rPr>
+                                <w:rFonts w:asciiTheme="minorHAnsi" w:hAnsiTheme="minorHAnsi" w:cstheme="minorHAnsi"/>
+                              </w:rPr>
+                              <w:t xml:space="preserve">Mi Proyecto para este Trabajo de Fin de Grado/Curso de mi ciclo formativo de Desarrollo de Aplicaciones Web, se trata de una Pagina web ambientada y desarrollada bajo la famosa saga de películas de Harry Potter, apodado </w:t>
                             </w:r>
                             <w:r>
                               <w:rPr>
-                                <w:noProof/>
+                                <w:rFonts w:asciiTheme="minorHAnsi" w:hAnsiTheme="minorHAnsi" w:cstheme="minorHAnsi"/>
                               </w:rPr>
-                              <w:t>1</w:t>
+                              <w:t>como “HogwartsWeb” (Una web más guiada a lo personal, que a lo profesiona</w:t>
                             </w:r>
                             <w:r>
                               <w:rPr>
-                                <w:noProof/>
+                                <w:rFonts w:asciiTheme="minorHAnsi" w:hAnsiTheme="minorHAnsi" w:cstheme="minorHAnsi"/>
                               </w:rPr>
-                              <w:fldChar w:fldCharType="end"/>
+                              <w:t xml:space="preserve">l). </w:t>
                             </w:r>
+                          </w:p>
+                          <w:p>
+                            <w:pPr>
+                              <w:jc w:val="both"/>
+                              <w:rPr>
+                                <w:rFonts w:asciiTheme="minorHAnsi" w:hAnsiTheme="minorHAnsi" w:cstheme="minorHAnsi"/>
+                              </w:rPr>
+                            </w:pPr>
                             <w:r>
-                              <w:t>.</w:t>
-                            </w:r>
-                            <w:r>
-                              <w:fldChar w:fldCharType="begin"/>
-                            </w:r>
-                            <w:r>
-                              <w:instrText xml:space="preserve"> SEQ Figura \* ARABIC \s 1 </w:instrText>
-                            </w:r>
-                            <w:r>
-                              <w:fldChar w:fldCharType="separate"/>
+                              <w:rPr>
+                                <w:rFonts w:asciiTheme="minorHAnsi" w:hAnsiTheme="minorHAnsi" w:cstheme="minorHAnsi"/>
+                              </w:rPr>
+                              <w:t>Esta idea surge por la falta/carencia de páginas web con esta temática y tiene como objet</w:t>
                             </w:r>
                             <w:r>
                               <w:rPr>
-                                <w:noProof/>
+                                <w:rFonts w:asciiTheme="minorHAnsi" w:hAnsiTheme="minorHAnsi" w:cstheme="minorHAnsi"/>
                               </w:rPr>
-                              <w:t>1</w:t>
+                              <w:t>ivo</w:t>
                             </w:r>
                             <w:r>
                               <w:rPr>
-                                <w:noProof/>
+                                <w:rFonts w:asciiTheme="minorHAnsi" w:hAnsiTheme="minorHAnsi" w:cstheme="minorHAnsi"/>
                               </w:rPr>
-                              <w:fldChar w:fldCharType="end"/>
+                              <w:t xml:space="preserve"> </w:t>
                             </w:r>
                             <w:r>
-                              <w:t>.- Título de figura (se numeran con respecto al número de capítulo).</w:t>
+                              <w:rPr>
+                                <w:rFonts w:asciiTheme="minorHAnsi" w:hAnsiTheme="minorHAnsi" w:cstheme="minorHAnsi"/>
+                              </w:rPr>
+                              <w:t>ser una</w:t>
                             </w:r>
-                            <w:bookmarkStart w:id="0" w:name="_GoBack"/>
+                            <w:r>
+                              <w:rPr>
+                                <w:rFonts w:asciiTheme="minorHAnsi" w:hAnsiTheme="minorHAnsi" w:cstheme="minorHAnsi"/>
+                              </w:rPr>
+                              <w:t xml:space="preserve"> página web más orientada al ocio, contando con</w:t>
+                            </w:r>
+                            <w:r>
+                              <w:rPr>
+                                <w:rFonts w:asciiTheme="minorHAnsi" w:hAnsiTheme="minorHAnsi" w:cstheme="minorHAnsi"/>
+                              </w:rPr>
+                              <w:t xml:space="preserve"> </w:t>
+                            </w:r>
+                            <w:r>
+                              <w:rPr>
+                                <w:rFonts w:asciiTheme="minorHAnsi" w:hAnsiTheme="minorHAnsi" w:cstheme="minorHAnsi"/>
+                              </w:rPr>
+                              <w:t>apartados para que todo usuario, ya sea nuevo o veterano de la saga, pueda pasar un buen rato</w:t>
+                            </w:r>
+                            <w:r>
+                              <w:rPr>
+                                <w:rFonts w:asciiTheme="minorHAnsi" w:hAnsiTheme="minorHAnsi" w:cstheme="minorHAnsi"/>
+                              </w:rPr>
+                              <w:t>. Entre ellas, destacamos las siguientes;</w:t>
+                            </w:r>
+                          </w:p>
+                          <w:p>
+                            <w:pPr>
+                              <w:pStyle w:val="Prrafodelista"/>
+                              <w:numPr>
+                                <w:ilvl w:val="0"/>
+                                <w:numId w:val="5"/>
+                              </w:numPr>
+                              <w:ind w:left="714" w:hanging="357"/>
+                              <w:contextualSpacing w:val="0"/>
+                              <w:jc w:val="both"/>
+                              <w:rPr>
+                                <w:rFonts w:asciiTheme="minorHAnsi" w:hAnsiTheme="minorHAnsi" w:cstheme="minorHAnsi"/>
+                              </w:rPr>
+                            </w:pPr>
+                            <w:r>
+                              <w:rPr>
+                                <w:rFonts w:asciiTheme="minorHAnsi" w:hAnsiTheme="minorHAnsi" w:cstheme="minorHAnsi"/>
+                              </w:rPr>
+                              <w:t>Una serie de preguntas, que dependiendo de las respuestas que seleccione el usuario, pertenecerá a una casa o a otra.</w:t>
+                            </w:r>
+                          </w:p>
+                          <w:p>
+                            <w:pPr>
+                              <w:pStyle w:val="Prrafodelista"/>
+                              <w:numPr>
+                                <w:ilvl w:val="0"/>
+                                <w:numId w:val="5"/>
+                              </w:numPr>
+                              <w:ind w:left="714" w:hanging="357"/>
+                              <w:contextualSpacing w:val="0"/>
+                              <w:jc w:val="both"/>
+                              <w:rPr>
+                                <w:rFonts w:asciiTheme="minorHAnsi" w:hAnsiTheme="minorHAnsi" w:cstheme="minorHAnsi"/>
+                              </w:rPr>
+                            </w:pPr>
+                            <w:r>
+                              <w:rPr>
+                                <w:rFonts w:asciiTheme="minorHAnsi" w:hAnsiTheme="minorHAnsi" w:cstheme="minorHAnsi"/>
+                              </w:rPr>
+                              <w:t xml:space="preserve">Una colección de tres </w:t>
+                            </w:r>
+                            <w:r>
+                              <w:rPr>
+                                <w:rFonts w:asciiTheme="minorHAnsi" w:hAnsiTheme="minorHAnsi" w:cstheme="minorHAnsi"/>
+                              </w:rPr>
+                              <w:t>mini juegos para obtener puntos. (Atrapa a la Snitch, Cartas Mágicas o Duelo de Magos).</w:t>
+                            </w:r>
+                          </w:p>
+                          <w:p>
+                            <w:pPr>
+                              <w:pStyle w:val="Prrafodelista"/>
+                              <w:numPr>
+                                <w:ilvl w:val="0"/>
+                                <w:numId w:val="5"/>
+                              </w:numPr>
+                              <w:ind w:left="714" w:hanging="357"/>
+                              <w:contextualSpacing w:val="0"/>
+                              <w:jc w:val="both"/>
+                              <w:rPr>
+                                <w:rFonts w:asciiTheme="minorHAnsi" w:hAnsiTheme="minorHAnsi" w:cstheme="minorHAnsi"/>
+                              </w:rPr>
+                            </w:pPr>
+                            <w:r>
+                              <w:rPr>
+                                <w:rFonts w:asciiTheme="minorHAnsi" w:hAnsiTheme="minorHAnsi" w:cstheme="minorHAnsi"/>
+                              </w:rPr>
+                              <w:t>Una</w:t>
+                            </w:r>
+                            <w:r>
+                              <w:rPr>
+                                <w:rFonts w:asciiTheme="minorHAnsi" w:hAnsiTheme="minorHAnsi" w:cstheme="minorHAnsi"/>
+                              </w:rPr>
+                              <w:t xml:space="preserve"> Tienda para canjear tus puntos y comprar objetos</w:t>
+                            </w:r>
+                            <w:r>
+                              <w:rPr>
+                                <w:rFonts w:asciiTheme="minorHAnsi" w:hAnsiTheme="minorHAnsi" w:cstheme="minorHAnsi"/>
+                              </w:rPr>
+                              <w:t xml:space="preserve"> de la saga y así enganchar más al usuario para conseguir todos los objetos de la saga.</w:t>
+                            </w:r>
+                          </w:p>
+                          <w:p>
+                            <w:pPr>
+                              <w:jc w:val="both"/>
+                              <w:rPr>
+                                <w:rFonts w:asciiTheme="minorHAnsi" w:hAnsiTheme="minorHAnsi" w:cstheme="minorHAnsi"/>
+                              </w:rPr>
+                            </w:pPr>
+                            <w:r>
+                              <w:rPr>
+                                <w:rFonts w:asciiTheme="minorHAnsi" w:hAnsiTheme="minorHAnsi" w:cstheme="minorHAnsi"/>
+                              </w:rPr>
+                              <w:t xml:space="preserve">También el usuario dispone de un apartado para mirar el inventario de objetos que posee y </w:t>
+                            </w:r>
+                            <w:r>
+                              <w:rPr>
+                                <w:rFonts w:asciiTheme="minorHAnsi" w:hAnsiTheme="minorHAnsi" w:cstheme="minorHAnsi"/>
+                              </w:rPr>
+                              <w:t xml:space="preserve">otro en el que </w:t>
+                            </w:r>
+                            <w:r>
+                              <w:rPr>
+                                <w:rFonts w:asciiTheme="minorHAnsi" w:hAnsiTheme="minorHAnsi" w:cstheme="minorHAnsi"/>
+                              </w:rPr>
+                              <w:t xml:space="preserve">si el usuario dispone de 3 objetos </w:t>
+                            </w:r>
+                            <w:r>
+                              <w:rPr>
+                                <w:rFonts w:asciiTheme="minorHAnsi" w:hAnsiTheme="minorHAnsi" w:cstheme="minorHAnsi"/>
+                              </w:rPr>
+                              <w:t xml:space="preserve">de un mismo personaje, tendrá al respectivo personaje, con su nombre, la casa a la que pertenece </w:t>
+                            </w:r>
                             <w:bookmarkEnd w:id="0"/>
                           </w:p>
                         </w:txbxContent>
                       </wps:txbx>
-                      <wps:bodyPr rot="0" spcFirstLastPara="0" vertOverflow="overflow" horzOverflow="overflow" vert="horz" wrap="square" lIns="0" tIns="0" rIns="0" bIns="0" numCol="1" spcCol="0" rtlCol="0" fromWordArt="0" anchor="t" anchorCtr="0" forceAA="0" compatLnSpc="1">
+                      <wps:bodyPr rot="0" spcFirstLastPara="0" vertOverflow="overflow" horzOverflow="overflow" vert="horz" wrap="square" lIns="91440" tIns="45720" rIns="91440" bIns="45720" numCol="1" spcCol="0" rtlCol="0" fromWordArt="0" anchor="t" anchorCtr="0" forceAA="0" compatLnSpc="1">
                         <a:prstTxWarp prst="textNoShape">
                           <a:avLst/>
                         </a:prstTxWarp>
-                        <a:spAutoFit/>
+                        <a:noAutofit/>
                       </wps:bodyPr>
                     </wps:wsp>
                   </a:graphicData>
@@ -2348,7 +1554,7 @@
                 <wp14:sizeRelH relativeFrom="margin">
                   <wp14:pctWidth>0</wp14:pctWidth>
                 </wp14:sizeRelH>
-                <wp14:sizeRelV relativeFrom="page">
+                <wp14:sizeRelV relativeFrom="margin">
                   <wp14:pctHeight>0</wp14:pctHeight>
                 </wp14:sizeRelV>
               </wp:anchor>
@@ -2356,76 +1562,228 @@
           </mc:Choice>
           <mc:Fallback>
             <w:pict>
-              <v:shape w14:anchorId="33A31F80" id="Cuadro de texto 1" o:spid="_x0000_s1027" type="#_x0000_t202" style="position:absolute;margin-left:63pt;margin-top:225.95pt;width:315pt;height:36.9pt;z-index:251658240;visibility:visible;mso-wrap-style:square;mso-width-percent:0;mso-height-percent:0;mso-wrap-distance-left:9pt;mso-wrap-distance-top:0;mso-wrap-distance-right:9pt;mso-wrap-distance-bottom:0;mso-position-horizontal:absolute;mso-position-horizontal-relative:text;mso-position-vertical:absolute;mso-position-vertical-relative:text;mso-width-percent:0;mso-height-percent:0;mso-width-relative:margin;mso-height-relative:page;v-text-anchor:top" o:gfxdata="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" stroked="f">
-                <v:path arrowok="t"/>
-                <v:textbox style="mso-fit-shape-to-text:t" inset="0,0,0,0">
+              <v:shapetype w14:anchorId="1F1C0C1C" id="_x0000_t202" coordsize="21600,21600" o:spt="202" path="m,l,21600r21600,l21600,xe">
+                <v:stroke joinstyle="miter"/>
+                <v:path gradientshapeok="t" o:connecttype="rect"/>
+              </v:shapetype>
+              <v:shape id="Cuadro de texto 16" o:spid="_x0000_s1026" type="#_x0000_t202" style="position:absolute;margin-left:0;margin-top:-18.8pt;width:447.25pt;height:305.45pt;z-index:251661312;visibility:visible;mso-wrap-style:square;mso-width-percent:0;mso-height-percent:0;mso-wrap-distance-left:9pt;mso-wrap-distance-top:0;mso-wrap-distance-right:9pt;mso-wrap-distance-bottom:0;mso-position-horizontal:center;mso-position-horizontal-relative:page;mso-position-vertical:absolute;mso-position-vertical-relative:text;mso-width-percent:0;mso-height-percent:0;mso-width-relative:margin;mso-height-relative:margin;v-text-anchor:top" o:gfxdata="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" filled="f" stroked="f" strokeweight=".5pt">
+                <v:textbox>
                   <w:txbxContent>
                     <w:p>
                       <w:pPr>
-                        <w:pStyle w:val="Descripcin"/>
-                        <w:jc w:val="center"/>
                         <w:rPr>
-                          <w:noProof/>
-                          <w:lang w:val="es-ES"/>
+                          <w:b/>
+                          <w:sz w:val="28"/>
+                        </w:rPr>
+                      </w:pPr>
+                      <w:bookmarkStart w:id="1" w:name="_GoBack"/>
+                      <w:r>
+                        <w:rPr>
+                          <w:b/>
+                          <w:sz w:val="28"/>
+                        </w:rPr>
+                        <w:t>Resumen:</w:t>
+                      </w:r>
+                    </w:p>
+                    <w:p>
+                      <w:pPr>
+                        <w:jc w:val="both"/>
+                        <w:rPr>
+                          <w:rFonts w:asciiTheme="minorHAnsi" w:hAnsiTheme="minorHAnsi" w:cstheme="minorHAnsi"/>
                         </w:rPr>
                       </w:pPr>
                       <w:r>
-                        <w:t xml:space="preserve">Figura </w:t>
-                      </w:r>
-                      <w:r>
-                        <w:fldChar w:fldCharType="begin"/>
-                      </w:r>
-                      <w:r>
-                        <w:instrText xml:space="preserve"> STYLEREF 1 \s </w:instrText>
-                      </w:r>
-                      <w:r>
-                        <w:fldChar w:fldCharType="separate"/>
+                        <w:rPr>
+                          <w:rFonts w:asciiTheme="minorHAnsi" w:hAnsiTheme="minorHAnsi" w:cstheme="minorHAnsi"/>
+                        </w:rPr>
+                        <w:t xml:space="preserve">Mi Proyecto para este Trabajo de Fin de Grado/Curso de mi ciclo formativo de Desarrollo de Aplicaciones Web, se trata de una Pagina web ambientada y desarrollada bajo la famosa saga de películas de Harry Potter, apodado </w:t>
                       </w:r>
                       <w:r>
                         <w:rPr>
-                          <w:noProof/>
+                          <w:rFonts w:asciiTheme="minorHAnsi" w:hAnsiTheme="minorHAnsi" w:cstheme="minorHAnsi"/>
                         </w:rPr>
-                        <w:t>1</w:t>
+                        <w:t>como “HogwartsWeb” (Una web más guiada a lo personal, que a lo profesiona</w:t>
                       </w:r>
                       <w:r>
                         <w:rPr>
-                          <w:noProof/>
+                          <w:rFonts w:asciiTheme="minorHAnsi" w:hAnsiTheme="minorHAnsi" w:cstheme="minorHAnsi"/>
                         </w:rPr>
-                        <w:fldChar w:fldCharType="end"/>
+                        <w:t xml:space="preserve">l). </w:t>
                       </w:r>
+                    </w:p>
+                    <w:p>
+                      <w:pPr>
+                        <w:jc w:val="both"/>
+                        <w:rPr>
+                          <w:rFonts w:asciiTheme="minorHAnsi" w:hAnsiTheme="minorHAnsi" w:cstheme="minorHAnsi"/>
+                        </w:rPr>
+                      </w:pPr>
                       <w:r>
-                        <w:t>.</w:t>
-                      </w:r>
-                      <w:r>
-                        <w:fldChar w:fldCharType="begin"/>
-                      </w:r>
-                      <w:r>
-                        <w:instrText xml:space="preserve"> SEQ Figura \* ARABIC \s 1 </w:instrText>
-                      </w:r>
-                      <w:r>
-                        <w:fldChar w:fldCharType="separate"/>
+                        <w:rPr>
+                          <w:rFonts w:asciiTheme="minorHAnsi" w:hAnsiTheme="minorHAnsi" w:cstheme="minorHAnsi"/>
+                        </w:rPr>
+                        <w:t>Esta idea surge por la falta/carencia de páginas web con esta temática y tiene como objet</w:t>
                       </w:r>
                       <w:r>
                         <w:rPr>
-                          <w:noProof/>
+                          <w:rFonts w:asciiTheme="minorHAnsi" w:hAnsiTheme="minorHAnsi" w:cstheme="minorHAnsi"/>
                         </w:rPr>
-                        <w:t>1</w:t>
+                        <w:t>ivo</w:t>
                       </w:r>
                       <w:r>
                         <w:rPr>
-                          <w:noProof/>
+                          <w:rFonts w:asciiTheme="minorHAnsi" w:hAnsiTheme="minorHAnsi" w:cstheme="minorHAnsi"/>
                         </w:rPr>
-                        <w:fldChar w:fldCharType="end"/>
+                        <w:t xml:space="preserve"> </w:t>
                       </w:r>
                       <w:r>
-                        <w:t>.- Título de figura (se numeran con respecto al número de capítulo).</w:t>
+                        <w:rPr>
+                          <w:rFonts w:asciiTheme="minorHAnsi" w:hAnsiTheme="minorHAnsi" w:cstheme="minorHAnsi"/>
+                        </w:rPr>
+                        <w:t>ser una</w:t>
                       </w:r>
-                      <w:bookmarkStart w:id="1" w:name="_GoBack"/>
+                      <w:r>
+                        <w:rPr>
+                          <w:rFonts w:asciiTheme="minorHAnsi" w:hAnsiTheme="minorHAnsi" w:cstheme="minorHAnsi"/>
+                        </w:rPr>
+                        <w:t xml:space="preserve"> página web más orientada al ocio, contando con</w:t>
+                      </w:r>
+                      <w:r>
+                        <w:rPr>
+                          <w:rFonts w:asciiTheme="minorHAnsi" w:hAnsiTheme="minorHAnsi" w:cstheme="minorHAnsi"/>
+                        </w:rPr>
+                        <w:t xml:space="preserve"> </w:t>
+                      </w:r>
+                      <w:r>
+                        <w:rPr>
+                          <w:rFonts w:asciiTheme="minorHAnsi" w:hAnsiTheme="minorHAnsi" w:cstheme="minorHAnsi"/>
+                        </w:rPr>
+                        <w:t>apartados para que todo usuario, ya sea nuevo o veterano de la saga, pueda pasar un buen rato</w:t>
+                      </w:r>
+                      <w:r>
+                        <w:rPr>
+                          <w:rFonts w:asciiTheme="minorHAnsi" w:hAnsiTheme="minorHAnsi" w:cstheme="minorHAnsi"/>
+                        </w:rPr>
+                        <w:t>. Entre ellas, destacamos las siguientes;</w:t>
+                      </w:r>
+                    </w:p>
+                    <w:p>
+                      <w:pPr>
+                        <w:pStyle w:val="Prrafodelista"/>
+                        <w:numPr>
+                          <w:ilvl w:val="0"/>
+                          <w:numId w:val="5"/>
+                        </w:numPr>
+                        <w:ind w:left="714" w:hanging="357"/>
+                        <w:contextualSpacing w:val="0"/>
+                        <w:jc w:val="both"/>
+                        <w:rPr>
+                          <w:rFonts w:asciiTheme="minorHAnsi" w:hAnsiTheme="minorHAnsi" w:cstheme="minorHAnsi"/>
+                        </w:rPr>
+                      </w:pPr>
+                      <w:r>
+                        <w:rPr>
+                          <w:rFonts w:asciiTheme="minorHAnsi" w:hAnsiTheme="minorHAnsi" w:cstheme="minorHAnsi"/>
+                        </w:rPr>
+                        <w:t>Una serie de preguntas, que dependiendo de las respuestas que seleccione el usuario, pertenecerá a una casa o a otra.</w:t>
+                      </w:r>
+                    </w:p>
+                    <w:p>
+                      <w:pPr>
+                        <w:pStyle w:val="Prrafodelista"/>
+                        <w:numPr>
+                          <w:ilvl w:val="0"/>
+                          <w:numId w:val="5"/>
+                        </w:numPr>
+                        <w:ind w:left="714" w:hanging="357"/>
+                        <w:contextualSpacing w:val="0"/>
+                        <w:jc w:val="both"/>
+                        <w:rPr>
+                          <w:rFonts w:asciiTheme="minorHAnsi" w:hAnsiTheme="minorHAnsi" w:cstheme="minorHAnsi"/>
+                        </w:rPr>
+                      </w:pPr>
+                      <w:r>
+                        <w:rPr>
+                          <w:rFonts w:asciiTheme="minorHAnsi" w:hAnsiTheme="minorHAnsi" w:cstheme="minorHAnsi"/>
+                        </w:rPr>
+                        <w:t xml:space="preserve">Una colección de tres </w:t>
+                      </w:r>
+                      <w:r>
+                        <w:rPr>
+                          <w:rFonts w:asciiTheme="minorHAnsi" w:hAnsiTheme="minorHAnsi" w:cstheme="minorHAnsi"/>
+                        </w:rPr>
+                        <w:t>mini juegos para obtener puntos. (Atrapa a la Snitch, Cartas Mágicas o Duelo de Magos).</w:t>
+                      </w:r>
+                    </w:p>
+                    <w:p>
+                      <w:pPr>
+                        <w:pStyle w:val="Prrafodelista"/>
+                        <w:numPr>
+                          <w:ilvl w:val="0"/>
+                          <w:numId w:val="5"/>
+                        </w:numPr>
+                        <w:ind w:left="714" w:hanging="357"/>
+                        <w:contextualSpacing w:val="0"/>
+                        <w:jc w:val="both"/>
+                        <w:rPr>
+                          <w:rFonts w:asciiTheme="minorHAnsi" w:hAnsiTheme="minorHAnsi" w:cstheme="minorHAnsi"/>
+                        </w:rPr>
+                      </w:pPr>
+                      <w:r>
+                        <w:rPr>
+                          <w:rFonts w:asciiTheme="minorHAnsi" w:hAnsiTheme="minorHAnsi" w:cstheme="minorHAnsi"/>
+                        </w:rPr>
+                        <w:t>Una</w:t>
+                      </w:r>
+                      <w:r>
+                        <w:rPr>
+                          <w:rFonts w:asciiTheme="minorHAnsi" w:hAnsiTheme="minorHAnsi" w:cstheme="minorHAnsi"/>
+                        </w:rPr>
+                        <w:t xml:space="preserve"> Tienda para canjear tus puntos y comprar objetos</w:t>
+                      </w:r>
+                      <w:r>
+                        <w:rPr>
+                          <w:rFonts w:asciiTheme="minorHAnsi" w:hAnsiTheme="minorHAnsi" w:cstheme="minorHAnsi"/>
+                        </w:rPr>
+                        <w:t xml:space="preserve"> de la saga y así enganchar más al usuario para conseguir todos los objetos de la saga.</w:t>
+                      </w:r>
+                    </w:p>
+                    <w:p>
+                      <w:pPr>
+                        <w:jc w:val="both"/>
+                        <w:rPr>
+                          <w:rFonts w:asciiTheme="minorHAnsi" w:hAnsiTheme="minorHAnsi" w:cstheme="minorHAnsi"/>
+                        </w:rPr>
+                      </w:pPr>
+                      <w:r>
+                        <w:rPr>
+                          <w:rFonts w:asciiTheme="minorHAnsi" w:hAnsiTheme="minorHAnsi" w:cstheme="minorHAnsi"/>
+                        </w:rPr>
+                        <w:t xml:space="preserve">También el usuario dispone de un apartado para mirar el inventario de objetos que posee y </w:t>
+                      </w:r>
+                      <w:r>
+                        <w:rPr>
+                          <w:rFonts w:asciiTheme="minorHAnsi" w:hAnsiTheme="minorHAnsi" w:cstheme="minorHAnsi"/>
+                        </w:rPr>
+                        <w:t xml:space="preserve">otro en el que </w:t>
+                      </w:r>
+                      <w:r>
+                        <w:rPr>
+                          <w:rFonts w:asciiTheme="minorHAnsi" w:hAnsiTheme="minorHAnsi" w:cstheme="minorHAnsi"/>
+                        </w:rPr>
+                        <w:t xml:space="preserve">si el usuario dispone de 3 objetos </w:t>
+                      </w:r>
+                      <w:r>
+                        <w:rPr>
+                          <w:rFonts w:asciiTheme="minorHAnsi" w:hAnsiTheme="minorHAnsi" w:cstheme="minorHAnsi"/>
+                        </w:rPr>
+                        <w:t xml:space="preserve">de un mismo personaje, tendrá al respectivo personaje, con su nombre, la casa a la que pertenece </w:t>
+                      </w:r>
                       <w:bookmarkEnd w:id="1"/>
                     </w:p>
                   </w:txbxContent>
                 </v:textbox>
-                <w10:wrap type="through"/>
+                <w10:wrap anchorx="page"/>
               </v:shape>
             </w:pict>
           </mc:Fallback>
@@ -2434,37 +1792,6 @@
     </w:p>
     <w:p/>
     <w:p/>
-    <w:p/>
-    <w:p/>
-    <w:p/>
-    <w:p/>
-    <w:p/>
-    <w:p>
-      <w:pPr>
-        <w:pStyle w:val="Ttulo1"/>
-        <w:numPr>
-          <w:ilvl w:val="0"/>
-          <w:numId w:val="0"/>
-        </w:numPr>
-      </w:pPr>
-      <w:r>
-        <w:br w:type="page"/>
-      </w:r>
-      <w:r>
-        <w:lastRenderedPageBreak/>
-        <w:t>Lista de referencias</w:t>
-      </w:r>
-    </w:p>
-    <w:p>
-      <w:r>
-        <w:t>[1] Lista de referencias bibliográficas mencionadas en el texto, numeradas y colocadas en orden alfabético de su primer autor.</w:t>
-      </w:r>
-    </w:p>
-    <w:p>
-      <w:pPr>
-        <w:jc w:val="both"/>
-      </w:pPr>
-    </w:p>
     <w:p/>
     <w:sectPr>
       <w:pgSz w:w="11900" w:h="16840"/>
@@ -2670,7 +1997,7 @@
         <w:sz w:val="18"/>
         <w:szCs w:val="18"/>
       </w:rPr>
-      <w:t>3</w:t>
+      <w:t>III</w:t>
     </w:r>
     <w:r>
       <w:rPr>
@@ -2824,7 +2151,7 @@
                       <a:effectLst/>
                       <a:extLst>
                         <a:ext uri="{C572A759-6A51-4108-AA02-DFA0A04FC94B}">
-                          <ma14:wrappingTextBoxFlag xmlns="" xmlns:ma14="http://schemas.microsoft.com/office/mac/drawingml/2011/main" xmlns:w="http://schemas.openxmlformats.org/wordprocessingml/2006/main" xmlns:w10="urn:schemas-microsoft-com:office:word" xmlns:v="urn:schemas-microsoft-com:vml" xmlns:o="urn:schemas-microsoft-com:office:office" xmlns:w16sdtfl="http://schemas.microsoft.com/office/word/2024/wordml/sdtformatlock" xmlns:w16sdtdh="http://schemas.microsoft.com/office/word/2020/wordml/sdtdatahash" xmlns:w16du="http://schemas.microsoft.com/office/word/2023/wordml/word16du" xmlns:w16="http://schemas.microsoft.com/office/word/2018/wordml" xmlns:w16cid="http://schemas.microsoft.com/office/word/2016/wordml/cid" xmlns:w16cex="http://schemas.microsoft.com/office/word/2018/wordml/cex" xmlns:oel="http://schemas.microsoft.com/office/2019/extlst" xmlns:am3d="http://schemas.microsoft.com/office/drawing/2017/model3d" xmlns:aink="http://schemas.microsoft.com/office/drawing/2016/ink" xmlns:cx8="http://schemas.microsoft.com/office/drawing/2016/5/14/chartex" xmlns:cx7="http://schemas.microsoft.com/office/drawing/2016/5/13/chartex" xmlns:cx6="http://schemas.microsoft.com/office/drawing/2016/5/12/chartex" xmlns:cx5="http://schemas.microsoft.com/office/drawing/2016/5/11/chartex" xmlns:cx4="http://schemas.microsoft.com/office/drawing/2016/5/10/chartex" xmlns:cx3="http://schemas.microsoft.com/office/drawing/2016/5/9/chartex" xmlns:cx2="http://schemas.microsoft.com/office/drawing/2015/10/21/chartex" xmlns:cx1="http://schemas.microsoft.com/office/drawing/2015/9/8/chartex"/>
+                          <ma14:wrappingTextBoxFlag xmlns:cx1="http://schemas.microsoft.com/office/drawing/2015/9/8/chartex" xmlns:cx2="http://schemas.microsoft.com/office/drawing/2015/10/21/chartex" xmlns:cx3="http://schemas.microsoft.com/office/drawing/2016/5/9/chartex" xmlns:cx4="http://schemas.microsoft.com/office/drawing/2016/5/10/chartex" xmlns:cx5="http://schemas.microsoft.com/office/drawing/2016/5/11/chartex" xmlns:cx6="http://schemas.microsoft.com/office/drawing/2016/5/12/chartex" xmlns:cx7="http://schemas.microsoft.com/office/drawing/2016/5/13/chartex" xmlns:cx8="http://schemas.microsoft.com/office/drawing/2016/5/14/chartex" xmlns:aink="http://schemas.microsoft.com/office/drawing/2016/ink" xmlns:am3d="http://schemas.microsoft.com/office/drawing/2017/model3d" xmlns:oel="http://schemas.microsoft.com/office/2019/extlst" xmlns:w16cex="http://schemas.microsoft.com/office/word/2018/wordml/cex" xmlns:w16cid="http://schemas.microsoft.com/office/word/2016/wordml/cid" xmlns:w16="http://schemas.microsoft.com/office/word/2018/wordml" xmlns:w16du="http://schemas.microsoft.com/office/word/2023/wordml/word16du" xmlns:w16sdtdh="http://schemas.microsoft.com/office/word/2020/wordml/sdtdatahash" xmlns:w16sdtfl="http://schemas.microsoft.com/office/word/2024/wordml/sdtformatlock" xmlns:o="urn:schemas-microsoft-com:office:office" xmlns:v="urn:schemas-microsoft-com:vml" xmlns:w10="urn:schemas-microsoft-com:office:word" xmlns:w="http://schemas.openxmlformats.org/wordprocessingml/2006/main" xmlns:ma14="http://schemas.microsoft.com/office/mac/drawingml/2011/main" xmlns=""/>
                         </a:ext>
                       </a:extLst>
                     </wps:spPr>
@@ -3274,7 +2601,7 @@
           <wp:extent cx="1235710" cy="578485"/>
           <wp:effectExtent l="0" t="0" r="2540" b="0"/>
           <wp:wrapSquare wrapText="bothSides"/>
-          <wp:docPr id="4" name="Picture 47323"/>
+          <wp:docPr id="1" name="Picture 47323"/>
           <wp:cNvGraphicFramePr/>
           <a:graphic xmlns:a="http://schemas.openxmlformats.org/drawingml/2006/main">
             <a:graphicData uri="http://schemas.openxmlformats.org/drawingml/2006/picture">
@@ -3483,7 +2810,7 @@
           <wp:extent cx="1235710" cy="578485"/>
           <wp:effectExtent l="0" t="0" r="2540" b="0"/>
           <wp:wrapSquare wrapText="bothSides"/>
-          <wp:docPr id="47323" name="Picture 47323"/>
+          <wp:docPr id="6" name="Picture 47323"/>
           <wp:cNvGraphicFramePr/>
           <a:graphic xmlns:a="http://schemas.openxmlformats.org/drawingml/2006/main">
             <a:graphicData uri="http://schemas.openxmlformats.org/drawingml/2006/picture">
@@ -5051,575 +4378,6 @@
 </w:styles>
 </file>
 
-<file path=word/glossary/document.xml><?xml version="1.0" encoding="utf-8"?>
-<w:glossaryDocument xmlns:wpc="http://schemas.microsoft.com/office/word/2010/wordprocessingCanvas" xmlns:cx="http://schemas.microsoft.com/office/drawing/2014/chartex" xmlns:mc="http://schemas.openxmlformats.org/markup-compatibility/2006" xmlns:o="urn:schemas-microsoft-com:office:office" xmlns:r="http://schemas.openxmlformats.org/officeDocument/2006/relationships" xmlns:m="http://schemas.openxmlformats.org/officeDocument/2006/math" xmlns:v="urn:schemas-microsoft-com:vml" xmlns:wp14="http://schemas.microsoft.com/office/word/2010/wordprocessingDrawing" xmlns:wp="http://schemas.openxmlformats.org/drawingml/2006/wordprocessingDrawing" xmlns:w10="urn:schemas-microsoft-com:office:word" xmlns:w="http://schemas.openxmlformats.org/wordprocessingml/2006/main" xmlns:w14="http://schemas.microsoft.com/office/word/2010/wordml" xmlns:w15="http://schemas.microsoft.com/office/word/2012/wordml" xmlns:w16se="http://schemas.microsoft.com/office/word/2015/wordml/symex" xmlns:wpg="http://schemas.microsoft.com/office/word/2010/wordprocessingGroup" xmlns:wpi="http://schemas.microsoft.com/office/word/2010/wordprocessingInk" xmlns:wne="http://schemas.microsoft.com/office/word/2006/wordml" xmlns:wps="http://schemas.microsoft.com/office/word/2010/wordprocessingShape" mc:Ignorable="w14 w15 w16se wp14"/>
-</file>
-
-<file path=word/glossary/fontTable.xml><?xml version="1.0" encoding="utf-8"?>
-<w:fonts xmlns:mc="http://schemas.openxmlformats.org/markup-compatibility/2006" xmlns:r="http://schemas.openxmlformats.org/officeDocument/2006/relationships" xmlns:w="http://schemas.openxmlformats.org/wordprocessingml/2006/main" xmlns:w14="http://schemas.microsoft.com/office/word/2010/wordml" xmlns:w15="http://schemas.microsoft.com/office/word/2012/wordml" xmlns:w16se="http://schemas.microsoft.com/office/word/2015/wordml/symex" mc:Ignorable="w14 w15 w16se">
-  <w:font w:name="Calibri">
-    <w:panose1 w:val="020F0502020204030204"/>
-    <w:charset w:val="00"/>
-    <w:family w:val="swiss"/>
-    <w:pitch w:val="variable"/>
-    <w:sig w:usb0="E10002FF" w:usb1="4000ACFF" w:usb2="00000009" w:usb3="00000000" w:csb0="0000019F" w:csb1="00000000"/>
-  </w:font>
-  <w:font w:name="MS Mincho">
-    <w:altName w:val="Yu Gothic UI"/>
-    <w:panose1 w:val="02020609040205080304"/>
-    <w:charset w:val="80"/>
-    <w:family w:val="modern"/>
-    <w:pitch w:val="fixed"/>
-    <w:sig w:usb0="E00002FF" w:usb1="6AC7FDFB" w:usb2="08000012" w:usb3="00000000" w:csb0="0002009F" w:csb1="00000000"/>
-  </w:font>
-  <w:font w:name="Courier New">
-    <w:panose1 w:val="02070309020205020404"/>
-    <w:charset w:val="00"/>
-    <w:family w:val="modern"/>
-    <w:pitch w:val="fixed"/>
-    <w:sig w:usb0="E0002EFF" w:usb1="C0007843" w:usb2="00000009" w:usb3="00000000" w:csb0="000001FF" w:csb1="00000000"/>
-  </w:font>
-  <w:font w:name="Times New Roman">
-    <w:panose1 w:val="02020603050405020304"/>
-    <w:charset w:val="00"/>
-    <w:family w:val="roman"/>
-    <w:pitch w:val="variable"/>
-    <w:sig w:usb0="E0002AFF" w:usb1="C0007841" w:usb2="00000009" w:usb3="00000000" w:csb0="000001FF" w:csb1="00000000"/>
-  </w:font>
-  <w:font w:name="Wingdings">
-    <w:panose1 w:val="05000000000000000000"/>
-    <w:charset w:val="02"/>
-    <w:family w:val="auto"/>
-    <w:pitch w:val="variable"/>
-    <w:sig w:usb0="00000000" w:usb1="10000000" w:usb2="00000000" w:usb3="00000000" w:csb0="80000000" w:csb1="00000000"/>
-  </w:font>
-  <w:font w:name="Symbol">
-    <w:panose1 w:val="05050102010706020507"/>
-    <w:charset w:val="02"/>
-    <w:family w:val="roman"/>
-    <w:pitch w:val="variable"/>
-    <w:sig w:usb0="00000000" w:usb1="10000000" w:usb2="00000000" w:usb3="00000000" w:csb0="80000000" w:csb1="00000000"/>
-  </w:font>
-  <w:font w:name="Cambria">
-    <w:panose1 w:val="02040503050406030204"/>
-    <w:charset w:val="00"/>
-    <w:family w:val="roman"/>
-    <w:pitch w:val="variable"/>
-    <w:sig w:usb0="E00006FF" w:usb1="420024FF" w:usb2="02000000" w:usb3="00000000" w:csb0="0000019F" w:csb1="00000000"/>
-  </w:font>
-  <w:font w:name="Trebuchet MS">
-    <w:panose1 w:val="020B0603020202020204"/>
-    <w:charset w:val="00"/>
-    <w:family w:val="swiss"/>
-    <w:pitch w:val="variable"/>
-    <w:sig w:usb0="00000687" w:usb1="00000000" w:usb2="00000000" w:usb3="00000000" w:csb0="0000009F" w:csb1="00000000"/>
-  </w:font>
-  <w:font w:name="MS Gothic">
-    <w:altName w:val="ＭＳ ゴシック"/>
-    <w:panose1 w:val="020B0609070205080204"/>
-    <w:charset w:val="80"/>
-    <w:family w:val="modern"/>
-    <w:pitch w:val="fixed"/>
-    <w:sig w:usb0="E00002FF" w:usb1="6AC7FDFB" w:usb2="08000012" w:usb3="00000000" w:csb0="0002009F" w:csb1="00000000"/>
-  </w:font>
-  <w:font w:name="Lucida Grande">
-    <w:charset w:val="00"/>
-    <w:family w:val="auto"/>
-    <w:pitch w:val="variable"/>
-    <w:sig w:usb0="E1000AEF" w:usb1="5000A1FF" w:usb2="00000000" w:usb3="00000000" w:csb0="000001BF" w:csb1="00000000"/>
-  </w:font>
-  <w:font w:name="Calibri Light">
-    <w:panose1 w:val="020F0302020204030204"/>
-    <w:charset w:val="00"/>
-    <w:family w:val="swiss"/>
-    <w:pitch w:val="variable"/>
-    <w:sig w:usb0="A00002EF" w:usb1="4000207B" w:usb2="00000000" w:usb3="00000000" w:csb0="0000009F" w:csb1="00000000"/>
-  </w:font>
-</w:fonts>
-</file>
-
-<file path=word/glossary/settings.xml><?xml version="1.0" encoding="utf-8"?>
-<w:settings xmlns:mc="http://schemas.openxmlformats.org/markup-compatibility/2006" xmlns:o="urn:schemas-microsoft-com:office:office" xmlns:r="http://schemas.openxmlformats.org/officeDocument/2006/relationships" xmlns:m="http://schemas.openxmlformats.org/officeDocument/2006/math" xmlns:v="urn:schemas-microsoft-com:vml" xmlns:w10="urn:schemas-microsoft-com:office:word" xmlns:w="http://schemas.openxmlformats.org/wordprocessingml/2006/main" xmlns:w14="http://schemas.microsoft.com/office/word/2010/wordml" xmlns:w15="http://schemas.microsoft.com/office/word/2012/wordml" xmlns:w16se="http://schemas.microsoft.com/office/word/2015/wordml/symex" xmlns:sl="http://schemas.openxmlformats.org/schemaLibrary/2006/main" mc:Ignorable="w14 w15 w16se">
-  <w:view w:val="normal"/>
-  <w:defaultTabStop w:val="708"/>
-  <w:hyphenationZone w:val="425"/>
-  <w:characterSpacingControl w:val="doNotCompress"/>
-  <w:compat>
-    <w:useFELayout/>
-    <w:compatSetting w:name="compatibilityMode" w:uri="http://schemas.microsoft.com/office/word" w:val="15"/>
-    <w:compatSetting w:name="overrideTableStyleFontSizeAndJustification" w:uri="http://schemas.microsoft.com/office/word" w:val="1"/>
-    <w:compatSetting w:name="enableOpenTypeFeatures" w:uri="http://schemas.microsoft.com/office/word" w:val="1"/>
-    <w:compatSetting w:name="doNotFlipMirrorIndents" w:uri="http://schemas.microsoft.com/office/word" w:val="1"/>
-    <w:compatSetting w:name="differentiateMultirowTableHeaders" w:uri="http://schemas.microsoft.com/office/word" w:val="1"/>
-  </w:compat>
-  <w:rsids>
-    <w:rsidRoot w:val="00466032"/>
-    <w:rsid w:val="00466032"/>
-  </w:rsids>
-  <m:mathPr>
-    <m:mathFont m:val="Cambria Math"/>
-    <m:brkBin m:val="before"/>
-    <m:brkBinSub m:val="--"/>
-    <m:smallFrac m:val="0"/>
-    <m:dispDef/>
-    <m:lMargin m:val="0"/>
-    <m:rMargin m:val="0"/>
-    <m:defJc m:val="centerGroup"/>
-    <m:wrapIndent m:val="1440"/>
-    <m:intLim m:val="subSup"/>
-    <m:naryLim m:val="undOvr"/>
-  </m:mathPr>
-  <w:themeFontLang w:val="es-ES"/>
-  <w:clrSchemeMapping w:bg1="light1" w:t1="dark1" w:bg2="light2" w:t2="dark2" w:accent1="accent1" w:accent2="accent2" w:accent3="accent3" w:accent4="accent4" w:accent5="accent5" w:accent6="accent6" w:hyperlink="hyperlink" w:followedHyperlink="followedHyperlink"/>
-  <w:decimalSymbol w:val=","/>
-  <w:listSeparator w:val=";"/>
-  <w15:chartTrackingRefBased/>
-</w:settings>
-</file>
-
-<file path=word/glossary/styles.xml><?xml version="1.0" encoding="utf-8"?>
-<w:styles xmlns:mc="http://schemas.openxmlformats.org/markup-compatibility/2006" xmlns:r="http://schemas.openxmlformats.org/officeDocument/2006/relationships" xmlns:w="http://schemas.openxmlformats.org/wordprocessingml/2006/main" xmlns:w14="http://schemas.microsoft.com/office/word/2010/wordml" xmlns:w15="http://schemas.microsoft.com/office/word/2012/wordml" xmlns:w16se="http://schemas.microsoft.com/office/word/2015/wordml/symex" mc:Ignorable="w14 w15 w16se">
-  <w:docDefaults>
-    <w:rPrDefault>
-      <w:rPr>
-        <w:rFonts w:asciiTheme="minorHAnsi" w:eastAsiaTheme="minorEastAsia" w:hAnsiTheme="minorHAnsi" w:cstheme="minorBidi"/>
-        <w:sz w:val="22"/>
-        <w:szCs w:val="22"/>
-        <w:lang w:val="es-ES" w:eastAsia="es-ES" w:bidi="ar-SA"/>
-      </w:rPr>
-    </w:rPrDefault>
-    <w:pPrDefault>
-      <w:pPr>
-        <w:spacing w:after="160" w:line="259" w:lineRule="auto"/>
-      </w:pPr>
-    </w:pPrDefault>
-  </w:docDefaults>
-  <w:latentStyles w:defLockedState="0" w:defUIPriority="99" w:defSemiHidden="0" w:defUnhideWhenUsed="0" w:defQFormat="0" w:count="371">
-    <w:lsdException w:name="Normal" w:uiPriority="0" w:qFormat="1"/>
-    <w:lsdException w:name="heading 1" w:uiPriority="9" w:qFormat="1"/>
-    <w:lsdException w:name="heading 2" w:semiHidden="1" w:uiPriority="9" w:unhideWhenUsed="1" w:qFormat="1"/>
-    <w:lsdException w:name="heading 3" w:semiHidden="1" w:uiPriority="9" w:unhideWhenUsed="1" w:qFormat="1"/>
-    <w:lsdException w:name="heading 4" w:semiHidden="1" w:uiPriority="9" w:unhideWhenUsed="1" w:qFormat="1"/>
-    <w:lsdException w:name="heading 5" w:semiHidden="1" w:uiPriority="9" w:unhideWhenUsed="1" w:qFormat="1"/>
-    <w:lsdException w:name="heading 6" w:semiHidden="1" w:uiPriority="9" w:unhideWhenUsed="1" w:qFormat="1"/>
-    <w:lsdException w:name="heading 7" w:semiHidden="1" w:uiPriority="9" w:unhideWhenUsed="1" w:qFormat="1"/>
-    <w:lsdException w:name="heading 8" w:semiHidden="1" w:uiPriority="9" w:unhideWhenUsed="1" w:qFormat="1"/>
-    <w:lsdException w:name="heading 9" w:semiHidden="1" w:uiPriority="9" w:unhideWhenUsed="1" w:qFormat="1"/>
-    <w:lsdException w:name="index 1" w:semiHidden="1" w:unhideWhenUsed="1"/>
-    <w:lsdException w:name="index 2" w:semiHidden="1" w:unhideWhenUsed="1"/>
-    <w:lsdException w:name="index 3" w:semiHidden="1" w:unhideWhenUsed="1"/>
-    <w:lsdException w:name="index 4" w:semiHidden="1" w:unhideWhenUsed="1"/>
-    <w:lsdException w:name="index 5" w:semiHidden="1" w:unhideWhenUsed="1"/>
-    <w:lsdException w:name="index 6" w:semiHidden="1" w:unhideWhenUsed="1"/>
-    <w:lsdException w:name="index 7" w:semiHidden="1" w:unhideWhenUsed="1"/>
-    <w:lsdException w:name="index 8" w:semiHidden="1" w:unhideWhenUsed="1"/>
-    <w:lsdException w:name="index 9" w:semiHidden="1" w:unhideWhenUsed="1"/>
-    <w:lsdException w:name="toc 1" w:semiHidden="1" w:uiPriority="39" w:unhideWhenUsed="1"/>
-    <w:lsdException w:name="toc 2" w:semiHidden="1" w:uiPriority="39" w:unhideWhenUsed="1"/>
-    <w:lsdException w:name="toc 3" w:semiHidden="1" w:uiPriority="39" w:unhideWhenUsed="1"/>
-    <w:lsdException w:name="toc 4" w:semiHidden="1" w:uiPriority="39" w:unhideWhenUsed="1"/>
-    <w:lsdException w:name="toc 5" w:semiHidden="1" w:uiPriority="39" w:unhideWhenUsed="1"/>
-    <w:lsdException w:name="toc 6" w:semiHidden="1" w:uiPriority="39" w:unhideWhenUsed="1"/>
-    <w:lsdException w:name="toc 7" w:semiHidden="1" w:uiPriority="39" w:unhideWhenUsed="1"/>
-    <w:lsdException w:name="toc 8" w:semiHidden="1" w:uiPriority="39" w:unhideWhenUsed="1"/>
-    <w:lsdException w:name="toc 9" w:semiHidden="1" w:uiPriority="39" w:unhideWhenUsed="1"/>
-    <w:lsdException w:name="Normal Indent" w:semiHidden="1" w:unhideWhenUsed="1"/>
-    <w:lsdException w:name="footnote text" w:semiHidden="1" w:unhideWhenUsed="1"/>
-    <w:lsdException w:name="annotation text" w:semiHidden="1" w:unhideWhenUsed="1"/>
-    <w:lsdException w:name="header" w:semiHidden="1" w:unhideWhenUsed="1"/>
-    <w:lsdException w:name="footer" w:semiHidden="1" w:unhideWhenUsed="1"/>
-    <w:lsdException w:name="index heading" w:semiHidden="1" w:unhideWhenUsed="1"/>
-    <w:lsdException w:name="caption" w:semiHidden="1" w:uiPriority="35" w:unhideWhenUsed="1" w:qFormat="1"/>
-    <w:lsdException w:name="table of figures" w:semiHidden="1" w:unhideWhenUsed="1"/>
-    <w:lsdException w:name="envelope address" w:semiHidden="1" w:unhideWhenUsed="1"/>
-    <w:lsdException w:name="envelope return" w:semiHidden="1" w:unhideWhenUsed="1"/>
-    <w:lsdException w:name="footnote reference" w:semiHidden="1" w:unhideWhenUsed="1"/>
-    <w:lsdException w:name="annotation reference" w:semiHidden="1" w:unhideWhenUsed="1"/>
-    <w:lsdException w:name="line number" w:semiHidden="1" w:unhideWhenUsed="1"/>
-    <w:lsdException w:name="page number" w:semiHidden="1" w:unhideWhenUsed="1"/>
-    <w:lsdException w:name="endnote reference" w:semiHidden="1" w:unhideWhenUsed="1"/>
-    <w:lsdException w:name="endnote text" w:semiHidden="1" w:unhideWhenUsed="1"/>
-    <w:lsdException w:name="table of authorities" w:semiHidden="1" w:unhideWhenUsed="1"/>
-    <w:lsdException w:name="macro" w:semiHidden="1" w:unhideWhenUsed="1"/>
-    <w:lsdException w:name="toa heading" w:semiHidden="1" w:unhideWhenUsed="1"/>
-    <w:lsdException w:name="List" w:semiHidden="1" w:unhideWhenUsed="1"/>
-    <w:lsdException w:name="List Bullet" w:semiHidden="1" w:unhideWhenUsed="1"/>
-    <w:lsdException w:name="List Number" w:semiHidden="1" w:unhideWhenUsed="1"/>
-    <w:lsdException w:name="List 2" w:semiHidden="1" w:unhideWhenUsed="1"/>
-    <w:lsdException w:name="List 3" w:semiHidden="1" w:unhideWhenUsed="1"/>
-    <w:lsdException w:name="List 4" w:semiHidden="1" w:unhideWhenUsed="1"/>
-    <w:lsdException w:name="List 5" w:semiHidden="1" w:unhideWhenUsed="1"/>
-    <w:lsdException w:name="List Bullet 2" w:semiHidden="1" w:unhideWhenUsed="1"/>
-    <w:lsdException w:name="List Bullet 3" w:semiHidden="1" w:unhideWhenUsed="1"/>
-    <w:lsdException w:name="List Bullet 4" w:semiHidden="1" w:unhideWhenUsed="1"/>
-    <w:lsdException w:name="List Bullet 5" w:semiHidden="1" w:unhideWhenUsed="1"/>
-    <w:lsdException w:name="List Number 2" w:semiHidden="1" w:unhideWhenUsed="1"/>
-    <w:lsdException w:name="List Number 3" w:semiHidden="1" w:unhideWhenUsed="1"/>
-    <w:lsdException w:name="List Number 4" w:semiHidden="1" w:unhideWhenUsed="1"/>
-    <w:lsdException w:name="List Number 5" w:semiHidden="1" w:unhideWhenUsed="1"/>
-    <w:lsdException w:name="Title" w:uiPriority="10" w:qFormat="1"/>
-    <w:lsdException w:name="Closing" w:semiHidden="1" w:unhideWhenUsed="1"/>
-    <w:lsdException w:name="Signature" w:semiHidden="1" w:unhideWhenUsed="1"/>
-    <w:lsdException w:name="Default Paragraph Font" w:semiHidden="1" w:uiPriority="1" w:unhideWhenUsed="1"/>
-    <w:lsdException w:name="Body Text" w:semiHidden="1" w:unhideWhenUsed="1"/>
-    <w:lsdException w:name="Body Text Indent" w:semiHidden="1" w:unhideWhenUsed="1"/>
-    <w:lsdException w:name="List Continue" w:semiHidden="1" w:unhideWhenUsed="1"/>
-    <w:lsdException w:name="List Continue 2" w:semiHidden="1" w:unhideWhenUsed="1"/>
-    <w:lsdException w:name="List Continue 3" w:semiHidden="1" w:unhideWhenUsed="1"/>
-    <w:lsdException w:name="List Continue 4" w:semiHidden="1" w:unhideWhenUsed="1"/>
-    <w:lsdException w:name="List Continue 5" w:semiHidden="1" w:unhideWhenUsed="1"/>
-    <w:lsdException w:name="Message Header" w:semiHidden="1" w:unhideWhenUsed="1"/>
-    <w:lsdException w:name="Subtitle" w:uiPriority="11" w:qFormat="1"/>
-    <w:lsdException w:name="Salutation" w:semiHidden="1" w:unhideWhenUsed="1"/>
-    <w:lsdException w:name="Date" w:semiHidden="1" w:unhideWhenUsed="1"/>
-    <w:lsdException w:name="Body Text First Indent" w:semiHidden="1" w:unhideWhenUsed="1"/>
-    <w:lsdException w:name="Body Text First Indent 2" w:semiHidden="1" w:unhideWhenUsed="1"/>
-    <w:lsdException w:name="Note Heading" w:semiHidden="1" w:unhideWhenUsed="1"/>
-    <w:lsdException w:name="Body Text 2" w:semiHidden="1" w:unhideWhenUsed="1"/>
-    <w:lsdException w:name="Body Text 3" w:semiHidden="1" w:unhideWhenUsed="1"/>
-    <w:lsdException w:name="Body Text Indent 2" w:semiHidden="1" w:unhideWhenUsed="1"/>
-    <w:lsdException w:name="Body Text Indent 3" w:semiHidden="1" w:unhideWhenUsed="1"/>
-    <w:lsdException w:name="Block Text" w:semiHidden="1" w:unhideWhenUsed="1"/>
-    <w:lsdException w:name="Hyperlink" w:semiHidden="1" w:unhideWhenUsed="1"/>
-    <w:lsdException w:name="FollowedHyperlink" w:semiHidden="1" w:unhideWhenUsed="1"/>
-    <w:lsdException w:name="Strong" w:uiPriority="22" w:qFormat="1"/>
-    <w:lsdException w:name="Emphasis" w:uiPriority="20" w:qFormat="1"/>
-    <w:lsdException w:name="Document Map" w:semiHidden="1" w:unhideWhenUsed="1"/>
-    <w:lsdException w:name="Plain Text" w:semiHidden="1" w:unhideWhenUsed="1"/>
-    <w:lsdException w:name="E-mail Signature" w:semiHidden="1" w:unhideWhenUsed="1"/>
-    <w:lsdException w:name="HTML Top of Form" w:semiHidden="1" w:unhideWhenUsed="1"/>
-    <w:lsdException w:name="HTML Bottom of Form" w:semiHidden="1" w:unhideWhenUsed="1"/>
-    <w:lsdException w:name="Normal (Web)" w:semiHidden="1" w:unhideWhenUsed="1"/>
-    <w:lsdException w:name="HTML Acronym" w:semiHidden="1" w:unhideWhenUsed="1"/>
-    <w:lsdException w:name="HTML Address" w:semiHidden="1" w:unhideWhenUsed="1"/>
-    <w:lsdException w:name="HTML Cite" w:semiHidden="1" w:unhideWhenUsed="1"/>
-    <w:lsdException w:name="HTML Code" w:semiHidden="1" w:unhideWhenUsed="1"/>
-    <w:lsdException w:name="HTML Definition" w:semiHidden="1" w:unhideWhenUsed="1"/>
-    <w:lsdException w:name="HTML Keyboard" w:semiHidden="1" w:unhideWhenUsed="1"/>
-    <w:lsdException w:name="HTML Preformatted" w:semiHidden="1" w:unhideWhenUsed="1"/>
-    <w:lsdException w:name="HTML Sample" w:semiHidden="1" w:unhideWhenUsed="1"/>
-    <w:lsdException w:name="HTML Typewriter" w:semiHidden="1" w:unhideWhenUsed="1"/>
-    <w:lsdException w:name="HTML Variable" w:semiHidden="1" w:unhideWhenUsed="1"/>
-    <w:lsdException w:name="Normal Table" w:semiHidden="1" w:unhideWhenUsed="1"/>
-    <w:lsdException w:name="annotation subject" w:semiHidden="1" w:unhideWhenUsed="1"/>
-    <w:lsdException w:name="No List" w:semiHidden="1" w:unhideWhenUsed="1"/>
-    <w:lsdException w:name="Outline List 1" w:semiHidden="1" w:unhideWhenUsed="1"/>
-    <w:lsdException w:name="Outline List 2" w:semiHidden="1" w:unhideWhenUsed="1"/>
-    <w:lsdException w:name="Outline List 3" w:semiHidden="1" w:unhideWhenUsed="1"/>
-    <w:lsdException w:name="Table Simple 1" w:semiHidden="1" w:unhideWhenUsed="1"/>
-    <w:lsdException w:name="Table Simple 2" w:semiHidden="1" w:unhideWhenUsed="1"/>
-    <w:lsdException w:name="Table Simple 3" w:semiHidden="1" w:unhideWhenUsed="1"/>
-    <w:lsdException w:name="Table Classic 1" w:semiHidden="1" w:unhideWhenUsed="1"/>
-    <w:lsdException w:name="Table Classic 2" w:semiHidden="1" w:unhideWhenUsed="1"/>
-    <w:lsdException w:name="Table Classic 3" w:semiHidden="1" w:unhideWhenUsed="1"/>
-    <w:lsdException w:name="Table Classic 4" w:semiHidden="1" w:unhideWhenUsed="1"/>
-    <w:lsdException w:name="Table Colorful 1" w:semiHidden="1" w:unhideWhenUsed="1"/>
-    <w:lsdException w:name="Table Colorful 2" w:semiHidden="1" w:unhideWhenUsed="1"/>
-    <w:lsdException w:name="Table Colorful 3" w:semiHidden="1" w:unhideWhenUsed="1"/>
-    <w:lsdException w:name="Table Columns 1" w:semiHidden="1" w:unhideWhenUsed="1"/>
-    <w:lsdException w:name="Table Columns 2" w:semiHidden="1" w:unhideWhenUsed="1"/>
-    <w:lsdException w:name="Table Columns 3" w:semiHidden="1" w:unhideWhenUsed="1"/>
-    <w:lsdException w:name="Table Columns 4" w:semiHidden="1" w:unhideWhenUsed="1"/>
-    <w:lsdException w:name="Table Columns 5" w:semiHidden="1" w:unhideWhenUsed="1"/>
-    <w:lsdException w:name="Table Grid 1" w:semiHidden="1" w:unhideWhenUsed="1"/>
-    <w:lsdException w:name="Table Grid 2" w:semiHidden="1" w:unhideWhenUsed="1"/>
-    <w:lsdException w:name="Table Grid 3" w:semiHidden="1" w:unhideWhenUsed="1"/>
-    <w:lsdException w:name="Table Grid 4" w:semiHidden="1" w:unhideWhenUsed="1"/>
-    <w:lsdException w:name="Table Grid 5" w:semiHidden="1" w:unhideWhenUsed="1"/>
-    <w:lsdException w:name="Table Grid 6" w:semiHidden="1" w:unhideWhenUsed="1"/>
-    <w:lsdException w:name="Table Grid 7" w:semiHidden="1" w:unhideWhenUsed="1"/>
-    <w:lsdException w:name="Table Grid 8" w:semiHidden="1" w:unhideWhenUsed="1"/>
-    <w:lsdException w:name="Table List 1" w:semiHidden="1" w:unhideWhenUsed="1"/>
-    <w:lsdException w:name="Table List 2" w:semiHidden="1" w:unhideWhenUsed="1"/>
-    <w:lsdException w:name="Table List 3" w:semiHidden="1" w:unhideWhenUsed="1"/>
-    <w:lsdException w:name="Table List 4" w:semiHidden="1" w:unhideWhenUsed="1"/>
-    <w:lsdException w:name="Table List 5" w:semiHidden="1" w:unhideWhenUsed="1"/>
-    <w:lsdException w:name="Table List 6" w:semiHidden="1" w:unhideWhenUsed="1"/>
-    <w:lsdException w:name="Table List 7" w:semiHidden="1" w:unhideWhenUsed="1"/>
-    <w:lsdException w:name="Table List 8" w:semiHidden="1" w:unhideWhenUsed="1"/>
-    <w:lsdException w:name="Table 3D effects 1" w:semiHidden="1" w:unhideWhenUsed="1"/>
-    <w:lsdException w:name="Table 3D effects 2" w:semiHidden="1" w:unhideWhenUsed="1"/>
-    <w:lsdException w:name="Table 3D effects 3" w:semiHidden="1" w:unhideWhenUsed="1"/>
-    <w:lsdException w:name="Table Contemporary" w:semiHidden="1" w:unhideWhenUsed="1"/>
-    <w:lsdException w:name="Table Elegant" w:semiHidden="1" w:unhideWhenUsed="1"/>
-    <w:lsdException w:name="Table Professional" w:semiHidden="1" w:unhideWhenUsed="1"/>
-    <w:lsdException w:name="Table Subtle 1" w:semiHidden="1" w:unhideWhenUsed="1"/>
-    <w:lsdException w:name="Table Subtle 2" w:semiHidden="1" w:unhideWhenUsed="1"/>
-    <w:lsdException w:name="Table Web 1" w:semiHidden="1" w:unhideWhenUsed="1"/>
-    <w:lsdException w:name="Table Web 2" w:semiHidden="1" w:unhideWhenUsed="1"/>
-    <w:lsdException w:name="Table Web 3" w:semiHidden="1" w:unhideWhenUsed="1"/>
-    <w:lsdException w:name="Balloon Text" w:semiHidden="1" w:unhideWhenUsed="1"/>
-    <w:lsdException w:name="Table Grid" w:uiPriority="39"/>
-    <w:lsdException w:name="Table Theme" w:semiHidden="1" w:unhideWhenUsed="1"/>
-    <w:lsdException w:name="Placeholder Text" w:semiHidden="1"/>
-    <w:lsdException w:name="No Spacing" w:uiPriority="1" w:qFormat="1"/>
-    <w:lsdException w:name="Light Shading" w:uiPriority="60"/>
-    <w:lsdException w:name="Light List" w:uiPriority="61"/>
-    <w:lsdException w:name="Light Grid" w:uiPriority="62"/>
-    <w:lsdException w:name="Medium Shading 1" w:uiPriority="63"/>
-    <w:lsdException w:name="Medium Shading 2" w:uiPriority="64"/>
-    <w:lsdException w:name="Medium List 1" w:uiPriority="65"/>
-    <w:lsdException w:name="Medium List 2" w:uiPriority="66"/>
-    <w:lsdException w:name="Medium Grid 1" w:uiPriority="67"/>
-    <w:lsdException w:name="Medium Grid 2" w:uiPriority="68"/>
-    <w:lsdException w:name="Medium Grid 3" w:uiPriority="69"/>
-    <w:lsdException w:name="Dark List" w:uiPriority="70"/>
-    <w:lsdException w:name="Colorful Shading" w:uiPriority="71"/>
-    <w:lsdException w:name="Colorful List" w:uiPriority="72"/>
-    <w:lsdException w:name="Colorful Grid" w:uiPriority="73"/>
-    <w:lsdException w:name="Light Shading Accent 1" w:uiPriority="60"/>
-    <w:lsdException w:name="Light List Accent 1" w:uiPriority="61"/>
-    <w:lsdException w:name="Light Grid Accent 1" w:uiPriority="62"/>
-    <w:lsdException w:name="Medium Shading 1 Accent 1" w:uiPriority="63"/>
-    <w:lsdException w:name="Medium Shading 2 Accent 1" w:uiPriority="64"/>
-    <w:lsdException w:name="Medium List 1 Accent 1" w:uiPriority="65"/>
-    <w:lsdException w:name="Revision" w:semiHidden="1"/>
-    <w:lsdException w:name="List Paragraph" w:uiPriority="34" w:qFormat="1"/>
-    <w:lsdException w:name="Quote" w:uiPriority="29" w:qFormat="1"/>
-    <w:lsdException w:name="Intense Quote" w:uiPriority="30" w:qFormat="1"/>
-    <w:lsdException w:name="Medium List 2 Accent 1" w:uiPriority="66"/>
-    <w:lsdException w:name="Medium Grid 1 Accent 1" w:uiPriority="67"/>
-    <w:lsdException w:name="Medium Grid 2 Accent 1" w:uiPriority="68"/>
-    <w:lsdException w:name="Medium Grid 3 Accent 1" w:uiPriority="69"/>
-    <w:lsdException w:name="Dark List Accent 1" w:uiPriority="70"/>
-    <w:lsdException w:name="Colorful Shading Accent 1" w:uiPriority="71"/>
-    <w:lsdException w:name="Colorful List Accent 1" w:uiPriority="72"/>
-    <w:lsdException w:name="Colorful Grid Accent 1" w:uiPriority="73"/>
-    <w:lsdException w:name="Light Shading Accent 2" w:uiPriority="60"/>
-    <w:lsdException w:name="Light List Accent 2" w:uiPriority="61"/>
-    <w:lsdException w:name="Light Grid Accent 2" w:uiPriority="62"/>
-    <w:lsdException w:name="Medium Shading 1 Accent 2" w:uiPriority="63"/>
-    <w:lsdException w:name="Medium Shading 2 Accent 2" w:uiPriority="64"/>
-    <w:lsdException w:name="Medium List 1 Accent 2" w:uiPriority="65"/>
-    <w:lsdException w:name="Medium List 2 Accent 2" w:uiPriority="66"/>
-    <w:lsdException w:name="Medium Grid 1 Accent 2" w:uiPriority="67"/>
-    <w:lsdException w:name="Medium Grid 2 Accent 2" w:uiPriority="68"/>
-    <w:lsdException w:name="Medium Grid 3 Accent 2" w:uiPriority="69"/>
-    <w:lsdException w:name="Dark List Accent 2" w:uiPriority="70"/>
-    <w:lsdException w:name="Colorful Shading Accent 2" w:uiPriority="71"/>
-    <w:lsdException w:name="Colorful List Accent 2" w:uiPriority="72"/>
-    <w:lsdException w:name="Colorful Grid Accent 2" w:uiPriority="73"/>
-    <w:lsdException w:name="Light Shading Accent 3" w:uiPriority="60"/>
-    <w:lsdException w:name="Light List Accent 3" w:uiPriority="61"/>
-    <w:lsdException w:name="Light Grid Accent 3" w:uiPriority="62"/>
-    <w:lsdException w:name="Medium Shading 1 Accent 3" w:uiPriority="63"/>
-    <w:lsdException w:name="Medium Shading 2 Accent 3" w:uiPriority="64"/>
-    <w:lsdException w:name="Medium List 1 Accent 3" w:uiPriority="65"/>
-    <w:lsdException w:name="Medium List 2 Accent 3" w:uiPriority="66"/>
-    <w:lsdException w:name="Medium Grid 1 Accent 3" w:uiPriority="67"/>
-    <w:lsdException w:name="Medium Grid 2 Accent 3" w:uiPriority="68"/>
-    <w:lsdException w:name="Medium Grid 3 Accent 3" w:uiPriority="69"/>
-    <w:lsdException w:name="Dark List Accent 3" w:uiPriority="70"/>
-    <w:lsdException w:name="Colorful Shading Accent 3" w:uiPriority="71"/>
-    <w:lsdException w:name="Colorful List Accent 3" w:uiPriority="72"/>
-    <w:lsdException w:name="Colorful Grid Accent 3" w:uiPriority="73"/>
-    <w:lsdException w:name="Light Shading Accent 4" w:uiPriority="60"/>
-    <w:lsdException w:name="Light List Accent 4" w:uiPriority="61"/>
-    <w:lsdException w:name="Light Grid Accent 4" w:uiPriority="62"/>
-    <w:lsdException w:name="Medium Shading 1 Accent 4" w:uiPriority="63"/>
-    <w:lsdException w:name="Medium Shading 2 Accent 4" w:uiPriority="64"/>
-    <w:lsdException w:name="Medium List 1 Accent 4" w:uiPriority="65"/>
-    <w:lsdException w:name="Medium List 2 Accent 4" w:uiPriority="66"/>
-    <w:lsdException w:name="Medium Grid 1 Accent 4" w:uiPriority="67"/>
-    <w:lsdException w:name="Medium Grid 2 Accent 4" w:uiPriority="68"/>
-    <w:lsdException w:name="Medium Grid 3 Accent 4" w:uiPriority="69"/>
-    <w:lsdException w:name="Dark List Accent 4" w:uiPriority="70"/>
-    <w:lsdException w:name="Colorful Shading Accent 4" w:uiPriority="71"/>
-    <w:lsdException w:name="Colorful List Accent 4" w:uiPriority="72"/>
-    <w:lsdException w:name="Colorful Grid Accent 4" w:uiPriority="73"/>
-    <w:lsdException w:name="Light Shading Accent 5" w:uiPriority="60"/>
-    <w:lsdException w:name="Light List Accent 5" w:uiPriority="61"/>
-    <w:lsdException w:name="Light Grid Accent 5" w:uiPriority="62"/>
-    <w:lsdException w:name="Medium Shading 1 Accent 5" w:uiPriority="63"/>
-    <w:lsdException w:name="Medium Shading 2 Accent 5" w:uiPriority="64"/>
-    <w:lsdException w:name="Medium List 1 Accent 5" w:uiPriority="65"/>
-    <w:lsdException w:name="Medium List 2 Accent 5" w:uiPriority="66"/>
-    <w:lsdException w:name="Medium Grid 1 Accent 5" w:uiPriority="67"/>
-    <w:lsdException w:name="Medium Grid 2 Accent 5" w:uiPriority="68"/>
-    <w:lsdException w:name="Medium Grid 3 Accent 5" w:uiPriority="69"/>
-    <w:lsdException w:name="Dark List Accent 5" w:uiPriority="70"/>
-    <w:lsdException w:name="Colorful Shading Accent 5" w:uiPriority="71"/>
-    <w:lsdException w:name="Colorful List Accent 5" w:uiPriority="72"/>
-    <w:lsdException w:name="Colorful Grid Accent 5" w:uiPriority="73"/>
-    <w:lsdException w:name="Light Shading Accent 6" w:uiPriority="60"/>
-    <w:lsdException w:name="Light List Accent 6" w:uiPriority="61"/>
-    <w:lsdException w:name="Light Grid Accent 6" w:uiPriority="62"/>
-    <w:lsdException w:name="Medium Shading 1 Accent 6" w:uiPriority="63"/>
-    <w:lsdException w:name="Medium Shading 2 Accent 6" w:uiPriority="64"/>
-    <w:lsdException w:name="Medium List 1 Accent 6" w:uiPriority="65"/>
-    <w:lsdException w:name="Medium List 2 Accent 6" w:uiPriority="66"/>
-    <w:lsdException w:name="Medium Grid 1 Accent 6" w:uiPriority="67"/>
-    <w:lsdException w:name="Medium Grid 2 Accent 6" w:uiPriority="68"/>
-    <w:lsdException w:name="Medium Grid 3 Accent 6" w:uiPriority="69"/>
-    <w:lsdException w:name="Dark List Accent 6" w:uiPriority="70"/>
-    <w:lsdException w:name="Colorful Shading Accent 6" w:uiPriority="71"/>
-    <w:lsdException w:name="Colorful List Accent 6" w:uiPriority="72"/>
-    <w:lsdException w:name="Colorful Grid Accent 6" w:uiPriority="73"/>
-    <w:lsdException w:name="Subtle Emphasis" w:uiPriority="19" w:qFormat="1"/>
-    <w:lsdException w:name="Intense Emphasis" w:uiPriority="21" w:qFormat="1"/>
-    <w:lsdException w:name="Subtle Reference" w:uiPriority="31" w:qFormat="1"/>
-    <w:lsdException w:name="Intense Reference" w:uiPriority="32" w:qFormat="1"/>
-    <w:lsdException w:name="Book Title" w:uiPriority="33" w:qFormat="1"/>
-    <w:lsdException w:name="Bibliography" w:semiHidden="1" w:uiPriority="37" w:unhideWhenUsed="1"/>
-    <w:lsdException w:name="TOC Heading" w:semiHidden="1" w:uiPriority="39" w:unhideWhenUsed="1" w:qFormat="1"/>
-    <w:lsdException w:name="Plain Table 1" w:uiPriority="41"/>
-    <w:lsdException w:name="Plain Table 2" w:uiPriority="42"/>
-    <w:lsdException w:name="Plain Table 3" w:uiPriority="43"/>
-    <w:lsdException w:name="Plain Table 4" w:uiPriority="44"/>
-    <w:lsdException w:name="Plain Table 5" w:uiPriority="45"/>
-    <w:lsdException w:name="Grid Table Light" w:uiPriority="40"/>
-    <w:lsdException w:name="Grid Table 1 Light" w:uiPriority="46"/>
-    <w:lsdException w:name="Grid Table 2" w:uiPriority="47"/>
-    <w:lsdException w:name="Grid Table 3" w:uiPriority="48"/>
-    <w:lsdException w:name="Grid Table 4" w:uiPriority="49"/>
-    <w:lsdException w:name="Grid Table 5 Dark" w:uiPriority="50"/>
-    <w:lsdException w:name="Grid Table 6 Colorful" w:uiPriority="51"/>
-    <w:lsdException w:name="Grid Table 7 Colorful" w:uiPriority="52"/>
-    <w:lsdException w:name="Grid Table 1 Light Accent 1" w:uiPriority="46"/>
-    <w:lsdException w:name="Grid Table 2 Accent 1" w:uiPriority="47"/>
-    <w:lsdException w:name="Grid Table 3 Accent 1" w:uiPriority="48"/>
-    <w:lsdException w:name="Grid Table 4 Accent 1" w:uiPriority="49"/>
-    <w:lsdException w:name="Grid Table 5 Dark Accent 1" w:uiPriority="50"/>
-    <w:lsdException w:name="Grid Table 6 Colorful Accent 1" w:uiPriority="51"/>
-    <w:lsdException w:name="Grid Table 7 Colorful Accent 1" w:uiPriority="52"/>
-    <w:lsdException w:name="Grid Table 1 Light Accent 2" w:uiPriority="46"/>
-    <w:lsdException w:name="Grid Table 2 Accent 2" w:uiPriority="47"/>
-    <w:lsdException w:name="Grid Table 3 Accent 2" w:uiPriority="48"/>
-    <w:lsdException w:name="Grid Table 4 Accent 2" w:uiPriority="49"/>
-    <w:lsdException w:name="Grid Table 5 Dark Accent 2" w:uiPriority="50"/>
-    <w:lsdException w:name="Grid Table 6 Colorful Accent 2" w:uiPriority="51"/>
-    <w:lsdException w:name="Grid Table 7 Colorful Accent 2" w:uiPriority="52"/>
-    <w:lsdException w:name="Grid Table 1 Light Accent 3" w:uiPriority="46"/>
-    <w:lsdException w:name="Grid Table 2 Accent 3" w:uiPriority="47"/>
-    <w:lsdException w:name="Grid Table 3 Accent 3" w:uiPriority="48"/>
-    <w:lsdException w:name="Grid Table 4 Accent 3" w:uiPriority="49"/>
-    <w:lsdException w:name="Grid Table 5 Dark Accent 3" w:uiPriority="50"/>
-    <w:lsdException w:name="Grid Table 6 Colorful Accent 3" w:uiPriority="51"/>
-    <w:lsdException w:name="Grid Table 7 Colorful Accent 3" w:uiPriority="52"/>
-    <w:lsdException w:name="Grid Table 1 Light Accent 4" w:uiPriority="46"/>
-    <w:lsdException w:name="Grid Table 2 Accent 4" w:uiPriority="47"/>
-    <w:lsdException w:name="Grid Table 3 Accent 4" w:uiPriority="48"/>
-    <w:lsdException w:name="Grid Table 4 Accent 4" w:uiPriority="49"/>
-    <w:lsdException w:name="Grid Table 5 Dark Accent 4" w:uiPriority="50"/>
-    <w:lsdException w:name="Grid Table 6 Colorful Accent 4" w:uiPriority="51"/>
-    <w:lsdException w:name="Grid Table 7 Colorful Accent 4" w:uiPriority="52"/>
-    <w:lsdException w:name="Grid Table 1 Light Accent 5" w:uiPriority="46"/>
-    <w:lsdException w:name="Grid Table 2 Accent 5" w:uiPriority="47"/>
-    <w:lsdException w:name="Grid Table 3 Accent 5" w:uiPriority="48"/>
-    <w:lsdException w:name="Grid Table 4 Accent 5" w:uiPriority="49"/>
-    <w:lsdException w:name="Grid Table 5 Dark Accent 5" w:uiPriority="50"/>
-    <w:lsdException w:name="Grid Table 6 Colorful Accent 5" w:uiPriority="51"/>
-    <w:lsdException w:name="Grid Table 7 Colorful Accent 5" w:uiPriority="52"/>
-    <w:lsdException w:name="Grid Table 1 Light Accent 6" w:uiPriority="46"/>
-    <w:lsdException w:name="Grid Table 2 Accent 6" w:uiPriority="47"/>
-    <w:lsdException w:name="Grid Table 3 Accent 6" w:uiPriority="48"/>
-    <w:lsdException w:name="Grid Table 4 Accent 6" w:uiPriority="49"/>
-    <w:lsdException w:name="Grid Table 5 Dark Accent 6" w:uiPriority="50"/>
-    <w:lsdException w:name="Grid Table 6 Colorful Accent 6" w:uiPriority="51"/>
-    <w:lsdException w:name="Grid Table 7 Colorful Accent 6" w:uiPriority="52"/>
-    <w:lsdException w:name="List Table 1 Light" w:uiPriority="46"/>
-    <w:lsdException w:name="List Table 2" w:uiPriority="47"/>
-    <w:lsdException w:name="List Table 3" w:uiPriority="48"/>
-    <w:lsdException w:name="List Table 4" w:uiPriority="49"/>
-    <w:lsdException w:name="List Table 5 Dark" w:uiPriority="50"/>
-    <w:lsdException w:name="List Table 6 Colorful" w:uiPriority="51"/>
-    <w:lsdException w:name="List Table 7 Colorful" w:uiPriority="52"/>
-    <w:lsdException w:name="List Table 1 Light Accent 1" w:uiPriority="46"/>
-    <w:lsdException w:name="List Table 2 Accent 1" w:uiPriority="47"/>
-    <w:lsdException w:name="List Table 3 Accent 1" w:uiPriority="48"/>
-    <w:lsdException w:name="List Table 4 Accent 1" w:uiPriority="49"/>
-    <w:lsdException w:name="List Table 5 Dark Accent 1" w:uiPriority="50"/>
-    <w:lsdException w:name="List Table 6 Colorful Accent 1" w:uiPriority="51"/>
-    <w:lsdException w:name="List Table 7 Colorful Accent 1" w:uiPriority="52"/>
-    <w:lsdException w:name="List Table 1 Light Accent 2" w:uiPriority="46"/>
-    <w:lsdException w:name="List Table 2 Accent 2" w:uiPriority="47"/>
-    <w:lsdException w:name="List Table 3 Accent 2" w:uiPriority="48"/>
-    <w:lsdException w:name="List Table 4 Accent 2" w:uiPriority="49"/>
-    <w:lsdException w:name="List Table 5 Dark Accent 2" w:uiPriority="50"/>
-    <w:lsdException w:name="List Table 6 Colorful Accent 2" w:uiPriority="51"/>
-    <w:lsdException w:name="List Table 7 Colorful Accent 2" w:uiPriority="52"/>
-    <w:lsdException w:name="List Table 1 Light Accent 3" w:uiPriority="46"/>
-    <w:lsdException w:name="List Table 2 Accent 3" w:uiPriority="47"/>
-    <w:lsdException w:name="List Table 3 Accent 3" w:uiPriority="48"/>
-    <w:lsdException w:name="List Table 4 Accent 3" w:uiPriority="49"/>
-    <w:lsdException w:name="List Table 5 Dark Accent 3" w:uiPriority="50"/>
-    <w:lsdException w:name="List Table 6 Colorful Accent 3" w:uiPriority="51"/>
-    <w:lsdException w:name="List Table 7 Colorful Accent 3" w:uiPriority="52"/>
-    <w:lsdException w:name="List Table 1 Light Accent 4" w:uiPriority="46"/>
-    <w:lsdException w:name="List Table 2 Accent 4" w:uiPriority="47"/>
-    <w:lsdException w:name="List Table 3 Accent 4" w:uiPriority="48"/>
-    <w:lsdException w:name="List Table 4 Accent 4" w:uiPriority="49"/>
-    <w:lsdException w:name="List Table 5 Dark Accent 4" w:uiPriority="50"/>
-    <w:lsdException w:name="List Table 6 Colorful Accent 4" w:uiPriority="51"/>
-    <w:lsdException w:name="List Table 7 Colorful Accent 4" w:uiPriority="52"/>
-    <w:lsdException w:name="List Table 1 Light Accent 5" w:uiPriority="46"/>
-    <w:lsdException w:name="List Table 2 Accent 5" w:uiPriority="47"/>
-    <w:lsdException w:name="List Table 3 Accent 5" w:uiPriority="48"/>
-    <w:lsdException w:name="List Table 4 Accent 5" w:uiPriority="49"/>
-    <w:lsdException w:name="List Table 5 Dark Accent 5" w:uiPriority="50"/>
-    <w:lsdException w:name="List Table 6 Colorful Accent 5" w:uiPriority="51"/>
-    <w:lsdException w:name="List Table 7 Colorful Accent 5" w:uiPriority="52"/>
-    <w:lsdException w:name="List Table 1 Light Accent 6" w:uiPriority="46"/>
-    <w:lsdException w:name="List Table 2 Accent 6" w:uiPriority="47"/>
-    <w:lsdException w:name="List Table 3 Accent 6" w:uiPriority="48"/>
-    <w:lsdException w:name="List Table 4 Accent 6" w:uiPriority="49"/>
-    <w:lsdException w:name="List Table 5 Dark Accent 6" w:uiPriority="50"/>
-    <w:lsdException w:name="List Table 6 Colorful Accent 6" w:uiPriority="51"/>
-    <w:lsdException w:name="List Table 7 Colorful Accent 6" w:uiPriority="52"/>
-  </w:latentStyles>
-  <w:style w:type="paragraph" w:default="1" w:styleId="Normal">
-    <w:name w:val="Normal"/>
-    <w:qFormat/>
-  </w:style>
-  <w:style w:type="character" w:default="1" w:styleId="Fuentedeprrafopredeter">
-    <w:name w:val="Default Paragraph Font"/>
-    <w:uiPriority w:val="1"/>
-    <w:semiHidden/>
-    <w:unhideWhenUsed/>
-  </w:style>
-  <w:style w:type="table" w:default="1" w:styleId="Tablanormal">
-    <w:name w:val="Normal Table"/>
-    <w:uiPriority w:val="99"/>
-    <w:semiHidden/>
-    <w:unhideWhenUsed/>
-    <w:tblPr>
-      <w:tblInd w:w="0" w:type="dxa"/>
-      <w:tblCellMar>
-        <w:top w:w="0" w:type="dxa"/>
-        <w:left w:w="108" w:type="dxa"/>
-        <w:bottom w:w="0" w:type="dxa"/>
-        <w:right w:w="108" w:type="dxa"/>
-      </w:tblCellMar>
-    </w:tblPr>
-  </w:style>
-  <w:style w:type="numbering" w:default="1" w:styleId="Sinlista">
-    <w:name w:val="No List"/>
-    <w:uiPriority w:val="99"/>
-    <w:semiHidden/>
-    <w:unhideWhenUsed/>
-  </w:style>
-  <w:style w:type="paragraph" w:customStyle="1" w:styleId="26935F853DB34E54B6EE81617459A935">
-    <w:name w:val="26935F853DB34E54B6EE81617459A935"/>
-    <w:rsid w:val="00466032"/>
-  </w:style>
-  <w:style w:type="paragraph" w:customStyle="1" w:styleId="DB6EFFDB7846448FB755F538C6245521">
-    <w:name w:val="DB6EFFDB7846448FB755F538C6245521"/>
-    <w:rsid w:val="00466032"/>
-  </w:style>
-  <w:style w:type="paragraph" w:customStyle="1" w:styleId="99E3486B01624463A89DEEB251E17066">
-    <w:name w:val="99E3486B01624463A89DEEB251E17066"/>
-    <w:rsid w:val="00466032"/>
-  </w:style>
-</w:styles>
-</file>
-
-<file path=word/glossary/webSettings.xml><?xml version="1.0" encoding="utf-8"?>
-<w:webSettings xmlns:mc="http://schemas.openxmlformats.org/markup-compatibility/2006" xmlns:r="http://schemas.openxmlformats.org/officeDocument/2006/relationships" xmlns:w="http://schemas.openxmlformats.org/wordprocessingml/2006/main" xmlns:w14="http://schemas.microsoft.com/office/word/2010/wordml" xmlns:w15="http://schemas.microsoft.com/office/word/2012/wordml" xmlns:w16se="http://schemas.microsoft.com/office/word/2015/wordml/symex" mc:Ignorable="w14 w15 w16se">
-  <w:optimizeForBrowser/>
-  <w:allowPNG/>
-</w:webSettings>
-</file>
-
 <file path=word/theme/theme1.xml><?xml version="1.0" encoding="utf-8"?>
 <a:theme xmlns:a="http://schemas.openxmlformats.org/drawingml/2006/main" name="Tema de Office">
   <a:themeElements>
@@ -5910,7 +4668,7 @@
 </file>
 
 <file path=customXml/itemProps1.xml><?xml version="1.0" encoding="utf-8"?>
-<ds:datastoreItem xmlns:ds="http://schemas.openxmlformats.org/officeDocument/2006/customXml" ds:itemID="{036BB34F-47E3-4D23-A8AC-09763C8B0504}">
+<ds:datastoreItem xmlns:ds="http://schemas.openxmlformats.org/officeDocument/2006/customXml" ds:itemID="{F58BAE8E-C949-4D97-BEB0-8F16D1E8894E}">
   <ds:schemaRefs>
     <ds:schemaRef ds:uri="http://schemas.openxmlformats.org/officeDocument/2006/bibliography"/>
   </ds:schemaRefs>
